--- a/Assignment 30.docx
+++ b/Assignment 30.docx
@@ -261,27 +261,7 @@
           <w:szCs w:val="28"/>
           <w:lang w:val="en-US"/>
         </w:rPr>
-        <w:t xml:space="preserve">3. AT SELECTION-SCREEN </w:t>
-      </w:r>
-      <w:proofErr w:type="gramStart"/>
-      <w:r>
-        <w:rPr>
-          <w:rFonts w:cstheme="minorHAnsi"/>
-          <w:sz w:val="28"/>
-          <w:szCs w:val="28"/>
-          <w:lang w:val="en-US"/>
-        </w:rPr>
-        <w:t>OUTPUT  ←</w:t>
-      </w:r>
-      <w:proofErr w:type="gramEnd"/>
-      <w:r>
-        <w:rPr>
-          <w:rFonts w:cstheme="minorHAnsi"/>
-          <w:sz w:val="28"/>
-          <w:szCs w:val="28"/>
-          <w:lang w:val="en-US"/>
-        </w:rPr>
-        <w:t xml:space="preserve"> modify selection screen</w:t>
+        <w:t>3. AT SELECTION-SCREEN OUTPUT  ← modify selection screen</w:t>
       </w:r>
     </w:p>
     <w:p>
@@ -707,6 +687,730 @@
         <w:t>Mandatory checks</w:t>
       </w:r>
     </w:p>
+    <w:tbl>
+      <w:tblPr>
+        <w:tblStyle w:val="TableGrid"/>
+        <w:tblW w:w="0" w:type="auto"/>
+        <w:tblLook w:val="04A0" w:firstRow="1" w:lastRow="0" w:firstColumn="1" w:lastColumn="0" w:noHBand="0" w:noVBand="1"/>
+      </w:tblPr>
+      <w:tblGrid>
+        <w:gridCol w:w="2689"/>
+        <w:gridCol w:w="2699"/>
+        <w:gridCol w:w="3628"/>
+      </w:tblGrid>
+      <w:tr>
+        <w:tc>
+          <w:tcPr>
+            <w:tcW w:w="2689" w:type="dxa"/>
+            <w:hideMark/>
+          </w:tcPr>
+          <w:p>
+            <w:pPr>
+              <w:rPr>
+                <w:rFonts w:ascii="Times New Roman" w:eastAsia="Times New Roman" w:hAnsi="Times New Roman" w:cs="Times New Roman"/>
+                <w:b/>
+                <w:bCs/>
+                <w:kern w:val="0"/>
+                <w:lang w:eastAsia="en-IN"/>
+                <w14:ligatures w14:val="none"/>
+              </w:rPr>
+            </w:pPr>
+            <w:r>
+              <w:rPr>
+                <w:rFonts w:ascii="Times New Roman" w:eastAsia="Times New Roman" w:hAnsi="Times New Roman" w:cs="Times New Roman"/>
+                <w:b/>
+                <w:bCs/>
+                <w:kern w:val="0"/>
+                <w:lang w:eastAsia="en-IN"/>
+                <w14:ligatures w14:val="none"/>
+              </w:rPr>
+              <w:lastRenderedPageBreak/>
+              <w:t xml:space="preserve">      </w:t>
+            </w:r>
+            <w:r>
+              <w:rPr>
+                <w:rFonts w:ascii="Times New Roman" w:eastAsia="Times New Roman" w:hAnsi="Times New Roman" w:cs="Times New Roman"/>
+                <w:b/>
+                <w:bCs/>
+                <w:kern w:val="0"/>
+                <w:lang w:eastAsia="en-IN"/>
+                <w14:ligatures w14:val="none"/>
+              </w:rPr>
+              <w:t>Point</w:t>
+            </w:r>
+          </w:p>
+        </w:tc>
+        <w:tc>
+          <w:tcPr>
+            <w:tcW w:w="2699" w:type="dxa"/>
+            <w:hideMark/>
+          </w:tcPr>
+          <w:p>
+            <w:pPr>
+              <w:jc w:val="center"/>
+              <w:rPr>
+                <w:rFonts w:ascii="Times New Roman" w:eastAsia="Times New Roman" w:hAnsi="Times New Roman" w:cs="Times New Roman"/>
+                <w:b/>
+                <w:bCs/>
+                <w:kern w:val="0"/>
+                <w:lang w:eastAsia="en-IN"/>
+                <w14:ligatures w14:val="none"/>
+              </w:rPr>
+            </w:pPr>
+            <w:r>
+              <w:rPr>
+                <w:rFonts w:ascii="Times New Roman" w:eastAsia="Times New Roman" w:hAnsi="Times New Roman" w:cs="Times New Roman"/>
+                <w:b/>
+                <w:bCs/>
+                <w:kern w:val="0"/>
+                <w:lang w:eastAsia="en-IN"/>
+                <w14:ligatures w14:val="none"/>
+              </w:rPr>
+              <w:t>INITIALIZATION</w:t>
+            </w:r>
+          </w:p>
+        </w:tc>
+        <w:tc>
+          <w:tcPr>
+            <w:tcW w:w="0" w:type="auto"/>
+            <w:hideMark/>
+          </w:tcPr>
+          <w:p>
+            <w:pPr>
+              <w:jc w:val="center"/>
+              <w:rPr>
+                <w:rFonts w:ascii="Times New Roman" w:eastAsia="Times New Roman" w:hAnsi="Times New Roman" w:cs="Times New Roman"/>
+                <w:b/>
+                <w:bCs/>
+                <w:kern w:val="0"/>
+                <w:lang w:eastAsia="en-IN"/>
+                <w14:ligatures w14:val="none"/>
+              </w:rPr>
+            </w:pPr>
+            <w:r>
+              <w:rPr>
+                <w:rFonts w:ascii="Times New Roman" w:eastAsia="Times New Roman" w:hAnsi="Times New Roman" w:cs="Times New Roman"/>
+                <w:b/>
+                <w:bCs/>
+                <w:kern w:val="0"/>
+                <w:lang w:eastAsia="en-IN"/>
+                <w14:ligatures w14:val="none"/>
+              </w:rPr>
+              <w:t>AT SELECTION-SCREEN</w:t>
+            </w:r>
+          </w:p>
+        </w:tc>
+      </w:tr>
+      <w:tr>
+        <w:tc>
+          <w:tcPr>
+            <w:tcW w:w="2689" w:type="dxa"/>
+            <w:hideMark/>
+          </w:tcPr>
+          <w:p>
+            <w:pPr>
+              <w:rPr>
+                <w:rFonts w:ascii="Times New Roman" w:eastAsia="Times New Roman" w:hAnsi="Times New Roman" w:cs="Times New Roman"/>
+                <w:kern w:val="0"/>
+                <w:lang w:eastAsia="en-IN"/>
+                <w14:ligatures w14:val="none"/>
+              </w:rPr>
+            </w:pPr>
+            <w:r>
+              <w:rPr>
+                <w:rFonts w:ascii="Times New Roman" w:eastAsia="Times New Roman" w:hAnsi="Times New Roman" w:cs="Times New Roman"/>
+                <w:b/>
+                <w:bCs/>
+                <w:kern w:val="0"/>
+                <w:lang w:eastAsia="en-IN"/>
+                <w14:ligatures w14:val="none"/>
+              </w:rPr>
+              <w:t>When it fires</w:t>
+            </w:r>
+          </w:p>
+        </w:tc>
+        <w:tc>
+          <w:tcPr>
+            <w:tcW w:w="2699" w:type="dxa"/>
+            <w:hideMark/>
+          </w:tcPr>
+          <w:p>
+            <w:pPr>
+              <w:rPr>
+                <w:rFonts w:ascii="Times New Roman" w:eastAsia="Times New Roman" w:hAnsi="Times New Roman" w:cs="Times New Roman"/>
+                <w:kern w:val="0"/>
+                <w:lang w:eastAsia="en-IN"/>
+                <w14:ligatures w14:val="none"/>
+              </w:rPr>
+            </w:pPr>
+            <w:r>
+              <w:rPr>
+                <w:rFonts w:ascii="Times New Roman" w:eastAsia="Times New Roman" w:hAnsi="Times New Roman" w:cs="Times New Roman"/>
+                <w:kern w:val="0"/>
+                <w:lang w:eastAsia="en-IN"/>
+                <w14:ligatures w14:val="none"/>
+              </w:rPr>
+              <w:t>Before selection screen is displayed</w:t>
+            </w:r>
+          </w:p>
+        </w:tc>
+        <w:tc>
+          <w:tcPr>
+            <w:tcW w:w="0" w:type="auto"/>
+            <w:hideMark/>
+          </w:tcPr>
+          <w:p>
+            <w:pPr>
+              <w:rPr>
+                <w:rFonts w:ascii="Times New Roman" w:eastAsia="Times New Roman" w:hAnsi="Times New Roman" w:cs="Times New Roman"/>
+                <w:kern w:val="0"/>
+                <w:lang w:eastAsia="en-IN"/>
+                <w14:ligatures w14:val="none"/>
+              </w:rPr>
+            </w:pPr>
+            <w:r>
+              <w:rPr>
+                <w:rFonts w:ascii="Times New Roman" w:eastAsia="Times New Roman" w:hAnsi="Times New Roman" w:cs="Times New Roman"/>
+                <w:kern w:val="0"/>
+                <w:lang w:eastAsia="en-IN"/>
+                <w14:ligatures w14:val="none"/>
+              </w:rPr>
+              <w:t>After user clicks Execute / presses Enter</w:t>
+            </w:r>
+          </w:p>
+        </w:tc>
+      </w:tr>
+      <w:tr>
+        <w:tc>
+          <w:tcPr>
+            <w:tcW w:w="2689" w:type="dxa"/>
+            <w:hideMark/>
+          </w:tcPr>
+          <w:p>
+            <w:pPr>
+              <w:rPr>
+                <w:rFonts w:ascii="Times New Roman" w:eastAsia="Times New Roman" w:hAnsi="Times New Roman" w:cs="Times New Roman"/>
+                <w:kern w:val="0"/>
+                <w:lang w:eastAsia="en-IN"/>
+                <w14:ligatures w14:val="none"/>
+              </w:rPr>
+            </w:pPr>
+            <w:r>
+              <w:rPr>
+                <w:rFonts w:ascii="Times New Roman" w:eastAsia="Times New Roman" w:hAnsi="Times New Roman" w:cs="Times New Roman"/>
+                <w:b/>
+                <w:bCs/>
+                <w:kern w:val="0"/>
+                <w:lang w:eastAsia="en-IN"/>
+                <w14:ligatures w14:val="none"/>
+              </w:rPr>
+              <w:t>How many times</w:t>
+            </w:r>
+          </w:p>
+        </w:tc>
+        <w:tc>
+          <w:tcPr>
+            <w:tcW w:w="2699" w:type="dxa"/>
+            <w:hideMark/>
+          </w:tcPr>
+          <w:p>
+            <w:pPr>
+              <w:rPr>
+                <w:rFonts w:ascii="Times New Roman" w:eastAsia="Times New Roman" w:hAnsi="Times New Roman" w:cs="Times New Roman"/>
+                <w:kern w:val="0"/>
+                <w:lang w:eastAsia="en-IN"/>
+                <w14:ligatures w14:val="none"/>
+              </w:rPr>
+            </w:pPr>
+            <w:r>
+              <w:rPr>
+                <w:rFonts w:ascii="Times New Roman" w:eastAsia="Times New Roman" w:hAnsi="Times New Roman" w:cs="Times New Roman"/>
+                <w:kern w:val="0"/>
+                <w:lang w:eastAsia="en-IN"/>
+                <w14:ligatures w14:val="none"/>
+              </w:rPr>
+              <w:t>Once only</w:t>
+            </w:r>
+          </w:p>
+        </w:tc>
+        <w:tc>
+          <w:tcPr>
+            <w:tcW w:w="0" w:type="auto"/>
+            <w:hideMark/>
+          </w:tcPr>
+          <w:p>
+            <w:pPr>
+              <w:rPr>
+                <w:rFonts w:ascii="Times New Roman" w:eastAsia="Times New Roman" w:hAnsi="Times New Roman" w:cs="Times New Roman"/>
+                <w:kern w:val="0"/>
+                <w:lang w:eastAsia="en-IN"/>
+                <w14:ligatures w14:val="none"/>
+              </w:rPr>
+            </w:pPr>
+            <w:r>
+              <w:rPr>
+                <w:rFonts w:ascii="Times New Roman" w:eastAsia="Times New Roman" w:hAnsi="Times New Roman" w:cs="Times New Roman"/>
+                <w:kern w:val="0"/>
+                <w:lang w:eastAsia="en-IN"/>
+                <w14:ligatures w14:val="none"/>
+              </w:rPr>
+              <w:t>Every time user interacts</w:t>
+            </w:r>
+          </w:p>
+        </w:tc>
+      </w:tr>
+      <w:tr>
+        <w:tc>
+          <w:tcPr>
+            <w:tcW w:w="2689" w:type="dxa"/>
+            <w:hideMark/>
+          </w:tcPr>
+          <w:p>
+            <w:pPr>
+              <w:rPr>
+                <w:rFonts w:ascii="Times New Roman" w:eastAsia="Times New Roman" w:hAnsi="Times New Roman" w:cs="Times New Roman"/>
+                <w:kern w:val="0"/>
+                <w:lang w:eastAsia="en-IN"/>
+                <w14:ligatures w14:val="none"/>
+              </w:rPr>
+            </w:pPr>
+            <w:r>
+              <w:rPr>
+                <w:rFonts w:ascii="Times New Roman" w:eastAsia="Times New Roman" w:hAnsi="Times New Roman" w:cs="Times New Roman"/>
+                <w:b/>
+                <w:bCs/>
+                <w:kern w:val="0"/>
+                <w:lang w:eastAsia="en-IN"/>
+                <w14:ligatures w14:val="none"/>
+              </w:rPr>
+              <w:t>Purpose</w:t>
+            </w:r>
+          </w:p>
+        </w:tc>
+        <w:tc>
+          <w:tcPr>
+            <w:tcW w:w="2699" w:type="dxa"/>
+            <w:hideMark/>
+          </w:tcPr>
+          <w:p>
+            <w:pPr>
+              <w:rPr>
+                <w:rFonts w:ascii="Times New Roman" w:eastAsia="Times New Roman" w:hAnsi="Times New Roman" w:cs="Times New Roman"/>
+                <w:kern w:val="0"/>
+                <w:lang w:eastAsia="en-IN"/>
+                <w14:ligatures w14:val="none"/>
+              </w:rPr>
+            </w:pPr>
+            <w:r>
+              <w:rPr>
+                <w:rFonts w:ascii="Times New Roman" w:eastAsia="Times New Roman" w:hAnsi="Times New Roman" w:cs="Times New Roman"/>
+                <w:kern w:val="0"/>
+                <w:lang w:eastAsia="en-IN"/>
+                <w14:ligatures w14:val="none"/>
+              </w:rPr>
+              <w:t>Set default values for parameters</w:t>
+            </w:r>
+          </w:p>
+        </w:tc>
+        <w:tc>
+          <w:tcPr>
+            <w:tcW w:w="0" w:type="auto"/>
+            <w:hideMark/>
+          </w:tcPr>
+          <w:p>
+            <w:pPr>
+              <w:rPr>
+                <w:rFonts w:ascii="Times New Roman" w:eastAsia="Times New Roman" w:hAnsi="Times New Roman" w:cs="Times New Roman"/>
+                <w:kern w:val="0"/>
+                <w:lang w:eastAsia="en-IN"/>
+                <w14:ligatures w14:val="none"/>
+              </w:rPr>
+            </w:pPr>
+            <w:r>
+              <w:rPr>
+                <w:rFonts w:ascii="Times New Roman" w:eastAsia="Times New Roman" w:hAnsi="Times New Roman" w:cs="Times New Roman"/>
+                <w:kern w:val="0"/>
+                <w:lang w:eastAsia="en-IN"/>
+                <w14:ligatures w14:val="none"/>
+              </w:rPr>
+              <w:t>Validate user input</w:t>
+            </w:r>
+          </w:p>
+        </w:tc>
+      </w:tr>
+      <w:tr>
+        <w:tc>
+          <w:tcPr>
+            <w:tcW w:w="2689" w:type="dxa"/>
+            <w:hideMark/>
+          </w:tcPr>
+          <w:p>
+            <w:pPr>
+              <w:rPr>
+                <w:rFonts w:ascii="Times New Roman" w:eastAsia="Times New Roman" w:hAnsi="Times New Roman" w:cs="Times New Roman"/>
+                <w:kern w:val="0"/>
+                <w:lang w:eastAsia="en-IN"/>
+                <w14:ligatures w14:val="none"/>
+              </w:rPr>
+            </w:pPr>
+            <w:r>
+              <w:rPr>
+                <w:rFonts w:ascii="Times New Roman" w:eastAsia="Times New Roman" w:hAnsi="Times New Roman" w:cs="Times New Roman"/>
+                <w:b/>
+                <w:bCs/>
+                <w:kern w:val="0"/>
+                <w:lang w:eastAsia="en-IN"/>
+                <w14:ligatures w14:val="none"/>
+              </w:rPr>
+              <w:t>Screen visible?</w:t>
+            </w:r>
+          </w:p>
+        </w:tc>
+        <w:tc>
+          <w:tcPr>
+            <w:tcW w:w="2699" w:type="dxa"/>
+            <w:hideMark/>
+          </w:tcPr>
+          <w:p>
+            <w:pPr>
+              <w:rPr>
+                <w:rFonts w:ascii="Times New Roman" w:eastAsia="Times New Roman" w:hAnsi="Times New Roman" w:cs="Times New Roman"/>
+                <w:kern w:val="0"/>
+                <w:lang w:eastAsia="en-IN"/>
+                <w14:ligatures w14:val="none"/>
+              </w:rPr>
+            </w:pPr>
+            <w:r>
+              <w:rPr>
+                <w:rFonts w:ascii="Times New Roman" w:eastAsia="Times New Roman" w:hAnsi="Times New Roman" w:cs="Times New Roman"/>
+                <w:kern w:val="0"/>
+                <w:lang w:eastAsia="en-IN"/>
+                <w14:ligatures w14:val="none"/>
+              </w:rPr>
+              <w:t>No</w:t>
+            </w:r>
+          </w:p>
+        </w:tc>
+        <w:tc>
+          <w:tcPr>
+            <w:tcW w:w="0" w:type="auto"/>
+            <w:hideMark/>
+          </w:tcPr>
+          <w:p>
+            <w:pPr>
+              <w:rPr>
+                <w:rFonts w:ascii="Times New Roman" w:eastAsia="Times New Roman" w:hAnsi="Times New Roman" w:cs="Times New Roman"/>
+                <w:kern w:val="0"/>
+                <w:lang w:eastAsia="en-IN"/>
+                <w14:ligatures w14:val="none"/>
+              </w:rPr>
+            </w:pPr>
+            <w:r>
+              <w:rPr>
+                <w:rFonts w:ascii="Times New Roman" w:eastAsia="Times New Roman" w:hAnsi="Times New Roman" w:cs="Times New Roman"/>
+                <w:kern w:val="0"/>
+                <w:lang w:eastAsia="en-IN"/>
+                <w14:ligatures w14:val="none"/>
+              </w:rPr>
+              <w:t>Yes</w:t>
+            </w:r>
+          </w:p>
+        </w:tc>
+      </w:tr>
+      <w:tr>
+        <w:tc>
+          <w:tcPr>
+            <w:tcW w:w="2689" w:type="dxa"/>
+            <w:hideMark/>
+          </w:tcPr>
+          <w:p>
+            <w:pPr>
+              <w:rPr>
+                <w:rFonts w:ascii="Times New Roman" w:eastAsia="Times New Roman" w:hAnsi="Times New Roman" w:cs="Times New Roman"/>
+                <w:kern w:val="0"/>
+                <w:lang w:eastAsia="en-IN"/>
+                <w14:ligatures w14:val="none"/>
+              </w:rPr>
+            </w:pPr>
+            <w:r>
+              <w:rPr>
+                <w:rFonts w:ascii="Times New Roman" w:eastAsia="Times New Roman" w:hAnsi="Times New Roman" w:cs="Times New Roman"/>
+                <w:b/>
+                <w:bCs/>
+                <w:kern w:val="0"/>
+                <w:lang w:eastAsia="en-IN"/>
+                <w14:ligatures w14:val="none"/>
+              </w:rPr>
+              <w:t>Can modify field values?</w:t>
+            </w:r>
+          </w:p>
+        </w:tc>
+        <w:tc>
+          <w:tcPr>
+            <w:tcW w:w="2699" w:type="dxa"/>
+            <w:hideMark/>
+          </w:tcPr>
+          <w:p>
+            <w:pPr>
+              <w:rPr>
+                <w:rFonts w:ascii="Times New Roman" w:eastAsia="Times New Roman" w:hAnsi="Times New Roman" w:cs="Times New Roman"/>
+                <w:kern w:val="0"/>
+                <w:lang w:eastAsia="en-IN"/>
+                <w14:ligatures w14:val="none"/>
+              </w:rPr>
+            </w:pPr>
+            <w:r>
+              <w:rPr>
+                <w:rFonts w:ascii="Times New Roman" w:eastAsia="Times New Roman" w:hAnsi="Times New Roman" w:cs="Times New Roman"/>
+                <w:kern w:val="0"/>
+                <w:lang w:eastAsia="en-IN"/>
+                <w14:ligatures w14:val="none"/>
+              </w:rPr>
+              <w:t>Yes</w:t>
+            </w:r>
+          </w:p>
+        </w:tc>
+        <w:tc>
+          <w:tcPr>
+            <w:tcW w:w="0" w:type="auto"/>
+            <w:hideMark/>
+          </w:tcPr>
+          <w:p>
+            <w:pPr>
+              <w:rPr>
+                <w:rFonts w:ascii="Times New Roman" w:eastAsia="Times New Roman" w:hAnsi="Times New Roman" w:cs="Times New Roman"/>
+                <w:kern w:val="0"/>
+                <w:lang w:eastAsia="en-IN"/>
+                <w14:ligatures w14:val="none"/>
+              </w:rPr>
+            </w:pPr>
+            <w:r>
+              <w:rPr>
+                <w:rFonts w:ascii="Times New Roman" w:eastAsia="Times New Roman" w:hAnsi="Times New Roman" w:cs="Times New Roman"/>
+                <w:kern w:val="0"/>
+                <w:lang w:eastAsia="en-IN"/>
+                <w14:ligatures w14:val="none"/>
+              </w:rPr>
+              <w:t>Yes</w:t>
+            </w:r>
+          </w:p>
+        </w:tc>
+      </w:tr>
+      <w:tr>
+        <w:tc>
+          <w:tcPr>
+            <w:tcW w:w="2689" w:type="dxa"/>
+            <w:hideMark/>
+          </w:tcPr>
+          <w:p>
+            <w:pPr>
+              <w:rPr>
+                <w:rFonts w:ascii="Times New Roman" w:eastAsia="Times New Roman" w:hAnsi="Times New Roman" w:cs="Times New Roman"/>
+                <w:kern w:val="0"/>
+                <w:lang w:eastAsia="en-IN"/>
+                <w14:ligatures w14:val="none"/>
+              </w:rPr>
+            </w:pPr>
+            <w:r>
+              <w:rPr>
+                <w:rFonts w:ascii="Times New Roman" w:eastAsia="Times New Roman" w:hAnsi="Times New Roman" w:cs="Times New Roman"/>
+                <w:b/>
+                <w:bCs/>
+                <w:kern w:val="0"/>
+                <w:lang w:eastAsia="en-IN"/>
+                <w14:ligatures w14:val="none"/>
+              </w:rPr>
+              <w:t>Can show error messages?</w:t>
+            </w:r>
+          </w:p>
+        </w:tc>
+        <w:tc>
+          <w:tcPr>
+            <w:tcW w:w="2699" w:type="dxa"/>
+            <w:hideMark/>
+          </w:tcPr>
+          <w:p>
+            <w:pPr>
+              <w:rPr>
+                <w:rFonts w:ascii="Times New Roman" w:eastAsia="Times New Roman" w:hAnsi="Times New Roman" w:cs="Times New Roman"/>
+                <w:kern w:val="0"/>
+                <w:lang w:eastAsia="en-IN"/>
+                <w14:ligatures w14:val="none"/>
+              </w:rPr>
+            </w:pPr>
+            <w:r>
+              <w:rPr>
+                <w:rFonts w:ascii="Times New Roman" w:eastAsia="Times New Roman" w:hAnsi="Times New Roman" w:cs="Times New Roman"/>
+                <w:kern w:val="0"/>
+                <w:lang w:eastAsia="en-IN"/>
+                <w14:ligatures w14:val="none"/>
+              </w:rPr>
+              <w:t>No (screen not built yet)</w:t>
+            </w:r>
+          </w:p>
+        </w:tc>
+        <w:tc>
+          <w:tcPr>
+            <w:tcW w:w="0" w:type="auto"/>
+            <w:hideMark/>
+          </w:tcPr>
+          <w:p>
+            <w:pPr>
+              <w:rPr>
+                <w:rFonts w:ascii="Times New Roman" w:eastAsia="Times New Roman" w:hAnsi="Times New Roman" w:cs="Times New Roman"/>
+                <w:kern w:val="0"/>
+                <w:lang w:eastAsia="en-IN"/>
+                <w14:ligatures w14:val="none"/>
+              </w:rPr>
+            </w:pPr>
+            <w:r>
+              <w:rPr>
+                <w:rFonts w:ascii="Times New Roman" w:eastAsia="Times New Roman" w:hAnsi="Times New Roman" w:cs="Times New Roman"/>
+                <w:kern w:val="0"/>
+                <w:lang w:eastAsia="en-IN"/>
+                <w14:ligatures w14:val="none"/>
+              </w:rPr>
+              <w:t xml:space="preserve">Yes — </w:t>
+            </w:r>
+            <w:r>
+              <w:rPr>
+                <w:rFonts w:ascii="Courier New" w:eastAsia="Times New Roman" w:hAnsi="Courier New" w:cs="Courier New"/>
+                <w:kern w:val="0"/>
+                <w:sz w:val="20"/>
+                <w:szCs w:val="20"/>
+                <w:lang w:eastAsia="en-IN"/>
+                <w14:ligatures w14:val="none"/>
+              </w:rPr>
+              <w:t>MESSAGE E...</w:t>
+            </w:r>
+          </w:p>
+        </w:tc>
+      </w:tr>
+      <w:tr>
+        <w:tc>
+          <w:tcPr>
+            <w:tcW w:w="2689" w:type="dxa"/>
+            <w:hideMark/>
+          </w:tcPr>
+          <w:p>
+            <w:pPr>
+              <w:rPr>
+                <w:rFonts w:ascii="Times New Roman" w:eastAsia="Times New Roman" w:hAnsi="Times New Roman" w:cs="Times New Roman"/>
+                <w:kern w:val="0"/>
+                <w:lang w:eastAsia="en-IN"/>
+                <w14:ligatures w14:val="none"/>
+              </w:rPr>
+            </w:pPr>
+            <w:r>
+              <w:rPr>
+                <w:rFonts w:ascii="Times New Roman" w:eastAsia="Times New Roman" w:hAnsi="Times New Roman" w:cs="Times New Roman"/>
+                <w:b/>
+                <w:bCs/>
+                <w:kern w:val="0"/>
+                <w:lang w:eastAsia="en-IN"/>
+                <w14:ligatures w14:val="none"/>
+              </w:rPr>
+              <w:t>Use case</w:t>
+            </w:r>
+          </w:p>
+        </w:tc>
+        <w:tc>
+          <w:tcPr>
+            <w:tcW w:w="2699" w:type="dxa"/>
+            <w:hideMark/>
+          </w:tcPr>
+          <w:p>
+            <w:pPr>
+              <w:rPr>
+                <w:rFonts w:ascii="Times New Roman" w:eastAsia="Times New Roman" w:hAnsi="Times New Roman" w:cs="Times New Roman"/>
+                <w:kern w:val="0"/>
+                <w:lang w:eastAsia="en-IN"/>
+                <w14:ligatures w14:val="none"/>
+              </w:rPr>
+            </w:pPr>
+            <w:r>
+              <w:rPr>
+                <w:rFonts w:ascii="Times New Roman" w:eastAsia="Times New Roman" w:hAnsi="Times New Roman" w:cs="Times New Roman"/>
+                <w:kern w:val="0"/>
+                <w:lang w:eastAsia="en-IN"/>
+                <w14:ligatures w14:val="none"/>
+              </w:rPr>
+              <w:t>Pre-fill name, date, defaults</w:t>
+            </w:r>
+          </w:p>
+        </w:tc>
+        <w:tc>
+          <w:tcPr>
+            <w:tcW w:w="0" w:type="auto"/>
+            <w:hideMark/>
+          </w:tcPr>
+          <w:p>
+            <w:pPr>
+              <w:rPr>
+                <w:rFonts w:ascii="Times New Roman" w:eastAsia="Times New Roman" w:hAnsi="Times New Roman" w:cs="Times New Roman"/>
+                <w:kern w:val="0"/>
+                <w:lang w:eastAsia="en-IN"/>
+                <w14:ligatures w14:val="none"/>
+              </w:rPr>
+            </w:pPr>
+            <w:r>
+              <w:rPr>
+                <w:rFonts w:ascii="Times New Roman" w:eastAsia="Times New Roman" w:hAnsi="Times New Roman" w:cs="Times New Roman"/>
+                <w:kern w:val="0"/>
+                <w:lang w:eastAsia="en-IN"/>
+                <w14:ligatures w14:val="none"/>
+              </w:rPr>
+              <w:t>Check if mandatory fields filled, validate ranges</w:t>
+            </w:r>
+          </w:p>
+        </w:tc>
+      </w:tr>
+    </w:tbl>
+    <w:p>
+      <w:pPr>
+        <w:rPr>
+          <w:rFonts w:cstheme="minorHAnsi"/>
+          <w:sz w:val="28"/>
+          <w:szCs w:val="28"/>
+          <w:lang w:val="en-US"/>
+        </w:rPr>
+      </w:pPr>
+    </w:p>
+    <w:p>
+      <w:pPr>
+        <w:pStyle w:val="ListParagraph"/>
+        <w:numPr>
+          <w:ilvl w:val="0"/>
+          <w:numId w:val="1"/>
+        </w:numPr>
+        <w:spacing w:after="0" w:line="240" w:lineRule="auto"/>
+        <w:rPr>
+          <w:rFonts w:eastAsia="Times New Roman" w:cstheme="minorHAnsi"/>
+          <w:b/>
+          <w:bCs/>
+          <w:color w:val="000000"/>
+          <w:kern w:val="0"/>
+          <w:sz w:val="28"/>
+          <w:szCs w:val="28"/>
+          <w:lang w:eastAsia="en-IN"/>
+          <w14:ligatures w14:val="none"/>
+        </w:rPr>
+      </w:pPr>
+      <w:r>
+        <w:rPr>
+          <w:rFonts w:eastAsia="Times New Roman" w:cstheme="minorHAnsi"/>
+          <w:b/>
+          <w:bCs/>
+          <w:color w:val="000000"/>
+          <w:kern w:val="0"/>
+          <w:sz w:val="28"/>
+          <w:szCs w:val="28"/>
+          <w:lang w:eastAsia="en-IN"/>
+          <w14:ligatures w14:val="none"/>
+        </w:rPr>
+        <w:t>What is the use of start-of-selection event &amp; can we create program without start-of-selection?</w:t>
+      </w:r>
+    </w:p>
     <w:p>
       <w:pPr>
         <w:pStyle w:val="ListParagraph"/>
@@ -714,6 +1418,1029 @@
           <w:ilvl w:val="0"/>
           <w:numId w:val="3"/>
         </w:numPr>
+        <w:spacing w:after="0" w:line="240" w:lineRule="auto"/>
+        <w:rPr>
+          <w:rFonts w:eastAsia="Times New Roman" w:cstheme="minorHAnsi"/>
+          <w:color w:val="000000"/>
+          <w:kern w:val="0"/>
+          <w:sz w:val="28"/>
+          <w:szCs w:val="28"/>
+          <w:lang w:eastAsia="en-IN"/>
+          <w14:ligatures w14:val="none"/>
+        </w:rPr>
+      </w:pPr>
+      <w:r>
+        <w:rPr>
+          <w:rFonts w:eastAsia="Times New Roman" w:cstheme="minorHAnsi"/>
+          <w:color w:val="000000"/>
+          <w:kern w:val="0"/>
+          <w:sz w:val="28"/>
+          <w:szCs w:val="28"/>
+          <w:lang w:eastAsia="en-IN"/>
+          <w14:ligatures w14:val="none"/>
+        </w:rPr>
+        <w:t>START-OF-SELECTION is the main processing event in an ABAP classical report.</w:t>
+      </w:r>
+      <w:r>
+        <w:rPr>
+          <w:rFonts w:eastAsia="Times New Roman" w:cstheme="minorHAnsi"/>
+          <w:color w:val="000000"/>
+          <w:kern w:val="0"/>
+          <w:sz w:val="28"/>
+          <w:szCs w:val="28"/>
+          <w:lang w:eastAsia="en-IN"/>
+          <w14:ligatures w14:val="none"/>
+        </w:rPr>
+        <w:t xml:space="preserve"> </w:t>
+      </w:r>
+    </w:p>
+    <w:p>
+      <w:pPr>
+        <w:pStyle w:val="ListParagraph"/>
+        <w:numPr>
+          <w:ilvl w:val="0"/>
+          <w:numId w:val="3"/>
+        </w:numPr>
+        <w:spacing w:after="0" w:line="240" w:lineRule="auto"/>
+        <w:rPr>
+          <w:rFonts w:eastAsia="Times New Roman" w:cstheme="minorHAnsi"/>
+          <w:color w:val="000000"/>
+          <w:kern w:val="0"/>
+          <w:sz w:val="28"/>
+          <w:szCs w:val="28"/>
+          <w:lang w:eastAsia="en-IN"/>
+          <w14:ligatures w14:val="none"/>
+        </w:rPr>
+      </w:pPr>
+      <w:r>
+        <w:rPr>
+          <w:rFonts w:eastAsia="Times New Roman" w:cstheme="minorHAnsi"/>
+          <w:color w:val="000000"/>
+          <w:kern w:val="0"/>
+          <w:sz w:val="28"/>
+          <w:szCs w:val="28"/>
+          <w:lang w:eastAsia="en-IN"/>
+          <w14:ligatures w14:val="none"/>
+        </w:rPr>
+        <w:t>It is automatically triggered:</w:t>
+      </w:r>
+    </w:p>
+    <w:p>
+      <w:pPr>
+        <w:pStyle w:val="ListParagraph"/>
+        <w:spacing w:after="0" w:line="240" w:lineRule="auto"/>
+        <w:rPr>
+          <w:rFonts w:eastAsia="Times New Roman" w:cstheme="minorHAnsi"/>
+          <w:color w:val="000000"/>
+          <w:kern w:val="0"/>
+          <w:sz w:val="28"/>
+          <w:szCs w:val="28"/>
+          <w:lang w:eastAsia="en-IN"/>
+          <w14:ligatures w14:val="none"/>
+        </w:rPr>
+      </w:pPr>
+      <w:r>
+        <w:rPr>
+          <w:rFonts w:eastAsia="Times New Roman" w:cstheme="minorHAnsi"/>
+          <w:color w:val="000000"/>
+          <w:kern w:val="0"/>
+          <w:sz w:val="28"/>
+          <w:szCs w:val="28"/>
+          <w:lang w:eastAsia="en-IN"/>
+          <w14:ligatures w14:val="none"/>
+        </w:rPr>
+        <w:t>after selection-screen processing is completed.</w:t>
+      </w:r>
+    </w:p>
+    <w:p>
+      <w:pPr>
+        <w:pStyle w:val="ListParagraph"/>
+        <w:numPr>
+          <w:ilvl w:val="0"/>
+          <w:numId w:val="3"/>
+        </w:numPr>
+        <w:spacing w:after="0" w:line="240" w:lineRule="auto"/>
+        <w:rPr>
+          <w:rFonts w:eastAsia="Times New Roman" w:cstheme="minorHAnsi"/>
+          <w:color w:val="000000"/>
+          <w:kern w:val="0"/>
+          <w:sz w:val="28"/>
+          <w:szCs w:val="28"/>
+          <w:lang w:eastAsia="en-IN"/>
+          <w14:ligatures w14:val="none"/>
+        </w:rPr>
+      </w:pPr>
+      <w:r>
+        <w:rPr>
+          <w:rFonts w:eastAsia="Times New Roman" w:cstheme="minorHAnsi"/>
+          <w:color w:val="000000"/>
+          <w:kern w:val="0"/>
+          <w:sz w:val="28"/>
+          <w:szCs w:val="28"/>
+          <w:lang w:eastAsia="en-IN"/>
+          <w14:ligatures w14:val="none"/>
+        </w:rPr>
+        <w:t>This event is mainly used for:</w:t>
+      </w:r>
+    </w:p>
+    <w:p>
+      <w:pPr>
+        <w:pStyle w:val="ListParagraph"/>
+        <w:spacing w:after="0" w:line="240" w:lineRule="auto"/>
+        <w:rPr>
+          <w:rFonts w:eastAsia="Times New Roman" w:cstheme="minorHAnsi"/>
+          <w:color w:val="000000"/>
+          <w:kern w:val="0"/>
+          <w:sz w:val="28"/>
+          <w:szCs w:val="28"/>
+          <w:lang w:eastAsia="en-IN"/>
+          <w14:ligatures w14:val="none"/>
+        </w:rPr>
+      </w:pPr>
+      <w:r>
+        <w:rPr>
+          <w:rFonts w:eastAsia="Times New Roman" w:cstheme="minorHAnsi"/>
+          <w:color w:val="000000"/>
+          <w:kern w:val="0"/>
+          <w:sz w:val="28"/>
+          <w:szCs w:val="28"/>
+          <w:lang w:eastAsia="en-IN"/>
+          <w14:ligatures w14:val="none"/>
+        </w:rPr>
+        <w:t xml:space="preserve">Fetching data from database tables </w:t>
+      </w:r>
+    </w:p>
+    <w:p>
+      <w:pPr>
+        <w:pStyle w:val="ListParagraph"/>
+        <w:spacing w:after="0" w:line="240" w:lineRule="auto"/>
+        <w:rPr>
+          <w:rFonts w:eastAsia="Times New Roman" w:cstheme="minorHAnsi"/>
+          <w:color w:val="000000"/>
+          <w:kern w:val="0"/>
+          <w:sz w:val="28"/>
+          <w:szCs w:val="28"/>
+          <w:lang w:eastAsia="en-IN"/>
+          <w14:ligatures w14:val="none"/>
+        </w:rPr>
+      </w:pPr>
+      <w:r>
+        <w:rPr>
+          <w:rFonts w:eastAsia="Times New Roman" w:cstheme="minorHAnsi"/>
+          <w:color w:val="000000"/>
+          <w:kern w:val="0"/>
+          <w:sz w:val="28"/>
+          <w:szCs w:val="28"/>
+          <w:lang w:eastAsia="en-IN"/>
+          <w14:ligatures w14:val="none"/>
+        </w:rPr>
+        <w:t xml:space="preserve">Main business logic </w:t>
+      </w:r>
+    </w:p>
+    <w:p>
+      <w:pPr>
+        <w:pStyle w:val="ListParagraph"/>
+        <w:spacing w:after="0" w:line="240" w:lineRule="auto"/>
+        <w:rPr>
+          <w:rFonts w:eastAsia="Times New Roman" w:cstheme="minorHAnsi"/>
+          <w:color w:val="000000"/>
+          <w:kern w:val="0"/>
+          <w:sz w:val="28"/>
+          <w:szCs w:val="28"/>
+          <w:lang w:eastAsia="en-IN"/>
+          <w14:ligatures w14:val="none"/>
+        </w:rPr>
+      </w:pPr>
+      <w:r>
+        <w:rPr>
+          <w:rFonts w:eastAsia="Times New Roman" w:cstheme="minorHAnsi"/>
+          <w:color w:val="000000"/>
+          <w:kern w:val="0"/>
+          <w:sz w:val="28"/>
+          <w:szCs w:val="28"/>
+          <w:lang w:eastAsia="en-IN"/>
+          <w14:ligatures w14:val="none"/>
+        </w:rPr>
+        <w:t xml:space="preserve">Internal table processing </w:t>
+      </w:r>
+    </w:p>
+    <w:p>
+      <w:pPr>
+        <w:pStyle w:val="ListParagraph"/>
+        <w:spacing w:after="0" w:line="240" w:lineRule="auto"/>
+        <w:rPr>
+          <w:rFonts w:eastAsia="Times New Roman" w:cstheme="minorHAnsi"/>
+          <w:color w:val="000000"/>
+          <w:kern w:val="0"/>
+          <w:sz w:val="28"/>
+          <w:szCs w:val="28"/>
+          <w:lang w:eastAsia="en-IN"/>
+          <w14:ligatures w14:val="none"/>
+        </w:rPr>
+      </w:pPr>
+      <w:r>
+        <w:rPr>
+          <w:rFonts w:eastAsia="Times New Roman" w:cstheme="minorHAnsi"/>
+          <w:color w:val="000000"/>
+          <w:kern w:val="0"/>
+          <w:sz w:val="28"/>
+          <w:szCs w:val="28"/>
+          <w:lang w:eastAsia="en-IN"/>
+          <w14:ligatures w14:val="none"/>
+        </w:rPr>
+        <w:t xml:space="preserve">Calculations </w:t>
+      </w:r>
+    </w:p>
+    <w:p>
+      <w:pPr>
+        <w:pStyle w:val="ListParagraph"/>
+        <w:spacing w:after="0" w:line="240" w:lineRule="auto"/>
+        <w:rPr>
+          <w:rFonts w:eastAsia="Times New Roman" w:cstheme="minorHAnsi"/>
+          <w:color w:val="000000"/>
+          <w:kern w:val="0"/>
+          <w:sz w:val="28"/>
+          <w:szCs w:val="28"/>
+          <w:lang w:eastAsia="en-IN"/>
+          <w14:ligatures w14:val="none"/>
+        </w:rPr>
+      </w:pPr>
+      <w:r>
+        <w:rPr>
+          <w:rFonts w:eastAsia="Times New Roman" w:cstheme="minorHAnsi"/>
+          <w:color w:val="000000"/>
+          <w:kern w:val="0"/>
+          <w:sz w:val="28"/>
+          <w:szCs w:val="28"/>
+          <w:lang w:eastAsia="en-IN"/>
+          <w14:ligatures w14:val="none"/>
+        </w:rPr>
+        <w:t>Displaying output</w:t>
+      </w:r>
+    </w:p>
+    <w:p>
+      <w:pPr>
+        <w:pStyle w:val="ListParagraph"/>
+        <w:spacing w:after="0" w:line="240" w:lineRule="auto"/>
+        <w:rPr>
+          <w:rFonts w:eastAsia="Times New Roman" w:cstheme="minorHAnsi"/>
+          <w:color w:val="000000"/>
+          <w:kern w:val="0"/>
+          <w:sz w:val="28"/>
+          <w:szCs w:val="28"/>
+          <w:lang w:eastAsia="en-IN"/>
+          <w14:ligatures w14:val="none"/>
+        </w:rPr>
+      </w:pPr>
+    </w:p>
+    <w:p>
+      <w:pPr>
+        <w:pStyle w:val="ListParagraph"/>
+        <w:numPr>
+          <w:ilvl w:val="0"/>
+          <w:numId w:val="3"/>
+        </w:numPr>
+        <w:spacing w:after="0" w:line="240" w:lineRule="auto"/>
+        <w:rPr>
+          <w:rFonts w:eastAsia="Times New Roman" w:cstheme="minorHAnsi"/>
+          <w:color w:val="000000"/>
+          <w:kern w:val="0"/>
+          <w:sz w:val="28"/>
+          <w:szCs w:val="28"/>
+          <w:lang w:eastAsia="en-IN"/>
+          <w14:ligatures w14:val="none"/>
+        </w:rPr>
+      </w:pPr>
+      <w:r>
+        <w:rPr>
+          <w:rFonts w:eastAsia="Times New Roman" w:cstheme="minorHAnsi"/>
+          <w:color w:val="000000"/>
+          <w:kern w:val="0"/>
+          <w:sz w:val="28"/>
+          <w:szCs w:val="28"/>
+          <w:lang w:eastAsia="en-IN"/>
+          <w14:ligatures w14:val="none"/>
+        </w:rPr>
+        <w:t xml:space="preserve">And </w:t>
+      </w:r>
+      <w:r>
+        <w:rPr>
+          <w:rFonts w:eastAsia="Times New Roman" w:cstheme="minorHAnsi"/>
+          <w:color w:val="000000"/>
+          <w:kern w:val="0"/>
+          <w:sz w:val="28"/>
+          <w:szCs w:val="28"/>
+          <w:lang w:eastAsia="en-IN"/>
+          <w14:ligatures w14:val="none"/>
+        </w:rPr>
+        <w:t xml:space="preserve">We </w:t>
+      </w:r>
+      <w:r>
+        <w:rPr>
+          <w:rFonts w:eastAsia="Times New Roman" w:cstheme="minorHAnsi"/>
+          <w:color w:val="000000"/>
+          <w:kern w:val="0"/>
+          <w:sz w:val="28"/>
+          <w:szCs w:val="28"/>
+          <w:lang w:eastAsia="en-IN"/>
+          <w14:ligatures w14:val="none"/>
+        </w:rPr>
+        <w:t xml:space="preserve">can </w:t>
+      </w:r>
+      <w:r>
+        <w:rPr>
+          <w:rFonts w:eastAsia="Times New Roman" w:cstheme="minorHAnsi"/>
+          <w:color w:val="000000"/>
+          <w:kern w:val="0"/>
+          <w:sz w:val="28"/>
+          <w:szCs w:val="28"/>
+          <w:lang w:eastAsia="en-IN"/>
+          <w14:ligatures w14:val="none"/>
+        </w:rPr>
+        <w:t>Create Program Without START-OF-SELECTION</w:t>
+      </w:r>
+    </w:p>
+    <w:p>
+      <w:pPr>
+        <w:pStyle w:val="ListParagraph"/>
+        <w:numPr>
+          <w:ilvl w:val="0"/>
+          <w:numId w:val="3"/>
+        </w:numPr>
+        <w:spacing w:after="0" w:line="240" w:lineRule="auto"/>
+        <w:rPr>
+          <w:rFonts w:eastAsia="Times New Roman" w:cstheme="minorHAnsi"/>
+          <w:color w:val="000000"/>
+          <w:kern w:val="0"/>
+          <w:sz w:val="28"/>
+          <w:szCs w:val="28"/>
+          <w:lang w:eastAsia="en-IN"/>
+          <w14:ligatures w14:val="none"/>
+        </w:rPr>
+      </w:pPr>
+      <w:r>
+        <w:rPr>
+          <w:rFonts w:eastAsia="Times New Roman" w:cstheme="minorHAnsi"/>
+          <w:color w:val="000000"/>
+          <w:kern w:val="0"/>
+          <w:sz w:val="28"/>
+          <w:szCs w:val="28"/>
+          <w:lang w:eastAsia="en-IN"/>
+          <w14:ligatures w14:val="none"/>
+        </w:rPr>
+        <w:t>If we do not write</w:t>
+      </w:r>
+      <w:r>
+        <w:rPr>
+          <w:rFonts w:eastAsia="Times New Roman" w:cstheme="minorHAnsi"/>
+          <w:color w:val="000000"/>
+          <w:kern w:val="0"/>
+          <w:sz w:val="28"/>
+          <w:szCs w:val="28"/>
+          <w:lang w:eastAsia="en-IN"/>
+          <w14:ligatures w14:val="none"/>
+        </w:rPr>
+        <w:t xml:space="preserve"> </w:t>
+      </w:r>
+      <w:r>
+        <w:rPr>
+          <w:rFonts w:eastAsia="Times New Roman" w:cstheme="minorHAnsi"/>
+          <w:color w:val="000000"/>
+          <w:kern w:val="0"/>
+          <w:sz w:val="28"/>
+          <w:szCs w:val="28"/>
+          <w:lang w:eastAsia="en-IN"/>
+          <w14:ligatures w14:val="none"/>
+        </w:rPr>
+        <w:t>START-OF-SELECTION.</w:t>
+      </w:r>
+      <w:r>
+        <w:rPr>
+          <w:rFonts w:eastAsia="Times New Roman" w:cstheme="minorHAnsi"/>
+          <w:color w:val="000000"/>
+          <w:kern w:val="0"/>
+          <w:sz w:val="28"/>
+          <w:szCs w:val="28"/>
+          <w:lang w:eastAsia="en-IN"/>
+          <w14:ligatures w14:val="none"/>
+        </w:rPr>
+        <w:t xml:space="preserve">                                                       </w:t>
+      </w:r>
+      <w:r>
+        <w:rPr>
+          <w:rFonts w:eastAsia="Times New Roman" w:cstheme="minorHAnsi"/>
+          <w:color w:val="000000"/>
+          <w:kern w:val="0"/>
+          <w:sz w:val="28"/>
+          <w:szCs w:val="28"/>
+          <w:lang w:eastAsia="en-IN"/>
+          <w14:ligatures w14:val="none"/>
+        </w:rPr>
+        <w:t>then SAP automatically treats the executable statements as part of an implicit START-OF-SELECTION event.</w:t>
+      </w:r>
+    </w:p>
+    <w:p>
+      <w:pPr>
+        <w:spacing w:after="0" w:line="240" w:lineRule="auto"/>
+        <w:ind w:left="360"/>
+        <w:rPr>
+          <w:rFonts w:eastAsia="Times New Roman" w:cstheme="minorHAnsi"/>
+          <w:color w:val="000000"/>
+          <w:kern w:val="0"/>
+          <w:sz w:val="28"/>
+          <w:szCs w:val="28"/>
+          <w:lang w:eastAsia="en-IN"/>
+          <w14:ligatures w14:val="none"/>
+        </w:rPr>
+      </w:pPr>
+    </w:p>
+    <w:p>
+      <w:pPr>
+        <w:pStyle w:val="ListParagraph"/>
+        <w:numPr>
+          <w:ilvl w:val="0"/>
+          <w:numId w:val="3"/>
+        </w:numPr>
+        <w:spacing w:after="0"/>
+        <w:rPr>
+          <w:rFonts w:eastAsia="Times New Roman" w:cstheme="minorHAnsi"/>
+          <w:b/>
+          <w:bCs/>
+          <w:color w:val="000000"/>
+          <w:kern w:val="0"/>
+          <w:sz w:val="28"/>
+          <w:szCs w:val="28"/>
+          <w:lang w:eastAsia="en-IN"/>
+          <w14:ligatures w14:val="none"/>
+        </w:rPr>
+      </w:pPr>
+      <w:r>
+        <w:rPr>
+          <w:rFonts w:eastAsia="Times New Roman" w:cstheme="minorHAnsi"/>
+          <w:b/>
+          <w:bCs/>
+          <w:color w:val="000000"/>
+          <w:kern w:val="0"/>
+          <w:sz w:val="28"/>
+          <w:szCs w:val="28"/>
+          <w:lang w:eastAsia="en-IN"/>
+          <w14:ligatures w14:val="none"/>
+        </w:rPr>
+        <w:t xml:space="preserve">If </w:t>
+      </w:r>
+      <w:r>
+        <w:rPr>
+          <w:rFonts w:eastAsia="Times New Roman" w:cstheme="minorHAnsi"/>
+          <w:b/>
+          <w:bCs/>
+          <w:color w:val="000000"/>
+          <w:kern w:val="0"/>
+          <w:sz w:val="28"/>
+          <w:szCs w:val="28"/>
+          <w:lang w:eastAsia="en-IN"/>
+          <w14:ligatures w14:val="none"/>
+        </w:rPr>
+        <w:t>we</w:t>
+      </w:r>
+      <w:r>
+        <w:rPr>
+          <w:rFonts w:eastAsia="Times New Roman" w:cstheme="minorHAnsi"/>
+          <w:b/>
+          <w:bCs/>
+          <w:color w:val="000000"/>
+          <w:kern w:val="0"/>
+          <w:sz w:val="28"/>
+          <w:szCs w:val="28"/>
+          <w:lang w:eastAsia="en-IN"/>
+          <w14:ligatures w14:val="none"/>
+        </w:rPr>
+        <w:t xml:space="preserve"> are using explicit events like:</w:t>
+      </w:r>
+    </w:p>
+    <w:p>
+      <w:pPr>
+        <w:pStyle w:val="ListParagraph"/>
+        <w:numPr>
+          <w:ilvl w:val="0"/>
+          <w:numId w:val="3"/>
+        </w:numPr>
+        <w:spacing w:after="0"/>
+        <w:rPr>
+          <w:rFonts w:eastAsia="Times New Roman" w:cstheme="minorHAnsi"/>
+          <w:color w:val="000000"/>
+          <w:kern w:val="0"/>
+          <w:sz w:val="28"/>
+          <w:szCs w:val="28"/>
+          <w:lang w:eastAsia="en-IN"/>
+          <w14:ligatures w14:val="none"/>
+        </w:rPr>
+      </w:pPr>
+      <w:r>
+        <w:rPr>
+          <w:rFonts w:eastAsia="Times New Roman" w:cstheme="minorHAnsi"/>
+          <w:color w:val="000000"/>
+          <w:kern w:val="0"/>
+          <w:sz w:val="28"/>
+          <w:szCs w:val="28"/>
+          <w:lang w:eastAsia="en-IN"/>
+          <w14:ligatures w14:val="none"/>
+        </w:rPr>
+        <w:t xml:space="preserve">INITIALIZATION </w:t>
+      </w:r>
+    </w:p>
+    <w:p>
+      <w:pPr>
+        <w:pStyle w:val="ListParagraph"/>
+        <w:numPr>
+          <w:ilvl w:val="0"/>
+          <w:numId w:val="3"/>
+        </w:numPr>
+        <w:spacing w:after="0"/>
+        <w:rPr>
+          <w:rFonts w:eastAsia="Times New Roman" w:cstheme="minorHAnsi"/>
+          <w:color w:val="000000"/>
+          <w:kern w:val="0"/>
+          <w:sz w:val="28"/>
+          <w:szCs w:val="28"/>
+          <w:lang w:eastAsia="en-IN"/>
+          <w14:ligatures w14:val="none"/>
+        </w:rPr>
+      </w:pPr>
+      <w:r>
+        <w:rPr>
+          <w:rFonts w:eastAsia="Times New Roman" w:cstheme="minorHAnsi"/>
+          <w:color w:val="000000"/>
+          <w:kern w:val="0"/>
+          <w:sz w:val="28"/>
+          <w:szCs w:val="28"/>
+          <w:lang w:eastAsia="en-IN"/>
+          <w14:ligatures w14:val="none"/>
+        </w:rPr>
+        <w:t xml:space="preserve">AT SELECTION-SCREEN </w:t>
+      </w:r>
+    </w:p>
+    <w:p>
+      <w:pPr>
+        <w:pStyle w:val="ListParagraph"/>
+        <w:numPr>
+          <w:ilvl w:val="0"/>
+          <w:numId w:val="3"/>
+        </w:numPr>
+        <w:spacing w:after="0"/>
+        <w:rPr>
+          <w:rFonts w:eastAsia="Times New Roman" w:cstheme="minorHAnsi"/>
+          <w:color w:val="000000"/>
+          <w:kern w:val="0"/>
+          <w:sz w:val="28"/>
+          <w:szCs w:val="28"/>
+          <w:lang w:eastAsia="en-IN"/>
+          <w14:ligatures w14:val="none"/>
+        </w:rPr>
+      </w:pPr>
+      <w:r>
+        <w:rPr>
+          <w:rFonts w:eastAsia="Times New Roman" w:cstheme="minorHAnsi"/>
+          <w:color w:val="000000"/>
+          <w:kern w:val="0"/>
+          <w:sz w:val="28"/>
+          <w:szCs w:val="28"/>
+          <w:lang w:eastAsia="en-IN"/>
+          <w14:ligatures w14:val="none"/>
+        </w:rPr>
+        <w:t xml:space="preserve">TOP-OF-PAGE </w:t>
+      </w:r>
+    </w:p>
+    <w:p>
+      <w:pPr>
+        <w:pStyle w:val="ListParagraph"/>
+        <w:numPr>
+          <w:ilvl w:val="0"/>
+          <w:numId w:val="3"/>
+        </w:numPr>
+        <w:spacing w:after="0"/>
+        <w:rPr>
+          <w:rFonts w:eastAsia="Times New Roman" w:cstheme="minorHAnsi"/>
+          <w:color w:val="000000"/>
+          <w:kern w:val="0"/>
+          <w:sz w:val="28"/>
+          <w:szCs w:val="28"/>
+          <w:lang w:eastAsia="en-IN"/>
+          <w14:ligatures w14:val="none"/>
+        </w:rPr>
+      </w:pPr>
+      <w:r>
+        <w:rPr>
+          <w:rFonts w:eastAsia="Times New Roman" w:cstheme="minorHAnsi"/>
+          <w:color w:val="000000"/>
+          <w:kern w:val="0"/>
+          <w:sz w:val="28"/>
+          <w:szCs w:val="28"/>
+          <w:lang w:eastAsia="en-IN"/>
+          <w14:ligatures w14:val="none"/>
+        </w:rPr>
+        <w:t xml:space="preserve">END-OF-PAGE </w:t>
+      </w:r>
+    </w:p>
+    <w:p>
+      <w:pPr>
+        <w:pStyle w:val="ListParagraph"/>
+        <w:numPr>
+          <w:ilvl w:val="0"/>
+          <w:numId w:val="3"/>
+        </w:numPr>
+        <w:spacing w:after="0"/>
+        <w:rPr>
+          <w:rFonts w:eastAsia="Times New Roman" w:cstheme="minorHAnsi"/>
+          <w:color w:val="000000"/>
+          <w:kern w:val="0"/>
+          <w:sz w:val="28"/>
+          <w:szCs w:val="28"/>
+          <w:lang w:eastAsia="en-IN"/>
+          <w14:ligatures w14:val="none"/>
+        </w:rPr>
+      </w:pPr>
+      <w:r>
+        <w:rPr>
+          <w:rFonts w:eastAsia="Times New Roman" w:cstheme="minorHAnsi"/>
+          <w:color w:val="000000"/>
+          <w:kern w:val="0"/>
+          <w:sz w:val="28"/>
+          <w:szCs w:val="28"/>
+          <w:lang w:eastAsia="en-IN"/>
+          <w14:ligatures w14:val="none"/>
+        </w:rPr>
+        <w:t xml:space="preserve">LOAD-OF-PROGRAM </w:t>
+      </w:r>
+    </w:p>
+    <w:p>
+      <w:pPr>
+        <w:pStyle w:val="ListParagraph"/>
+        <w:numPr>
+          <w:ilvl w:val="0"/>
+          <w:numId w:val="3"/>
+        </w:numPr>
+        <w:spacing w:after="0"/>
+        <w:rPr>
+          <w:rFonts w:eastAsia="Times New Roman" w:cstheme="minorHAnsi"/>
+          <w:color w:val="000000"/>
+          <w:kern w:val="0"/>
+          <w:sz w:val="28"/>
+          <w:szCs w:val="28"/>
+          <w:lang w:eastAsia="en-IN"/>
+          <w14:ligatures w14:val="none"/>
+        </w:rPr>
+      </w:pPr>
+      <w:r>
+        <w:rPr>
+          <w:rFonts w:eastAsia="Times New Roman" w:cstheme="minorHAnsi"/>
+          <w:color w:val="000000"/>
+          <w:kern w:val="0"/>
+          <w:sz w:val="28"/>
+          <w:szCs w:val="28"/>
+          <w:lang w:eastAsia="en-IN"/>
+          <w14:ligatures w14:val="none"/>
+        </w:rPr>
+        <w:t>then it is better and recommended to use</w:t>
+      </w:r>
+      <w:r>
+        <w:rPr>
+          <w:rFonts w:eastAsia="Times New Roman" w:cstheme="minorHAnsi"/>
+          <w:color w:val="000000"/>
+          <w:kern w:val="0"/>
+          <w:sz w:val="28"/>
+          <w:szCs w:val="28"/>
+          <w:lang w:eastAsia="en-IN"/>
+          <w14:ligatures w14:val="none"/>
+        </w:rPr>
+        <w:t xml:space="preserve"> </w:t>
+      </w:r>
+      <w:r>
+        <w:rPr>
+          <w:rFonts w:eastAsia="Times New Roman" w:cstheme="minorHAnsi"/>
+          <w:color w:val="000000"/>
+          <w:kern w:val="0"/>
+          <w:sz w:val="28"/>
+          <w:szCs w:val="28"/>
+          <w:lang w:eastAsia="en-IN"/>
+          <w14:ligatures w14:val="none"/>
+        </w:rPr>
+        <w:t>START-OF-SELECTION</w:t>
+      </w:r>
+      <w:r>
+        <w:rPr>
+          <w:rFonts w:eastAsia="Times New Roman" w:cstheme="minorHAnsi"/>
+          <w:color w:val="000000"/>
+          <w:kern w:val="0"/>
+          <w:sz w:val="28"/>
+          <w:szCs w:val="28"/>
+          <w:lang w:eastAsia="en-IN"/>
+          <w14:ligatures w14:val="none"/>
+        </w:rPr>
+        <w:t>.</w:t>
+      </w:r>
+      <w:r>
+        <w:rPr>
+          <w:rFonts w:eastAsia="Times New Roman" w:cstheme="minorHAnsi"/>
+          <w:color w:val="000000"/>
+          <w:kern w:val="0"/>
+          <w:sz w:val="28"/>
+          <w:szCs w:val="28"/>
+          <w:lang w:eastAsia="en-IN"/>
+          <w14:ligatures w14:val="none"/>
+        </w:rPr>
+        <w:br/>
+      </w:r>
+    </w:p>
+    <w:p>
+      <w:pPr>
+        <w:pStyle w:val="ListParagraph"/>
+        <w:numPr>
+          <w:ilvl w:val="0"/>
+          <w:numId w:val="3"/>
+        </w:numPr>
+        <w:spacing w:after="0"/>
+        <w:rPr>
+          <w:rFonts w:eastAsia="Times New Roman" w:cstheme="minorHAnsi"/>
+          <w:color w:val="000000"/>
+          <w:kern w:val="0"/>
+          <w:sz w:val="28"/>
+          <w:szCs w:val="28"/>
+          <w:lang w:eastAsia="en-IN"/>
+          <w14:ligatures w14:val="none"/>
+        </w:rPr>
+      </w:pPr>
+      <w:r>
+        <w:rPr>
+          <w:rFonts w:eastAsia="Times New Roman" w:cstheme="minorHAnsi"/>
+          <w:color w:val="000000"/>
+          <w:kern w:val="0"/>
+          <w:sz w:val="28"/>
+          <w:szCs w:val="28"/>
+          <w:lang w:eastAsia="en-IN"/>
+          <w14:ligatures w14:val="none"/>
+        </w:rPr>
+        <w:t>Because ABAP report programs are event-driven.</w:t>
+      </w:r>
+    </w:p>
+    <w:p>
+      <w:pPr>
+        <w:pStyle w:val="ListParagraph"/>
+        <w:numPr>
+          <w:ilvl w:val="0"/>
+          <w:numId w:val="3"/>
+        </w:numPr>
+        <w:spacing w:after="0"/>
+        <w:rPr>
+          <w:rFonts w:eastAsia="Times New Roman" w:cstheme="minorHAnsi"/>
+          <w:color w:val="000000"/>
+          <w:kern w:val="0"/>
+          <w:sz w:val="28"/>
+          <w:szCs w:val="28"/>
+          <w:lang w:eastAsia="en-IN"/>
+          <w14:ligatures w14:val="none"/>
+        </w:rPr>
+      </w:pPr>
+      <w:r>
+        <w:rPr>
+          <w:rFonts w:eastAsia="Times New Roman" w:cstheme="minorHAnsi"/>
+          <w:color w:val="000000"/>
+          <w:kern w:val="0"/>
+          <w:sz w:val="28"/>
+          <w:szCs w:val="28"/>
+          <w:lang w:eastAsia="en-IN"/>
+          <w14:ligatures w14:val="none"/>
+        </w:rPr>
+        <w:lastRenderedPageBreak/>
+        <w:t xml:space="preserve">When </w:t>
+      </w:r>
+      <w:r>
+        <w:rPr>
+          <w:rFonts w:eastAsia="Times New Roman" w:cstheme="minorHAnsi"/>
+          <w:color w:val="000000"/>
+          <w:kern w:val="0"/>
+          <w:sz w:val="28"/>
+          <w:szCs w:val="28"/>
+          <w:lang w:eastAsia="en-IN"/>
+          <w14:ligatures w14:val="none"/>
+        </w:rPr>
+        <w:t>we</w:t>
+      </w:r>
+      <w:r>
+        <w:rPr>
+          <w:rFonts w:eastAsia="Times New Roman" w:cstheme="minorHAnsi"/>
+          <w:color w:val="000000"/>
+          <w:kern w:val="0"/>
+          <w:sz w:val="28"/>
+          <w:szCs w:val="28"/>
+          <w:lang w:eastAsia="en-IN"/>
+          <w14:ligatures w14:val="none"/>
+        </w:rPr>
+        <w:t xml:space="preserve"> start using one event explicitly,</w:t>
+      </w:r>
+    </w:p>
+    <w:p>
+      <w:pPr>
+        <w:pStyle w:val="ListParagraph"/>
+        <w:numPr>
+          <w:ilvl w:val="0"/>
+          <w:numId w:val="3"/>
+        </w:numPr>
+        <w:spacing w:after="0"/>
+        <w:rPr>
+          <w:rFonts w:eastAsia="Times New Roman" w:cstheme="minorHAnsi"/>
+          <w:color w:val="000000"/>
+          <w:kern w:val="0"/>
+          <w:sz w:val="28"/>
+          <w:szCs w:val="28"/>
+          <w:lang w:eastAsia="en-IN"/>
+          <w14:ligatures w14:val="none"/>
+        </w:rPr>
+      </w:pPr>
+      <w:r>
+        <w:rPr>
+          <w:rFonts w:eastAsia="Times New Roman" w:cstheme="minorHAnsi"/>
+          <w:color w:val="000000"/>
+          <w:kern w:val="0"/>
+          <w:sz w:val="28"/>
+          <w:szCs w:val="28"/>
+          <w:lang w:eastAsia="en-IN"/>
+          <w14:ligatures w14:val="none"/>
+        </w:rPr>
+        <w:t>program becomes structured into event blocks.</w:t>
+      </w:r>
+    </w:p>
+    <w:p>
+      <w:pPr>
+        <w:pStyle w:val="ListParagraph"/>
+        <w:numPr>
+          <w:ilvl w:val="0"/>
+          <w:numId w:val="5"/>
+        </w:numPr>
+        <w:spacing w:after="0"/>
+        <w:rPr>
+          <w:rFonts w:eastAsia="Times New Roman" w:cstheme="minorHAnsi"/>
+          <w:color w:val="000000"/>
+          <w:kern w:val="0"/>
+          <w:sz w:val="28"/>
+          <w:szCs w:val="28"/>
+          <w:lang w:eastAsia="en-IN"/>
+          <w14:ligatures w14:val="none"/>
+        </w:rPr>
+      </w:pPr>
+      <w:r>
+        <w:rPr>
+          <w:rFonts w:eastAsia="Times New Roman" w:cstheme="minorHAnsi"/>
+          <w:color w:val="000000"/>
+          <w:kern w:val="0"/>
+          <w:sz w:val="28"/>
+          <w:szCs w:val="28"/>
+          <w:lang w:eastAsia="en-IN"/>
+          <w14:ligatures w14:val="none"/>
+        </w:rPr>
+        <w:t xml:space="preserve">SELECT statements </w:t>
+      </w:r>
+    </w:p>
+    <w:p>
+      <w:pPr>
+        <w:pStyle w:val="ListParagraph"/>
+        <w:numPr>
+          <w:ilvl w:val="0"/>
+          <w:numId w:val="5"/>
+        </w:numPr>
+        <w:spacing w:after="0"/>
+        <w:rPr>
+          <w:rFonts w:eastAsia="Times New Roman" w:cstheme="minorHAnsi"/>
+          <w:color w:val="000000"/>
+          <w:kern w:val="0"/>
+          <w:sz w:val="28"/>
+          <w:szCs w:val="28"/>
+          <w:lang w:eastAsia="en-IN"/>
+          <w14:ligatures w14:val="none"/>
+        </w:rPr>
+      </w:pPr>
+      <w:r>
+        <w:rPr>
+          <w:rFonts w:eastAsia="Times New Roman" w:cstheme="minorHAnsi"/>
+          <w:color w:val="000000"/>
+          <w:kern w:val="0"/>
+          <w:sz w:val="28"/>
+          <w:szCs w:val="28"/>
+          <w:lang w:eastAsia="en-IN"/>
+          <w14:ligatures w14:val="none"/>
+        </w:rPr>
+        <w:t xml:space="preserve">loops </w:t>
+      </w:r>
+    </w:p>
+    <w:p>
+      <w:pPr>
+        <w:pStyle w:val="ListParagraph"/>
+        <w:numPr>
+          <w:ilvl w:val="0"/>
+          <w:numId w:val="5"/>
+        </w:numPr>
+        <w:spacing w:after="0"/>
+        <w:rPr>
+          <w:rFonts w:eastAsia="Times New Roman" w:cstheme="minorHAnsi"/>
+          <w:color w:val="000000"/>
+          <w:kern w:val="0"/>
+          <w:sz w:val="28"/>
+          <w:szCs w:val="28"/>
+          <w:lang w:eastAsia="en-IN"/>
+          <w14:ligatures w14:val="none"/>
+        </w:rPr>
+      </w:pPr>
+      <w:r>
+        <w:rPr>
+          <w:rFonts w:eastAsia="Times New Roman" w:cstheme="minorHAnsi"/>
+          <w:color w:val="000000"/>
+          <w:kern w:val="0"/>
+          <w:sz w:val="28"/>
+          <w:szCs w:val="28"/>
+          <w:lang w:eastAsia="en-IN"/>
+          <w14:ligatures w14:val="none"/>
+        </w:rPr>
+        <w:t>WRITE statements</w:t>
+      </w:r>
+    </w:p>
+    <w:p>
+      <w:pPr>
+        <w:pStyle w:val="ListParagraph"/>
+        <w:numPr>
+          <w:ilvl w:val="0"/>
+          <w:numId w:val="3"/>
+        </w:numPr>
+        <w:spacing w:after="0"/>
+        <w:rPr>
+          <w:rFonts w:eastAsia="Times New Roman" w:cstheme="minorHAnsi"/>
+          <w:color w:val="000000"/>
+          <w:kern w:val="0"/>
+          <w:sz w:val="28"/>
+          <w:szCs w:val="28"/>
+          <w:lang w:eastAsia="en-IN"/>
+          <w14:ligatures w14:val="none"/>
+        </w:rPr>
+      </w:pPr>
+      <w:r>
+        <w:rPr>
+          <w:rFonts w:eastAsia="Times New Roman" w:cstheme="minorHAnsi"/>
+          <w:color w:val="000000"/>
+          <w:kern w:val="0"/>
+          <w:sz w:val="28"/>
+          <w:szCs w:val="28"/>
+          <w:lang w:eastAsia="en-IN"/>
+          <w14:ligatures w14:val="none"/>
+        </w:rPr>
+        <w:t>should properly go inside: START-OF-SELECTION.</w:t>
+      </w:r>
+    </w:p>
+    <w:p>
+      <w:pPr>
+        <w:pStyle w:val="ListParagraph"/>
+        <w:numPr>
+          <w:ilvl w:val="0"/>
+          <w:numId w:val="3"/>
+        </w:numPr>
+        <w:spacing w:after="0"/>
+        <w:rPr>
+          <w:rFonts w:eastAsia="Times New Roman" w:cstheme="minorHAnsi"/>
+          <w:color w:val="000000"/>
+          <w:kern w:val="0"/>
+          <w:sz w:val="28"/>
+          <w:szCs w:val="28"/>
+          <w:lang w:eastAsia="en-IN"/>
+          <w14:ligatures w14:val="none"/>
+        </w:rPr>
+      </w:pPr>
+    </w:p>
+    <w:p>
+      <w:pPr>
+        <w:pStyle w:val="ListParagraph"/>
+        <w:spacing w:after="0" w:line="240" w:lineRule="auto"/>
+        <w:rPr>
+          <w:rFonts w:eastAsia="Times New Roman" w:cstheme="minorHAnsi"/>
+          <w:color w:val="000000"/>
+          <w:kern w:val="0"/>
+          <w:sz w:val="28"/>
+          <w:szCs w:val="28"/>
+          <w:lang w:eastAsia="en-IN"/>
+          <w14:ligatures w14:val="none"/>
+        </w:rPr>
+      </w:pPr>
+      <w:r>
+        <w:rPr>
+          <w:rFonts w:eastAsia="Times New Roman" w:cstheme="minorHAnsi"/>
+          <w:color w:val="000000"/>
+          <w:kern w:val="0"/>
+          <w:sz w:val="28"/>
+          <w:szCs w:val="28"/>
+          <w:lang w:eastAsia="en-IN"/>
+          <w14:ligatures w14:val="none"/>
+        </w:rPr>
+        <w:t>If no explicit events are used, START-OF-SELECTION is optional because SAP handles it implicitly. But when other report events are used, START-OF-SELECTION should be explicitly written for proper program structure and readability.</w:t>
+      </w:r>
+    </w:p>
+    <w:p>
+      <w:pPr>
         <w:rPr>
           <w:rFonts w:cstheme="minorHAnsi"/>
           <w:sz w:val="28"/>
@@ -721,6 +2448,2407 @@
           <w:lang w:val="en-US"/>
         </w:rPr>
       </w:pPr>
+    </w:p>
+    <w:p>
+      <w:pPr>
+        <w:pStyle w:val="ListParagraph"/>
+        <w:numPr>
+          <w:ilvl w:val="0"/>
+          <w:numId w:val="1"/>
+        </w:numPr>
+        <w:spacing w:after="0" w:line="240" w:lineRule="auto"/>
+        <w:rPr>
+          <w:rFonts w:eastAsia="Times New Roman" w:cstheme="minorHAnsi"/>
+          <w:b/>
+          <w:bCs/>
+          <w:color w:val="000000"/>
+          <w:kern w:val="0"/>
+          <w:sz w:val="28"/>
+          <w:szCs w:val="28"/>
+          <w:lang w:eastAsia="en-IN"/>
+          <w14:ligatures w14:val="none"/>
+        </w:rPr>
+      </w:pPr>
+      <w:r>
+        <w:rPr>
+          <w:rFonts w:eastAsia="Times New Roman" w:cstheme="minorHAnsi"/>
+          <w:b/>
+          <w:bCs/>
+          <w:color w:val="000000"/>
+          <w:kern w:val="0"/>
+          <w:sz w:val="28"/>
+          <w:szCs w:val="28"/>
+          <w:lang w:eastAsia="en-IN"/>
+          <w14:ligatures w14:val="none"/>
+        </w:rPr>
+        <w:t>which event will trigger first at selection screen and at selection output?</w:t>
+      </w:r>
+    </w:p>
+    <w:p>
+      <w:pPr>
+        <w:pStyle w:val="ListParagraph"/>
+        <w:numPr>
+          <w:ilvl w:val="0"/>
+          <w:numId w:val="3"/>
+        </w:numPr>
+        <w:spacing w:after="0" w:line="240" w:lineRule="auto"/>
+        <w:rPr>
+          <w:rFonts w:eastAsia="Times New Roman" w:cstheme="minorHAnsi"/>
+          <w:color w:val="000000"/>
+          <w:kern w:val="0"/>
+          <w:sz w:val="28"/>
+          <w:szCs w:val="28"/>
+          <w:lang w:eastAsia="en-IN"/>
+          <w14:ligatures w14:val="none"/>
+        </w:rPr>
+      </w:pPr>
+      <w:r>
+        <w:rPr>
+          <w:rFonts w:eastAsia="Times New Roman" w:cstheme="minorHAnsi"/>
+          <w:color w:val="000000"/>
+          <w:kern w:val="0"/>
+          <w:sz w:val="28"/>
+          <w:szCs w:val="28"/>
+          <w:lang w:eastAsia="en-IN"/>
+          <w14:ligatures w14:val="none"/>
+        </w:rPr>
+        <w:t xml:space="preserve">First triggered event </w:t>
+      </w:r>
+      <w:r>
+        <w:rPr>
+          <w:rFonts w:eastAsia="Times New Roman" w:cstheme="minorHAnsi"/>
+          <w:color w:val="000000"/>
+          <w:kern w:val="0"/>
+          <w:sz w:val="28"/>
+          <w:szCs w:val="28"/>
+          <w:lang w:eastAsia="en-IN"/>
+          <w14:ligatures w14:val="none"/>
+        </w:rPr>
+        <w:t xml:space="preserve">is </w:t>
+      </w:r>
+      <w:r>
+        <w:rPr>
+          <w:rFonts w:eastAsia="Times New Roman" w:cstheme="minorHAnsi"/>
+          <w:b/>
+          <w:bCs/>
+          <w:color w:val="000000"/>
+          <w:kern w:val="0"/>
+          <w:sz w:val="28"/>
+          <w:szCs w:val="28"/>
+          <w:lang w:eastAsia="en-IN"/>
+          <w14:ligatures w14:val="none"/>
+        </w:rPr>
+        <w:t>AT SELECTION-SCREEN-OUTPUT</w:t>
+      </w:r>
+    </w:p>
+    <w:p>
+      <w:pPr>
+        <w:pStyle w:val="ListParagraph"/>
+        <w:numPr>
+          <w:ilvl w:val="0"/>
+          <w:numId w:val="3"/>
+        </w:numPr>
+        <w:spacing w:after="0" w:line="240" w:lineRule="auto"/>
+        <w:rPr>
+          <w:rFonts w:eastAsia="Times New Roman" w:cstheme="minorHAnsi"/>
+          <w:color w:val="000000"/>
+          <w:kern w:val="0"/>
+          <w:sz w:val="28"/>
+          <w:szCs w:val="28"/>
+          <w:lang w:eastAsia="en-IN"/>
+          <w14:ligatures w14:val="none"/>
+        </w:rPr>
+      </w:pPr>
+      <w:r>
+        <w:rPr>
+          <w:rFonts w:eastAsia="Times New Roman" w:cstheme="minorHAnsi"/>
+          <w:color w:val="000000"/>
+          <w:kern w:val="0"/>
+          <w:sz w:val="28"/>
+          <w:szCs w:val="28"/>
+          <w:lang w:eastAsia="en-IN"/>
+          <w14:ligatures w14:val="none"/>
+        </w:rPr>
+        <w:t xml:space="preserve">And then </w:t>
+      </w:r>
+      <w:r>
+        <w:rPr>
+          <w:rFonts w:eastAsia="Times New Roman" w:cstheme="minorHAnsi"/>
+          <w:b/>
+          <w:bCs/>
+          <w:color w:val="000000"/>
+          <w:kern w:val="0"/>
+          <w:sz w:val="28"/>
+          <w:szCs w:val="28"/>
+          <w:lang w:eastAsia="en-IN"/>
+          <w14:ligatures w14:val="none"/>
+        </w:rPr>
+        <w:t>AT SELECTION-SCREEN</w:t>
+      </w:r>
+    </w:p>
+    <w:p>
+      <w:pPr>
+        <w:pStyle w:val="ListParagraph"/>
+        <w:numPr>
+          <w:ilvl w:val="0"/>
+          <w:numId w:val="3"/>
+        </w:numPr>
+        <w:spacing w:after="0" w:line="240" w:lineRule="auto"/>
+        <w:rPr>
+          <w:rFonts w:eastAsia="Times New Roman" w:cstheme="minorHAnsi"/>
+          <w:b/>
+          <w:bCs/>
+          <w:color w:val="000000"/>
+          <w:kern w:val="0"/>
+          <w:sz w:val="28"/>
+          <w:szCs w:val="28"/>
+          <w:lang w:eastAsia="en-IN"/>
+          <w14:ligatures w14:val="none"/>
+        </w:rPr>
+      </w:pPr>
+      <w:r>
+        <w:rPr>
+          <w:rFonts w:eastAsia="Times New Roman" w:cstheme="minorHAnsi"/>
+          <w:color w:val="000000"/>
+          <w:kern w:val="0"/>
+          <w:sz w:val="28"/>
+          <w:szCs w:val="28"/>
+          <w:lang w:eastAsia="en-IN"/>
+          <w14:ligatures w14:val="none"/>
+        </w:rPr>
+        <w:t xml:space="preserve"> </w:t>
+      </w:r>
+      <w:r>
+        <w:rPr>
+          <w:rFonts w:eastAsia="Times New Roman" w:cstheme="minorHAnsi"/>
+          <w:b/>
+          <w:bCs/>
+          <w:color w:val="000000"/>
+          <w:kern w:val="0"/>
+          <w:sz w:val="28"/>
+          <w:szCs w:val="28"/>
+          <w:lang w:eastAsia="en-IN"/>
+          <w14:ligatures w14:val="none"/>
+        </w:rPr>
+        <w:t>AT SELECTION-SCREEN-OUTPUT</w:t>
+      </w:r>
+      <w:r>
+        <w:rPr>
+          <w:rFonts w:eastAsia="Times New Roman" w:cstheme="minorHAnsi"/>
+          <w:color w:val="000000"/>
+          <w:kern w:val="0"/>
+          <w:sz w:val="28"/>
+          <w:szCs w:val="28"/>
+          <w:lang w:eastAsia="en-IN"/>
+          <w14:ligatures w14:val="none"/>
+        </w:rPr>
+        <w:t xml:space="preserve"> </w:t>
+      </w:r>
+      <w:r>
+        <w:rPr>
+          <w:rFonts w:eastAsia="Times New Roman" w:cstheme="minorHAnsi"/>
+          <w:b/>
+          <w:bCs/>
+          <w:color w:val="000000"/>
+          <w:kern w:val="0"/>
+          <w:sz w:val="28"/>
+          <w:szCs w:val="28"/>
+          <w:lang w:eastAsia="en-IN"/>
+          <w14:ligatures w14:val="none"/>
+        </w:rPr>
+        <w:t>:</w:t>
+      </w:r>
+    </w:p>
+    <w:p>
+      <w:pPr>
+        <w:pStyle w:val="ListParagraph"/>
+        <w:numPr>
+          <w:ilvl w:val="0"/>
+          <w:numId w:val="3"/>
+        </w:numPr>
+        <w:spacing w:after="0"/>
+        <w:rPr>
+          <w:rFonts w:eastAsia="Times New Roman" w:cstheme="minorHAnsi"/>
+          <w:color w:val="000000"/>
+          <w:kern w:val="0"/>
+          <w:sz w:val="28"/>
+          <w:szCs w:val="28"/>
+          <w:lang w:eastAsia="en-IN"/>
+          <w14:ligatures w14:val="none"/>
+        </w:rPr>
+      </w:pPr>
+      <w:r>
+        <w:rPr>
+          <w:rFonts w:eastAsia="Times New Roman" w:cstheme="minorHAnsi"/>
+          <w:color w:val="000000"/>
+          <w:kern w:val="0"/>
+          <w:sz w:val="28"/>
+          <w:szCs w:val="28"/>
+          <w:lang w:eastAsia="en-IN"/>
+          <w14:ligatures w14:val="none"/>
+        </w:rPr>
+        <w:t>Used to:</w:t>
+      </w:r>
+    </w:p>
+    <w:p>
+      <w:pPr>
+        <w:pStyle w:val="ListParagraph"/>
+        <w:numPr>
+          <w:ilvl w:val="0"/>
+          <w:numId w:val="8"/>
+        </w:numPr>
+        <w:spacing w:after="0"/>
+        <w:rPr>
+          <w:rFonts w:eastAsia="Times New Roman" w:cstheme="minorHAnsi"/>
+          <w:color w:val="000000"/>
+          <w:kern w:val="0"/>
+          <w:sz w:val="28"/>
+          <w:szCs w:val="28"/>
+          <w:lang w:eastAsia="en-IN"/>
+          <w14:ligatures w14:val="none"/>
+        </w:rPr>
+      </w:pPr>
+      <w:r>
+        <w:rPr>
+          <w:rFonts w:eastAsia="Times New Roman" w:cstheme="minorHAnsi"/>
+          <w:color w:val="000000"/>
+          <w:kern w:val="0"/>
+          <w:sz w:val="28"/>
+          <w:szCs w:val="28"/>
+          <w:lang w:eastAsia="en-IN"/>
+          <w14:ligatures w14:val="none"/>
+        </w:rPr>
+        <w:t xml:space="preserve">modify screen dynamically </w:t>
+      </w:r>
+    </w:p>
+    <w:p>
+      <w:pPr>
+        <w:pStyle w:val="ListParagraph"/>
+        <w:numPr>
+          <w:ilvl w:val="0"/>
+          <w:numId w:val="8"/>
+        </w:numPr>
+        <w:spacing w:after="0"/>
+        <w:rPr>
+          <w:rFonts w:eastAsia="Times New Roman" w:cstheme="minorHAnsi"/>
+          <w:color w:val="000000"/>
+          <w:kern w:val="0"/>
+          <w:sz w:val="28"/>
+          <w:szCs w:val="28"/>
+          <w:lang w:eastAsia="en-IN"/>
+          <w14:ligatures w14:val="none"/>
+        </w:rPr>
+      </w:pPr>
+      <w:r>
+        <w:rPr>
+          <w:rFonts w:eastAsia="Times New Roman" w:cstheme="minorHAnsi"/>
+          <w:color w:val="000000"/>
+          <w:kern w:val="0"/>
+          <w:sz w:val="28"/>
+          <w:szCs w:val="28"/>
+          <w:lang w:eastAsia="en-IN"/>
+          <w14:ligatures w14:val="none"/>
+        </w:rPr>
+        <w:t xml:space="preserve">hide fields </w:t>
+      </w:r>
+    </w:p>
+    <w:p>
+      <w:pPr>
+        <w:pStyle w:val="ListParagraph"/>
+        <w:numPr>
+          <w:ilvl w:val="0"/>
+          <w:numId w:val="8"/>
+        </w:numPr>
+        <w:spacing w:after="0"/>
+        <w:rPr>
+          <w:rFonts w:eastAsia="Times New Roman" w:cstheme="minorHAnsi"/>
+          <w:color w:val="000000"/>
+          <w:kern w:val="0"/>
+          <w:sz w:val="28"/>
+          <w:szCs w:val="28"/>
+          <w:lang w:eastAsia="en-IN"/>
+          <w14:ligatures w14:val="none"/>
+        </w:rPr>
+      </w:pPr>
+      <w:r>
+        <w:rPr>
+          <w:rFonts w:eastAsia="Times New Roman" w:cstheme="minorHAnsi"/>
+          <w:color w:val="000000"/>
+          <w:kern w:val="0"/>
+          <w:sz w:val="28"/>
+          <w:szCs w:val="28"/>
+          <w:lang w:eastAsia="en-IN"/>
+          <w14:ligatures w14:val="none"/>
+        </w:rPr>
+        <w:t xml:space="preserve">disable fields </w:t>
+      </w:r>
+    </w:p>
+    <w:p>
+      <w:pPr>
+        <w:pStyle w:val="ListParagraph"/>
+        <w:numPr>
+          <w:ilvl w:val="0"/>
+          <w:numId w:val="8"/>
+        </w:numPr>
+        <w:spacing w:after="0"/>
+        <w:rPr>
+          <w:rFonts w:eastAsia="Times New Roman" w:cstheme="minorHAnsi"/>
+          <w:color w:val="000000"/>
+          <w:kern w:val="0"/>
+          <w:sz w:val="28"/>
+          <w:szCs w:val="28"/>
+          <w:lang w:eastAsia="en-IN"/>
+          <w14:ligatures w14:val="none"/>
+        </w:rPr>
+      </w:pPr>
+      <w:r>
+        <w:rPr>
+          <w:rFonts w:eastAsia="Times New Roman" w:cstheme="minorHAnsi"/>
+          <w:color w:val="000000"/>
+          <w:kern w:val="0"/>
+          <w:sz w:val="28"/>
+          <w:szCs w:val="28"/>
+          <w:lang w:eastAsia="en-IN"/>
+          <w14:ligatures w14:val="none"/>
+        </w:rPr>
+        <w:t>activate/deactivate fields</w:t>
+      </w:r>
+    </w:p>
+    <w:p>
+      <w:pPr>
+        <w:pStyle w:val="ListParagraph"/>
+        <w:numPr>
+          <w:ilvl w:val="0"/>
+          <w:numId w:val="3"/>
+        </w:numPr>
+        <w:spacing w:after="0" w:line="240" w:lineRule="auto"/>
+        <w:rPr>
+          <w:rFonts w:eastAsia="Times New Roman" w:cstheme="minorHAnsi"/>
+          <w:color w:val="000000"/>
+          <w:kern w:val="0"/>
+          <w:sz w:val="28"/>
+          <w:szCs w:val="28"/>
+          <w:lang w:eastAsia="en-IN"/>
+          <w14:ligatures w14:val="none"/>
+        </w:rPr>
+      </w:pPr>
+      <w:r>
+        <w:rPr>
+          <w:rFonts w:eastAsia="Times New Roman" w:cstheme="minorHAnsi"/>
+          <w:b/>
+          <w:bCs/>
+          <w:color w:val="000000"/>
+          <w:kern w:val="0"/>
+          <w:sz w:val="28"/>
+          <w:szCs w:val="28"/>
+          <w:lang w:eastAsia="en-IN"/>
+          <w14:ligatures w14:val="none"/>
+        </w:rPr>
+        <w:t>AT SELECTION-SCREEN</w:t>
+      </w:r>
+      <w:r>
+        <w:rPr>
+          <w:rFonts w:eastAsia="Times New Roman" w:cstheme="minorHAnsi"/>
+          <w:b/>
+          <w:bCs/>
+          <w:color w:val="000000"/>
+          <w:kern w:val="0"/>
+          <w:sz w:val="28"/>
+          <w:szCs w:val="28"/>
+          <w:lang w:eastAsia="en-IN"/>
+          <w14:ligatures w14:val="none"/>
+        </w:rPr>
+        <w:t>:</w:t>
+      </w:r>
+    </w:p>
+    <w:p>
+      <w:pPr>
+        <w:pStyle w:val="ListParagraph"/>
+        <w:numPr>
+          <w:ilvl w:val="0"/>
+          <w:numId w:val="3"/>
+        </w:numPr>
+        <w:spacing w:after="0"/>
+        <w:rPr>
+          <w:rFonts w:eastAsia="Times New Roman" w:cstheme="minorHAnsi"/>
+          <w:color w:val="000000"/>
+          <w:kern w:val="0"/>
+          <w:sz w:val="28"/>
+          <w:szCs w:val="28"/>
+          <w:lang w:eastAsia="en-IN"/>
+          <w14:ligatures w14:val="none"/>
+        </w:rPr>
+      </w:pPr>
+      <w:r>
+        <w:rPr>
+          <w:rFonts w:eastAsia="Times New Roman" w:cstheme="minorHAnsi"/>
+          <w:color w:val="000000"/>
+          <w:kern w:val="0"/>
+          <w:sz w:val="28"/>
+          <w:szCs w:val="28"/>
+          <w:lang w:eastAsia="en-IN"/>
+          <w14:ligatures w14:val="none"/>
+        </w:rPr>
+        <w:t>Used for:</w:t>
+      </w:r>
+    </w:p>
+    <w:p>
+      <w:pPr>
+        <w:pStyle w:val="ListParagraph"/>
+        <w:numPr>
+          <w:ilvl w:val="0"/>
+          <w:numId w:val="9"/>
+        </w:numPr>
+        <w:spacing w:after="0"/>
+        <w:rPr>
+          <w:rFonts w:eastAsia="Times New Roman" w:cstheme="minorHAnsi"/>
+          <w:color w:val="000000"/>
+          <w:kern w:val="0"/>
+          <w:sz w:val="28"/>
+          <w:szCs w:val="28"/>
+          <w:lang w:eastAsia="en-IN"/>
+          <w14:ligatures w14:val="none"/>
+        </w:rPr>
+      </w:pPr>
+      <w:r>
+        <w:rPr>
+          <w:rFonts w:eastAsia="Times New Roman" w:cstheme="minorHAnsi"/>
+          <w:color w:val="000000"/>
+          <w:kern w:val="0"/>
+          <w:sz w:val="28"/>
+          <w:szCs w:val="28"/>
+          <w:lang w:eastAsia="en-IN"/>
+          <w14:ligatures w14:val="none"/>
+        </w:rPr>
+        <w:t xml:space="preserve">validation </w:t>
+      </w:r>
+    </w:p>
+    <w:p>
+      <w:pPr>
+        <w:pStyle w:val="ListParagraph"/>
+        <w:numPr>
+          <w:ilvl w:val="0"/>
+          <w:numId w:val="9"/>
+        </w:numPr>
+        <w:spacing w:after="0"/>
+        <w:rPr>
+          <w:rFonts w:eastAsia="Times New Roman" w:cstheme="minorHAnsi"/>
+          <w:color w:val="000000"/>
+          <w:kern w:val="0"/>
+          <w:sz w:val="28"/>
+          <w:szCs w:val="28"/>
+          <w:lang w:eastAsia="en-IN"/>
+          <w14:ligatures w14:val="none"/>
+        </w:rPr>
+      </w:pPr>
+      <w:r>
+        <w:rPr>
+          <w:rFonts w:eastAsia="Times New Roman" w:cstheme="minorHAnsi"/>
+          <w:color w:val="000000"/>
+          <w:kern w:val="0"/>
+          <w:sz w:val="28"/>
+          <w:szCs w:val="28"/>
+          <w:lang w:eastAsia="en-IN"/>
+          <w14:ligatures w14:val="none"/>
+        </w:rPr>
+        <w:t>checking user input</w:t>
+      </w:r>
+    </w:p>
+    <w:p>
+      <w:pPr>
+        <w:pStyle w:val="ListParagraph"/>
+        <w:numPr>
+          <w:ilvl w:val="0"/>
+          <w:numId w:val="3"/>
+        </w:numPr>
+        <w:spacing w:after="0" w:line="240" w:lineRule="auto"/>
+        <w:rPr>
+          <w:rFonts w:eastAsia="Times New Roman" w:cstheme="minorHAnsi"/>
+          <w:color w:val="000000"/>
+          <w:kern w:val="0"/>
+          <w:sz w:val="28"/>
+          <w:szCs w:val="28"/>
+          <w:lang w:eastAsia="en-IN"/>
+          <w14:ligatures w14:val="none"/>
+        </w:rPr>
+      </w:pPr>
+      <w:r>
+        <w:rPr>
+          <w:rFonts w:eastAsia="Times New Roman" w:cstheme="minorHAnsi"/>
+          <w:color w:val="000000"/>
+          <w:kern w:val="0"/>
+          <w:sz w:val="28"/>
+          <w:szCs w:val="28"/>
+          <w:lang w:eastAsia="en-IN"/>
+          <w14:ligatures w14:val="none"/>
+        </w:rPr>
+        <w:t xml:space="preserve">this event runs after </w:t>
+      </w:r>
+      <w:r>
+        <w:rPr>
+          <w:rFonts w:eastAsia="Times New Roman" w:cstheme="minorHAnsi"/>
+          <w:color w:val="000000"/>
+          <w:kern w:val="0"/>
+          <w:sz w:val="28"/>
+          <w:szCs w:val="28"/>
+          <w:lang w:eastAsia="en-IN"/>
+          <w14:ligatures w14:val="none"/>
+        </w:rPr>
+        <w:t>user presses F8 or Execute.</w:t>
+      </w:r>
+    </w:p>
+    <w:tbl>
+      <w:tblPr>
+        <w:tblStyle w:val="TableGrid"/>
+        <w:tblW w:w="0" w:type="auto"/>
+        <w:tblLook w:val="04A0" w:firstRow="1" w:lastRow="0" w:firstColumn="1" w:lastColumn="0" w:noHBand="0" w:noVBand="1"/>
+      </w:tblPr>
+      <w:tblGrid>
+        <w:gridCol w:w="9016"/>
+      </w:tblGrid>
+      <w:tr>
+        <w:tc>
+          <w:tcPr>
+            <w:tcW w:w="9016" w:type="dxa"/>
+          </w:tcPr>
+          <w:tbl>
+            <w:tblPr>
+              <w:tblW w:w="0" w:type="auto"/>
+              <w:tblCellSpacing w:w="15" w:type="dxa"/>
+              <w:tblCellMar>
+                <w:top w:w="15" w:type="dxa"/>
+                <w:left w:w="15" w:type="dxa"/>
+                <w:bottom w:w="15" w:type="dxa"/>
+                <w:right w:w="15" w:type="dxa"/>
+              </w:tblCellMar>
+              <w:tblLook w:val="04A0" w:firstRow="1" w:lastRow="0" w:firstColumn="1" w:lastColumn="0" w:noHBand="0" w:noVBand="1"/>
+            </w:tblPr>
+            <w:tblGrid>
+              <w:gridCol w:w="4130"/>
+              <w:gridCol w:w="2304"/>
+              <w:gridCol w:w="2366"/>
+            </w:tblGrid>
+            <w:tr>
+              <w:trPr>
+                <w:tblHeader/>
+                <w:tblCellSpacing w:w="15" w:type="dxa"/>
+              </w:trPr>
+              <w:tc>
+                <w:tcPr>
+                  <w:tcW w:w="0" w:type="auto"/>
+                  <w:vAlign w:val="center"/>
+                  <w:hideMark/>
+                </w:tcPr>
+                <w:p>
+                  <w:pPr>
+                    <w:pStyle w:val="ListParagraph"/>
+                    <w:rPr>
+                      <w:rFonts w:eastAsia="Times New Roman" w:cstheme="minorHAnsi"/>
+                      <w:b/>
+                      <w:bCs/>
+                      <w:color w:val="000000"/>
+                      <w:kern w:val="0"/>
+                      <w:sz w:val="28"/>
+                      <w:szCs w:val="28"/>
+                      <w:lang w:eastAsia="en-IN"/>
+                      <w14:ligatures w14:val="none"/>
+                    </w:rPr>
+                  </w:pPr>
+                  <w:r>
+                    <w:rPr>
+                      <w:rFonts w:eastAsia="Times New Roman" w:cstheme="minorHAnsi"/>
+                      <w:b/>
+                      <w:bCs/>
+                      <w:color w:val="000000"/>
+                      <w:kern w:val="0"/>
+                      <w:sz w:val="28"/>
+                      <w:szCs w:val="28"/>
+                      <w:lang w:eastAsia="en-IN"/>
+                      <w14:ligatures w14:val="none"/>
+                    </w:rPr>
+                    <w:t>Event</w:t>
+                  </w:r>
+                </w:p>
+              </w:tc>
+              <w:tc>
+                <w:tcPr>
+                  <w:tcW w:w="0" w:type="auto"/>
+                  <w:vAlign w:val="center"/>
+                  <w:hideMark/>
+                </w:tcPr>
+                <w:p>
+                  <w:pPr>
+                    <w:rPr>
+                      <w:rFonts w:eastAsia="Times New Roman" w:cstheme="minorHAnsi"/>
+                      <w:b/>
+                      <w:bCs/>
+                      <w:color w:val="000000"/>
+                      <w:kern w:val="0"/>
+                      <w:sz w:val="28"/>
+                      <w:szCs w:val="28"/>
+                      <w:lang w:eastAsia="en-IN"/>
+                      <w14:ligatures w14:val="none"/>
+                    </w:rPr>
+                  </w:pPr>
+                  <w:r>
+                    <w:rPr>
+                      <w:rFonts w:eastAsia="Times New Roman" w:cstheme="minorHAnsi"/>
+                      <w:b/>
+                      <w:bCs/>
+                      <w:color w:val="000000"/>
+                      <w:kern w:val="0"/>
+                      <w:sz w:val="28"/>
+                      <w:szCs w:val="28"/>
+                      <w:lang w:eastAsia="en-IN"/>
+                      <w14:ligatures w14:val="none"/>
+                    </w:rPr>
+                    <w:t>Trigger Time</w:t>
+                  </w:r>
+                </w:p>
+              </w:tc>
+              <w:tc>
+                <w:tcPr>
+                  <w:tcW w:w="0" w:type="auto"/>
+                  <w:vAlign w:val="center"/>
+                  <w:hideMark/>
+                </w:tcPr>
+                <w:p>
+                  <w:pPr>
+                    <w:pStyle w:val="ListParagraph"/>
+                    <w:rPr>
+                      <w:rFonts w:eastAsia="Times New Roman" w:cstheme="minorHAnsi"/>
+                      <w:b/>
+                      <w:bCs/>
+                      <w:color w:val="000000"/>
+                      <w:kern w:val="0"/>
+                      <w:sz w:val="28"/>
+                      <w:szCs w:val="28"/>
+                      <w:lang w:eastAsia="en-IN"/>
+                      <w14:ligatures w14:val="none"/>
+                    </w:rPr>
+                  </w:pPr>
+                  <w:r>
+                    <w:rPr>
+                      <w:rFonts w:eastAsia="Times New Roman" w:cstheme="minorHAnsi"/>
+                      <w:b/>
+                      <w:bCs/>
+                      <w:color w:val="000000"/>
+                      <w:kern w:val="0"/>
+                      <w:sz w:val="28"/>
+                      <w:szCs w:val="28"/>
+                      <w:lang w:eastAsia="en-IN"/>
+                      <w14:ligatures w14:val="none"/>
+                    </w:rPr>
+                    <w:t>Usage</w:t>
+                  </w:r>
+                </w:p>
+              </w:tc>
+            </w:tr>
+            <w:tr>
+              <w:trPr>
+                <w:tblCellSpacing w:w="15" w:type="dxa"/>
+              </w:trPr>
+              <w:tc>
+                <w:tcPr>
+                  <w:tcW w:w="0" w:type="auto"/>
+                  <w:vAlign w:val="center"/>
+                  <w:hideMark/>
+                </w:tcPr>
+                <w:p>
+                  <w:pPr>
+                    <w:pStyle w:val="ListParagraph"/>
+                    <w:rPr>
+                      <w:rFonts w:eastAsia="Times New Roman" w:cstheme="minorHAnsi"/>
+                      <w:color w:val="000000"/>
+                      <w:kern w:val="0"/>
+                      <w:sz w:val="28"/>
+                      <w:szCs w:val="28"/>
+                      <w:lang w:eastAsia="en-IN"/>
+                      <w14:ligatures w14:val="none"/>
+                    </w:rPr>
+                  </w:pPr>
+                  <w:r>
+                    <w:rPr>
+                      <w:rFonts w:eastAsia="Times New Roman" w:cstheme="minorHAnsi"/>
+                      <w:color w:val="000000"/>
+                      <w:kern w:val="0"/>
+                      <w:sz w:val="28"/>
+                      <w:szCs w:val="28"/>
+                      <w:lang w:eastAsia="en-IN"/>
+                      <w14:ligatures w14:val="none"/>
+                    </w:rPr>
+                    <w:t>AT SELECTION-SCREEN OUTPUT</w:t>
+                  </w:r>
+                </w:p>
+              </w:tc>
+              <w:tc>
+                <w:tcPr>
+                  <w:tcW w:w="0" w:type="auto"/>
+                  <w:vAlign w:val="center"/>
+                  <w:hideMark/>
+                </w:tcPr>
+                <w:p>
+                  <w:pPr>
+                    <w:rPr>
+                      <w:rFonts w:eastAsia="Times New Roman" w:cstheme="minorHAnsi"/>
+                      <w:color w:val="000000"/>
+                      <w:kern w:val="0"/>
+                      <w:sz w:val="28"/>
+                      <w:szCs w:val="28"/>
+                      <w:lang w:eastAsia="en-IN"/>
+                      <w14:ligatures w14:val="none"/>
+                    </w:rPr>
+                  </w:pPr>
+                  <w:r>
+                    <w:rPr>
+                      <w:rFonts w:eastAsia="Times New Roman" w:cstheme="minorHAnsi"/>
+                      <w:color w:val="000000"/>
+                      <w:kern w:val="0"/>
+                      <w:sz w:val="28"/>
+                      <w:szCs w:val="28"/>
+                      <w:lang w:eastAsia="en-IN"/>
+                      <w14:ligatures w14:val="none"/>
+                    </w:rPr>
+                    <w:t>Before screen display</w:t>
+                  </w:r>
+                </w:p>
+              </w:tc>
+              <w:tc>
+                <w:tcPr>
+                  <w:tcW w:w="0" w:type="auto"/>
+                  <w:vAlign w:val="center"/>
+                  <w:hideMark/>
+                </w:tcPr>
+                <w:p>
+                  <w:pPr>
+                    <w:pStyle w:val="ListParagraph"/>
+                    <w:rPr>
+                      <w:rFonts w:eastAsia="Times New Roman" w:cstheme="minorHAnsi"/>
+                      <w:color w:val="000000"/>
+                      <w:kern w:val="0"/>
+                      <w:sz w:val="28"/>
+                      <w:szCs w:val="28"/>
+                      <w:lang w:eastAsia="en-IN"/>
+                      <w14:ligatures w14:val="none"/>
+                    </w:rPr>
+                  </w:pPr>
+                  <w:r>
+                    <w:rPr>
+                      <w:rFonts w:eastAsia="Times New Roman" w:cstheme="minorHAnsi"/>
+                      <w:color w:val="000000"/>
+                      <w:kern w:val="0"/>
+                      <w:sz w:val="28"/>
+                      <w:szCs w:val="28"/>
+                      <w:lang w:eastAsia="en-IN"/>
+                      <w14:ligatures w14:val="none"/>
+                    </w:rPr>
+                    <w:t>Modify screen</w:t>
+                  </w:r>
+                </w:p>
+              </w:tc>
+            </w:tr>
+            <w:tr>
+              <w:trPr>
+                <w:trHeight w:val="269"/>
+                <w:tblCellSpacing w:w="15" w:type="dxa"/>
+              </w:trPr>
+              <w:tc>
+                <w:tcPr>
+                  <w:tcW w:w="0" w:type="auto"/>
+                  <w:vAlign w:val="center"/>
+                  <w:hideMark/>
+                </w:tcPr>
+                <w:p>
+                  <w:pPr>
+                    <w:pStyle w:val="ListParagraph"/>
+                    <w:rPr>
+                      <w:rFonts w:eastAsia="Times New Roman" w:cstheme="minorHAnsi"/>
+                      <w:color w:val="000000"/>
+                      <w:kern w:val="0"/>
+                      <w:sz w:val="28"/>
+                      <w:szCs w:val="28"/>
+                      <w:lang w:eastAsia="en-IN"/>
+                      <w14:ligatures w14:val="none"/>
+                    </w:rPr>
+                  </w:pPr>
+                  <w:r>
+                    <w:rPr>
+                      <w:rFonts w:eastAsia="Times New Roman" w:cstheme="minorHAnsi"/>
+                      <w:color w:val="000000"/>
+                      <w:kern w:val="0"/>
+                      <w:sz w:val="28"/>
+                      <w:szCs w:val="28"/>
+                      <w:lang w:eastAsia="en-IN"/>
+                      <w14:ligatures w14:val="none"/>
+                    </w:rPr>
+                    <w:t>AT SELECTION-SCREEN</w:t>
+                  </w:r>
+                </w:p>
+              </w:tc>
+              <w:tc>
+                <w:tcPr>
+                  <w:tcW w:w="0" w:type="auto"/>
+                  <w:vAlign w:val="center"/>
+                  <w:hideMark/>
+                </w:tcPr>
+                <w:p>
+                  <w:pPr>
+                    <w:rPr>
+                      <w:rFonts w:eastAsia="Times New Roman" w:cstheme="minorHAnsi"/>
+                      <w:color w:val="000000"/>
+                      <w:kern w:val="0"/>
+                      <w:sz w:val="28"/>
+                      <w:szCs w:val="28"/>
+                      <w:lang w:eastAsia="en-IN"/>
+                      <w14:ligatures w14:val="none"/>
+                    </w:rPr>
+                  </w:pPr>
+                  <w:r>
+                    <w:rPr>
+                      <w:rFonts w:eastAsia="Times New Roman" w:cstheme="minorHAnsi"/>
+                      <w:color w:val="000000"/>
+                      <w:kern w:val="0"/>
+                      <w:sz w:val="28"/>
+                      <w:szCs w:val="28"/>
+                      <w:lang w:eastAsia="en-IN"/>
+                      <w14:ligatures w14:val="none"/>
+                    </w:rPr>
+                    <w:t>After user action</w:t>
+                  </w:r>
+                </w:p>
+              </w:tc>
+              <w:tc>
+                <w:tcPr>
+                  <w:tcW w:w="0" w:type="auto"/>
+                  <w:vAlign w:val="center"/>
+                  <w:hideMark/>
+                </w:tcPr>
+                <w:p>
+                  <w:pPr>
+                    <w:pStyle w:val="ListParagraph"/>
+                    <w:rPr>
+                      <w:rFonts w:eastAsia="Times New Roman" w:cstheme="minorHAnsi"/>
+                      <w:color w:val="000000"/>
+                      <w:kern w:val="0"/>
+                      <w:sz w:val="28"/>
+                      <w:szCs w:val="28"/>
+                      <w:lang w:eastAsia="en-IN"/>
+                      <w14:ligatures w14:val="none"/>
+                    </w:rPr>
+                  </w:pPr>
+                  <w:r>
+                    <w:rPr>
+                      <w:rFonts w:eastAsia="Times New Roman" w:cstheme="minorHAnsi"/>
+                      <w:color w:val="000000"/>
+                      <w:kern w:val="0"/>
+                      <w:sz w:val="28"/>
+                      <w:szCs w:val="28"/>
+                      <w:lang w:eastAsia="en-IN"/>
+                      <w14:ligatures w14:val="none"/>
+                    </w:rPr>
+                    <w:t>Validation</w:t>
+                  </w:r>
+                </w:p>
+              </w:tc>
+            </w:tr>
+          </w:tbl>
+          <w:p/>
+        </w:tc>
+      </w:tr>
+    </w:tbl>
+    <w:p>
+      <w:pPr>
+        <w:pStyle w:val="ListParagraph"/>
+        <w:spacing w:after="0" w:line="240" w:lineRule="auto"/>
+        <w:ind w:left="0"/>
+        <w:rPr>
+          <w:rFonts w:eastAsia="Times New Roman" w:cstheme="minorHAnsi"/>
+          <w:color w:val="000000"/>
+          <w:kern w:val="0"/>
+          <w:sz w:val="28"/>
+          <w:szCs w:val="28"/>
+          <w:lang w:eastAsia="en-IN"/>
+          <w14:ligatures w14:val="none"/>
+        </w:rPr>
+      </w:pPr>
+    </w:p>
+    <w:p>
+      <w:pPr>
+        <w:pStyle w:val="ListParagraph"/>
+        <w:spacing w:after="0" w:line="240" w:lineRule="auto"/>
+        <w:ind w:left="0"/>
+        <w:rPr>
+          <w:rFonts w:eastAsia="Times New Roman" w:cstheme="minorHAnsi"/>
+          <w:color w:val="000000"/>
+          <w:kern w:val="0"/>
+          <w:sz w:val="28"/>
+          <w:szCs w:val="28"/>
+          <w:lang w:eastAsia="en-IN"/>
+          <w14:ligatures w14:val="none"/>
+        </w:rPr>
+      </w:pPr>
+    </w:p>
+    <w:p>
+      <w:pPr>
+        <w:pStyle w:val="ListParagraph"/>
+        <w:spacing w:after="0" w:line="240" w:lineRule="auto"/>
+        <w:ind w:left="0"/>
+        <w:rPr>
+          <w:rFonts w:eastAsia="Times New Roman" w:cstheme="minorHAnsi"/>
+          <w:color w:val="000000"/>
+          <w:kern w:val="0"/>
+          <w:sz w:val="28"/>
+          <w:szCs w:val="28"/>
+          <w:lang w:eastAsia="en-IN"/>
+          <w14:ligatures w14:val="none"/>
+        </w:rPr>
+      </w:pPr>
+    </w:p>
+    <w:p>
+      <w:pPr>
+        <w:pStyle w:val="ListParagraph"/>
+        <w:spacing w:after="0" w:line="240" w:lineRule="auto"/>
+        <w:ind w:left="0"/>
+        <w:rPr>
+          <w:rFonts w:eastAsia="Times New Roman" w:cstheme="minorHAnsi"/>
+          <w:color w:val="000000"/>
+          <w:kern w:val="0"/>
+          <w:sz w:val="28"/>
+          <w:szCs w:val="28"/>
+          <w:lang w:eastAsia="en-IN"/>
+          <w14:ligatures w14:val="none"/>
+        </w:rPr>
+      </w:pPr>
+    </w:p>
+    <w:p>
+      <w:pPr>
+        <w:pStyle w:val="ListParagraph"/>
+        <w:numPr>
+          <w:ilvl w:val="0"/>
+          <w:numId w:val="1"/>
+        </w:numPr>
+        <w:spacing w:after="0" w:line="240" w:lineRule="auto"/>
+        <w:rPr>
+          <w:rFonts w:eastAsia="Times New Roman" w:cstheme="minorHAnsi"/>
+          <w:b/>
+          <w:bCs/>
+          <w:color w:val="000000"/>
+          <w:kern w:val="0"/>
+          <w:sz w:val="28"/>
+          <w:szCs w:val="28"/>
+          <w:lang w:eastAsia="en-IN"/>
+          <w14:ligatures w14:val="none"/>
+        </w:rPr>
+      </w:pPr>
+      <w:r>
+        <w:rPr>
+          <w:rFonts w:eastAsia="Times New Roman" w:cstheme="minorHAnsi"/>
+          <w:b/>
+          <w:bCs/>
+          <w:color w:val="000000"/>
+          <w:kern w:val="0"/>
+          <w:sz w:val="28"/>
+          <w:szCs w:val="28"/>
+          <w:lang w:eastAsia="en-IN"/>
+          <w14:ligatures w14:val="none"/>
+        </w:rPr>
+        <w:lastRenderedPageBreak/>
+        <w:t>Difference between At selection screen and At selection screen output?</w:t>
+      </w:r>
+    </w:p>
+    <w:p>
+      <w:pPr>
+        <w:pStyle w:val="ListParagraph"/>
+        <w:numPr>
+          <w:ilvl w:val="0"/>
+          <w:numId w:val="3"/>
+        </w:numPr>
+        <w:spacing w:after="0" w:line="240" w:lineRule="auto"/>
+        <w:rPr>
+          <w:rFonts w:eastAsia="Times New Roman" w:cstheme="minorHAnsi"/>
+          <w:color w:val="000000"/>
+          <w:kern w:val="0"/>
+          <w:sz w:val="28"/>
+          <w:szCs w:val="28"/>
+          <w:lang w:eastAsia="en-IN"/>
+          <w14:ligatures w14:val="none"/>
+        </w:rPr>
+      </w:pPr>
+      <w:r>
+        <w:rPr>
+          <w:rFonts w:eastAsia="Times New Roman" w:cstheme="minorHAnsi"/>
+          <w:color w:val="000000"/>
+          <w:kern w:val="0"/>
+          <w:sz w:val="28"/>
+          <w:szCs w:val="28"/>
+          <w:lang w:eastAsia="en-IN"/>
+          <w14:ligatures w14:val="none"/>
+        </w:rPr>
+        <w:t>AT SELECTION-SCREEN OUTPUT is used for dynamic modification of the selection screen before it is displayed, while AT SELECTION-SCREEN is used for validating user input after the user presses Enter or Execute.</w:t>
+      </w:r>
+    </w:p>
+    <w:tbl>
+      <w:tblPr>
+        <w:tblStyle w:val="TableGrid"/>
+        <w:tblW w:w="0" w:type="auto"/>
+        <w:tblLook w:val="04A0" w:firstRow="1" w:lastRow="0" w:firstColumn="1" w:lastColumn="0" w:noHBand="0" w:noVBand="1"/>
+      </w:tblPr>
+      <w:tblGrid>
+        <w:gridCol w:w="2405"/>
+        <w:gridCol w:w="2950"/>
+        <w:gridCol w:w="3661"/>
+      </w:tblGrid>
+      <w:tr>
+        <w:tc>
+          <w:tcPr>
+            <w:tcW w:w="2405" w:type="dxa"/>
+            <w:hideMark/>
+          </w:tcPr>
+          <w:p>
+            <w:pPr>
+              <w:pStyle w:val="ListParagraph"/>
+              <w:rPr>
+                <w:rFonts w:eastAsia="Times New Roman" w:cstheme="minorHAnsi"/>
+                <w:b/>
+                <w:bCs/>
+                <w:color w:val="000000"/>
+                <w:kern w:val="0"/>
+                <w:sz w:val="28"/>
+                <w:szCs w:val="28"/>
+                <w:lang w:eastAsia="en-IN"/>
+                <w14:ligatures w14:val="none"/>
+              </w:rPr>
+            </w:pPr>
+            <w:r>
+              <w:rPr>
+                <w:rFonts w:eastAsia="Times New Roman" w:cstheme="minorHAnsi"/>
+                <w:b/>
+                <w:bCs/>
+                <w:color w:val="000000"/>
+                <w:kern w:val="0"/>
+                <w:sz w:val="28"/>
+                <w:szCs w:val="28"/>
+                <w:lang w:eastAsia="en-IN"/>
+                <w14:ligatures w14:val="none"/>
+              </w:rPr>
+              <w:t>Feature</w:t>
+            </w:r>
+          </w:p>
+        </w:tc>
+        <w:tc>
+          <w:tcPr>
+            <w:tcW w:w="2950" w:type="dxa"/>
+            <w:hideMark/>
+          </w:tcPr>
+          <w:p>
+            <w:pPr>
+              <w:pStyle w:val="ListParagraph"/>
+              <w:rPr>
+                <w:rFonts w:eastAsia="Times New Roman" w:cstheme="minorHAnsi"/>
+                <w:b/>
+                <w:bCs/>
+                <w:color w:val="000000"/>
+                <w:kern w:val="0"/>
+                <w:sz w:val="28"/>
+                <w:szCs w:val="28"/>
+                <w:lang w:eastAsia="en-IN"/>
+                <w14:ligatures w14:val="none"/>
+              </w:rPr>
+            </w:pPr>
+            <w:r>
+              <w:rPr>
+                <w:rFonts w:eastAsia="Times New Roman" w:cstheme="minorHAnsi"/>
+                <w:b/>
+                <w:bCs/>
+                <w:color w:val="000000"/>
+                <w:kern w:val="0"/>
+                <w:sz w:val="28"/>
+                <w:szCs w:val="28"/>
+                <w:lang w:eastAsia="en-IN"/>
+                <w14:ligatures w14:val="none"/>
+              </w:rPr>
+              <w:t>AT SELECTION-SCREEN</w:t>
+            </w:r>
+          </w:p>
+        </w:tc>
+        <w:tc>
+          <w:tcPr>
+            <w:tcW w:w="0" w:type="auto"/>
+            <w:hideMark/>
+          </w:tcPr>
+          <w:p>
+            <w:pPr>
+              <w:pStyle w:val="ListParagraph"/>
+              <w:rPr>
+                <w:rFonts w:eastAsia="Times New Roman" w:cstheme="minorHAnsi"/>
+                <w:b/>
+                <w:bCs/>
+                <w:color w:val="000000"/>
+                <w:kern w:val="0"/>
+                <w:sz w:val="28"/>
+                <w:szCs w:val="28"/>
+                <w:lang w:eastAsia="en-IN"/>
+                <w14:ligatures w14:val="none"/>
+              </w:rPr>
+            </w:pPr>
+            <w:r>
+              <w:rPr>
+                <w:rFonts w:eastAsia="Times New Roman" w:cstheme="minorHAnsi"/>
+                <w:b/>
+                <w:bCs/>
+                <w:color w:val="000000"/>
+                <w:kern w:val="0"/>
+                <w:sz w:val="28"/>
+                <w:szCs w:val="28"/>
+                <w:lang w:eastAsia="en-IN"/>
+                <w14:ligatures w14:val="none"/>
+              </w:rPr>
+              <w:t>AT SELECTION-SCREEN OUTPUT</w:t>
+            </w:r>
+          </w:p>
+        </w:tc>
+      </w:tr>
+      <w:tr>
+        <w:tc>
+          <w:tcPr>
+            <w:tcW w:w="2405" w:type="dxa"/>
+            <w:hideMark/>
+          </w:tcPr>
+          <w:p>
+            <w:pPr>
+              <w:pStyle w:val="ListParagraph"/>
+              <w:rPr>
+                <w:rFonts w:eastAsia="Times New Roman" w:cstheme="minorHAnsi"/>
+                <w:color w:val="000000"/>
+                <w:kern w:val="0"/>
+                <w:sz w:val="28"/>
+                <w:szCs w:val="28"/>
+                <w:lang w:eastAsia="en-IN"/>
+                <w14:ligatures w14:val="none"/>
+              </w:rPr>
+            </w:pPr>
+            <w:r>
+              <w:rPr>
+                <w:rFonts w:eastAsia="Times New Roman" w:cstheme="minorHAnsi"/>
+                <w:color w:val="000000"/>
+                <w:kern w:val="0"/>
+                <w:sz w:val="28"/>
+                <w:szCs w:val="28"/>
+                <w:lang w:eastAsia="en-IN"/>
+                <w14:ligatures w14:val="none"/>
+              </w:rPr>
+              <w:t>Purpose</w:t>
+            </w:r>
+          </w:p>
+        </w:tc>
+        <w:tc>
+          <w:tcPr>
+            <w:tcW w:w="2950" w:type="dxa"/>
+            <w:hideMark/>
+          </w:tcPr>
+          <w:p>
+            <w:pPr>
+              <w:pStyle w:val="ListParagraph"/>
+              <w:rPr>
+                <w:rFonts w:eastAsia="Times New Roman" w:cstheme="minorHAnsi"/>
+                <w:color w:val="000000"/>
+                <w:kern w:val="0"/>
+                <w:sz w:val="28"/>
+                <w:szCs w:val="28"/>
+                <w:lang w:eastAsia="en-IN"/>
+                <w14:ligatures w14:val="none"/>
+              </w:rPr>
+            </w:pPr>
+            <w:r>
+              <w:rPr>
+                <w:rFonts w:eastAsia="Times New Roman" w:cstheme="minorHAnsi"/>
+                <w:color w:val="000000"/>
+                <w:kern w:val="0"/>
+                <w:sz w:val="28"/>
+                <w:szCs w:val="28"/>
+                <w:lang w:eastAsia="en-IN"/>
+                <w14:ligatures w14:val="none"/>
+              </w:rPr>
+              <w:t>Validation of user input</w:t>
+            </w:r>
+          </w:p>
+        </w:tc>
+        <w:tc>
+          <w:tcPr>
+            <w:tcW w:w="0" w:type="auto"/>
+            <w:hideMark/>
+          </w:tcPr>
+          <w:p>
+            <w:pPr>
+              <w:pStyle w:val="ListParagraph"/>
+              <w:rPr>
+                <w:rFonts w:eastAsia="Times New Roman" w:cstheme="minorHAnsi"/>
+                <w:color w:val="000000"/>
+                <w:kern w:val="0"/>
+                <w:sz w:val="28"/>
+                <w:szCs w:val="28"/>
+                <w:lang w:eastAsia="en-IN"/>
+                <w14:ligatures w14:val="none"/>
+              </w:rPr>
+            </w:pPr>
+            <w:r>
+              <w:rPr>
+                <w:rFonts w:eastAsia="Times New Roman" w:cstheme="minorHAnsi"/>
+                <w:color w:val="000000"/>
+                <w:kern w:val="0"/>
+                <w:sz w:val="28"/>
+                <w:szCs w:val="28"/>
+                <w:lang w:eastAsia="en-IN"/>
+                <w14:ligatures w14:val="none"/>
+              </w:rPr>
+              <w:t>Modify selection screen dynamically</w:t>
+            </w:r>
+          </w:p>
+        </w:tc>
+      </w:tr>
+      <w:tr>
+        <w:tc>
+          <w:tcPr>
+            <w:tcW w:w="2405" w:type="dxa"/>
+            <w:hideMark/>
+          </w:tcPr>
+          <w:p>
+            <w:pPr>
+              <w:pStyle w:val="ListParagraph"/>
+              <w:rPr>
+                <w:rFonts w:eastAsia="Times New Roman" w:cstheme="minorHAnsi"/>
+                <w:color w:val="000000"/>
+                <w:kern w:val="0"/>
+                <w:sz w:val="28"/>
+                <w:szCs w:val="28"/>
+                <w:lang w:eastAsia="en-IN"/>
+                <w14:ligatures w14:val="none"/>
+              </w:rPr>
+            </w:pPr>
+            <w:r>
+              <w:rPr>
+                <w:rFonts w:eastAsia="Times New Roman" w:cstheme="minorHAnsi"/>
+                <w:color w:val="000000"/>
+                <w:kern w:val="0"/>
+                <w:sz w:val="28"/>
+                <w:szCs w:val="28"/>
+                <w:lang w:eastAsia="en-IN"/>
+                <w14:ligatures w14:val="none"/>
+              </w:rPr>
+              <w:t>Trigger Time</w:t>
+            </w:r>
+          </w:p>
+        </w:tc>
+        <w:tc>
+          <w:tcPr>
+            <w:tcW w:w="2950" w:type="dxa"/>
+            <w:hideMark/>
+          </w:tcPr>
+          <w:p>
+            <w:pPr>
+              <w:pStyle w:val="ListParagraph"/>
+              <w:rPr>
+                <w:rFonts w:eastAsia="Times New Roman" w:cstheme="minorHAnsi"/>
+                <w:color w:val="000000"/>
+                <w:kern w:val="0"/>
+                <w:sz w:val="28"/>
+                <w:szCs w:val="28"/>
+                <w:lang w:eastAsia="en-IN"/>
+                <w14:ligatures w14:val="none"/>
+              </w:rPr>
+            </w:pPr>
+            <w:r>
+              <w:rPr>
+                <w:rFonts w:eastAsia="Times New Roman" w:cstheme="minorHAnsi"/>
+                <w:color w:val="000000"/>
+                <w:kern w:val="0"/>
+                <w:sz w:val="28"/>
+                <w:szCs w:val="28"/>
+                <w:lang w:eastAsia="en-IN"/>
+                <w14:ligatures w14:val="none"/>
+              </w:rPr>
+              <w:t>After user action (Enter/F8)</w:t>
+            </w:r>
+          </w:p>
+        </w:tc>
+        <w:tc>
+          <w:tcPr>
+            <w:tcW w:w="0" w:type="auto"/>
+            <w:hideMark/>
+          </w:tcPr>
+          <w:p>
+            <w:pPr>
+              <w:pStyle w:val="ListParagraph"/>
+              <w:rPr>
+                <w:rFonts w:eastAsia="Times New Roman" w:cstheme="minorHAnsi"/>
+                <w:color w:val="000000"/>
+                <w:kern w:val="0"/>
+                <w:sz w:val="28"/>
+                <w:szCs w:val="28"/>
+                <w:lang w:eastAsia="en-IN"/>
+                <w14:ligatures w14:val="none"/>
+              </w:rPr>
+            </w:pPr>
+            <w:r>
+              <w:rPr>
+                <w:rFonts w:eastAsia="Times New Roman" w:cstheme="minorHAnsi"/>
+                <w:color w:val="000000"/>
+                <w:kern w:val="0"/>
+                <w:sz w:val="28"/>
+                <w:szCs w:val="28"/>
+                <w:lang w:eastAsia="en-IN"/>
+                <w14:ligatures w14:val="none"/>
+              </w:rPr>
+              <w:t>Before screen display</w:t>
+            </w:r>
+          </w:p>
+        </w:tc>
+      </w:tr>
+      <w:tr>
+        <w:tc>
+          <w:tcPr>
+            <w:tcW w:w="2405" w:type="dxa"/>
+            <w:hideMark/>
+          </w:tcPr>
+          <w:p>
+            <w:pPr>
+              <w:pStyle w:val="ListParagraph"/>
+              <w:rPr>
+                <w:rFonts w:eastAsia="Times New Roman" w:cstheme="minorHAnsi"/>
+                <w:color w:val="000000"/>
+                <w:kern w:val="0"/>
+                <w:sz w:val="28"/>
+                <w:szCs w:val="28"/>
+                <w:lang w:eastAsia="en-IN"/>
+                <w14:ligatures w14:val="none"/>
+              </w:rPr>
+            </w:pPr>
+            <w:r>
+              <w:rPr>
+                <w:rFonts w:eastAsia="Times New Roman" w:cstheme="minorHAnsi"/>
+                <w:color w:val="000000"/>
+                <w:kern w:val="0"/>
+                <w:sz w:val="28"/>
+                <w:szCs w:val="28"/>
+                <w:lang w:eastAsia="en-IN"/>
+                <w14:ligatures w14:val="none"/>
+              </w:rPr>
+              <w:t>Used For</w:t>
+            </w:r>
+          </w:p>
+        </w:tc>
+        <w:tc>
+          <w:tcPr>
+            <w:tcW w:w="2950" w:type="dxa"/>
+            <w:hideMark/>
+          </w:tcPr>
+          <w:p>
+            <w:pPr>
+              <w:pStyle w:val="ListParagraph"/>
+              <w:rPr>
+                <w:rFonts w:eastAsia="Times New Roman" w:cstheme="minorHAnsi"/>
+                <w:color w:val="000000"/>
+                <w:kern w:val="0"/>
+                <w:sz w:val="28"/>
+                <w:szCs w:val="28"/>
+                <w:lang w:eastAsia="en-IN"/>
+                <w14:ligatures w14:val="none"/>
+              </w:rPr>
+            </w:pPr>
+            <w:r>
+              <w:rPr>
+                <w:rFonts w:eastAsia="Times New Roman" w:cstheme="minorHAnsi"/>
+                <w:color w:val="000000"/>
+                <w:kern w:val="0"/>
+                <w:sz w:val="28"/>
+                <w:szCs w:val="28"/>
+                <w:lang w:eastAsia="en-IN"/>
+                <w14:ligatures w14:val="none"/>
+              </w:rPr>
+              <w:t>Input checking</w:t>
+            </w:r>
+          </w:p>
+        </w:tc>
+        <w:tc>
+          <w:tcPr>
+            <w:tcW w:w="0" w:type="auto"/>
+            <w:hideMark/>
+          </w:tcPr>
+          <w:p>
+            <w:pPr>
+              <w:pStyle w:val="ListParagraph"/>
+              <w:rPr>
+                <w:rFonts w:eastAsia="Times New Roman" w:cstheme="minorHAnsi"/>
+                <w:color w:val="000000"/>
+                <w:kern w:val="0"/>
+                <w:sz w:val="28"/>
+                <w:szCs w:val="28"/>
+                <w:lang w:eastAsia="en-IN"/>
+                <w14:ligatures w14:val="none"/>
+              </w:rPr>
+            </w:pPr>
+            <w:r>
+              <w:rPr>
+                <w:rFonts w:eastAsia="Times New Roman" w:cstheme="minorHAnsi"/>
+                <w:color w:val="000000"/>
+                <w:kern w:val="0"/>
+                <w:sz w:val="28"/>
+                <w:szCs w:val="28"/>
+                <w:lang w:eastAsia="en-IN"/>
+                <w14:ligatures w14:val="none"/>
+              </w:rPr>
+              <w:t>Hide/disable/modify fields</w:t>
+            </w:r>
+          </w:p>
+        </w:tc>
+      </w:tr>
+      <w:tr>
+        <w:tc>
+          <w:tcPr>
+            <w:tcW w:w="2405" w:type="dxa"/>
+            <w:hideMark/>
+          </w:tcPr>
+          <w:p>
+            <w:pPr>
+              <w:pStyle w:val="ListParagraph"/>
+              <w:rPr>
+                <w:rFonts w:eastAsia="Times New Roman" w:cstheme="minorHAnsi"/>
+                <w:color w:val="000000"/>
+                <w:kern w:val="0"/>
+                <w:sz w:val="28"/>
+                <w:szCs w:val="28"/>
+                <w:lang w:eastAsia="en-IN"/>
+                <w14:ligatures w14:val="none"/>
+              </w:rPr>
+            </w:pPr>
+            <w:r>
+              <w:rPr>
+                <w:rFonts w:eastAsia="Times New Roman" w:cstheme="minorHAnsi"/>
+                <w:color w:val="000000"/>
+                <w:kern w:val="0"/>
+                <w:sz w:val="28"/>
+                <w:szCs w:val="28"/>
+                <w:lang w:eastAsia="en-IN"/>
+                <w14:ligatures w14:val="none"/>
+              </w:rPr>
+              <w:t>Runs When</w:t>
+            </w:r>
+          </w:p>
+        </w:tc>
+        <w:tc>
+          <w:tcPr>
+            <w:tcW w:w="2950" w:type="dxa"/>
+            <w:hideMark/>
+          </w:tcPr>
+          <w:p>
+            <w:pPr>
+              <w:pStyle w:val="ListParagraph"/>
+              <w:rPr>
+                <w:rFonts w:eastAsia="Times New Roman" w:cstheme="minorHAnsi"/>
+                <w:color w:val="000000"/>
+                <w:kern w:val="0"/>
+                <w:sz w:val="28"/>
+                <w:szCs w:val="28"/>
+                <w:lang w:eastAsia="en-IN"/>
+                <w14:ligatures w14:val="none"/>
+              </w:rPr>
+            </w:pPr>
+            <w:r>
+              <w:rPr>
+                <w:rFonts w:eastAsia="Times New Roman" w:cstheme="minorHAnsi"/>
+                <w:color w:val="000000"/>
+                <w:kern w:val="0"/>
+                <w:sz w:val="28"/>
+                <w:szCs w:val="28"/>
+                <w:lang w:eastAsia="en-IN"/>
+                <w14:ligatures w14:val="none"/>
+              </w:rPr>
+              <w:t>User presses Enter/Execute</w:t>
+            </w:r>
+          </w:p>
+        </w:tc>
+        <w:tc>
+          <w:tcPr>
+            <w:tcW w:w="0" w:type="auto"/>
+            <w:hideMark/>
+          </w:tcPr>
+          <w:p>
+            <w:pPr>
+              <w:pStyle w:val="ListParagraph"/>
+              <w:rPr>
+                <w:rFonts w:eastAsia="Times New Roman" w:cstheme="minorHAnsi"/>
+                <w:color w:val="000000"/>
+                <w:kern w:val="0"/>
+                <w:sz w:val="28"/>
+                <w:szCs w:val="28"/>
+                <w:lang w:eastAsia="en-IN"/>
+                <w14:ligatures w14:val="none"/>
+              </w:rPr>
+            </w:pPr>
+            <w:r>
+              <w:rPr>
+                <w:rFonts w:eastAsia="Times New Roman" w:cstheme="minorHAnsi"/>
+                <w:color w:val="000000"/>
+                <w:kern w:val="0"/>
+                <w:sz w:val="28"/>
+                <w:szCs w:val="28"/>
+                <w:lang w:eastAsia="en-IN"/>
+                <w14:ligatures w14:val="none"/>
+              </w:rPr>
+              <w:t>Every time screen refreshes</w:t>
+            </w:r>
+          </w:p>
+        </w:tc>
+      </w:tr>
+      <w:tr>
+        <w:tc>
+          <w:tcPr>
+            <w:tcW w:w="2405" w:type="dxa"/>
+            <w:hideMark/>
+          </w:tcPr>
+          <w:p>
+            <w:pPr>
+              <w:pStyle w:val="ListParagraph"/>
+              <w:rPr>
+                <w:rFonts w:eastAsia="Times New Roman" w:cstheme="minorHAnsi"/>
+                <w:color w:val="000000"/>
+                <w:kern w:val="0"/>
+                <w:sz w:val="28"/>
+                <w:szCs w:val="28"/>
+                <w:lang w:eastAsia="en-IN"/>
+                <w14:ligatures w14:val="none"/>
+              </w:rPr>
+            </w:pPr>
+            <w:r>
+              <w:rPr>
+                <w:rFonts w:eastAsia="Times New Roman" w:cstheme="minorHAnsi"/>
+                <w:color w:val="000000"/>
+                <w:kern w:val="0"/>
+                <w:sz w:val="28"/>
+                <w:szCs w:val="28"/>
+                <w:lang w:eastAsia="en-IN"/>
+                <w14:ligatures w14:val="none"/>
+              </w:rPr>
+              <w:t>Main Usage</w:t>
+            </w:r>
+          </w:p>
+        </w:tc>
+        <w:tc>
+          <w:tcPr>
+            <w:tcW w:w="2950" w:type="dxa"/>
+            <w:hideMark/>
+          </w:tcPr>
+          <w:p>
+            <w:pPr>
+              <w:pStyle w:val="ListParagraph"/>
+              <w:rPr>
+                <w:rFonts w:eastAsia="Times New Roman" w:cstheme="minorHAnsi"/>
+                <w:color w:val="000000"/>
+                <w:kern w:val="0"/>
+                <w:sz w:val="28"/>
+                <w:szCs w:val="28"/>
+                <w:lang w:eastAsia="en-IN"/>
+                <w14:ligatures w14:val="none"/>
+              </w:rPr>
+            </w:pPr>
+            <w:r>
+              <w:rPr>
+                <w:rFonts w:eastAsia="Times New Roman" w:cstheme="minorHAnsi"/>
+                <w:color w:val="000000"/>
+                <w:kern w:val="0"/>
+                <w:sz w:val="28"/>
+                <w:szCs w:val="28"/>
+                <w:lang w:eastAsia="en-IN"/>
+                <w14:ligatures w14:val="none"/>
+              </w:rPr>
+              <w:t>Validation logic</w:t>
+            </w:r>
+          </w:p>
+        </w:tc>
+        <w:tc>
+          <w:tcPr>
+            <w:tcW w:w="0" w:type="auto"/>
+            <w:hideMark/>
+          </w:tcPr>
+          <w:p>
+            <w:pPr>
+              <w:pStyle w:val="ListParagraph"/>
+              <w:rPr>
+                <w:rFonts w:eastAsia="Times New Roman" w:cstheme="minorHAnsi"/>
+                <w:color w:val="000000"/>
+                <w:kern w:val="0"/>
+                <w:sz w:val="28"/>
+                <w:szCs w:val="28"/>
+                <w:lang w:eastAsia="en-IN"/>
+                <w14:ligatures w14:val="none"/>
+              </w:rPr>
+            </w:pPr>
+            <w:r>
+              <w:rPr>
+                <w:rFonts w:eastAsia="Times New Roman" w:cstheme="minorHAnsi"/>
+                <w:color w:val="000000"/>
+                <w:kern w:val="0"/>
+                <w:sz w:val="28"/>
+                <w:szCs w:val="28"/>
+                <w:lang w:eastAsia="en-IN"/>
+                <w14:ligatures w14:val="none"/>
+              </w:rPr>
+              <w:t>Screen manipulation</w:t>
+            </w:r>
+          </w:p>
+        </w:tc>
+      </w:tr>
+      <w:tr>
+        <w:tc>
+          <w:tcPr>
+            <w:tcW w:w="2405" w:type="dxa"/>
+            <w:hideMark/>
+          </w:tcPr>
+          <w:p>
+            <w:pPr>
+              <w:pStyle w:val="ListParagraph"/>
+              <w:rPr>
+                <w:rFonts w:eastAsia="Times New Roman" w:cstheme="minorHAnsi"/>
+                <w:color w:val="000000"/>
+                <w:kern w:val="0"/>
+                <w:sz w:val="28"/>
+                <w:szCs w:val="28"/>
+                <w:lang w:eastAsia="en-IN"/>
+                <w14:ligatures w14:val="none"/>
+              </w:rPr>
+            </w:pPr>
+            <w:r>
+              <w:rPr>
+                <w:rFonts w:eastAsia="Times New Roman" w:cstheme="minorHAnsi"/>
+                <w:color w:val="000000"/>
+                <w:kern w:val="0"/>
+                <w:sz w:val="28"/>
+                <w:szCs w:val="28"/>
+                <w:lang w:eastAsia="en-IN"/>
+                <w14:ligatures w14:val="none"/>
+              </w:rPr>
+              <w:t>Common Statements</w:t>
+            </w:r>
+          </w:p>
+        </w:tc>
+        <w:tc>
+          <w:tcPr>
+            <w:tcW w:w="2950" w:type="dxa"/>
+            <w:hideMark/>
+          </w:tcPr>
+          <w:p>
+            <w:pPr>
+              <w:pStyle w:val="ListParagraph"/>
+              <w:rPr>
+                <w:rFonts w:eastAsia="Times New Roman" w:cstheme="minorHAnsi"/>
+                <w:color w:val="000000"/>
+                <w:kern w:val="0"/>
+                <w:sz w:val="28"/>
+                <w:szCs w:val="28"/>
+                <w:lang w:eastAsia="en-IN"/>
+                <w14:ligatures w14:val="none"/>
+              </w:rPr>
+            </w:pPr>
+            <w:r>
+              <w:rPr>
+                <w:rFonts w:eastAsia="Times New Roman" w:cstheme="minorHAnsi"/>
+                <w:color w:val="000000"/>
+                <w:kern w:val="0"/>
+                <w:sz w:val="28"/>
+                <w:szCs w:val="28"/>
+                <w:lang w:eastAsia="en-IN"/>
+                <w14:ligatures w14:val="none"/>
+              </w:rPr>
+              <w:t>MESSAGE, IF conditions</w:t>
+            </w:r>
+          </w:p>
+        </w:tc>
+        <w:tc>
+          <w:tcPr>
+            <w:tcW w:w="0" w:type="auto"/>
+            <w:hideMark/>
+          </w:tcPr>
+          <w:p>
+            <w:pPr>
+              <w:pStyle w:val="ListParagraph"/>
+              <w:rPr>
+                <w:rFonts w:eastAsia="Times New Roman" w:cstheme="minorHAnsi"/>
+                <w:color w:val="000000"/>
+                <w:kern w:val="0"/>
+                <w:sz w:val="28"/>
+                <w:szCs w:val="28"/>
+                <w:lang w:eastAsia="en-IN"/>
+                <w14:ligatures w14:val="none"/>
+              </w:rPr>
+            </w:pPr>
+            <w:r>
+              <w:rPr>
+                <w:rFonts w:eastAsia="Times New Roman" w:cstheme="minorHAnsi"/>
+                <w:color w:val="000000"/>
+                <w:kern w:val="0"/>
+                <w:sz w:val="28"/>
+                <w:szCs w:val="28"/>
+                <w:lang w:eastAsia="en-IN"/>
+                <w14:ligatures w14:val="none"/>
+              </w:rPr>
+              <w:t>LOOP AT SCREEN, MODIFY SCREEN</w:t>
+            </w:r>
+          </w:p>
+        </w:tc>
+      </w:tr>
+    </w:tbl>
+    <w:p>
+      <w:pPr>
+        <w:spacing w:after="0" w:line="240" w:lineRule="auto"/>
+        <w:rPr>
+          <w:rFonts w:eastAsia="Times New Roman" w:cstheme="minorHAnsi"/>
+          <w:color w:val="000000"/>
+          <w:kern w:val="0"/>
+          <w:sz w:val="28"/>
+          <w:szCs w:val="28"/>
+          <w:lang w:eastAsia="en-IN"/>
+          <w14:ligatures w14:val="none"/>
+        </w:rPr>
+      </w:pPr>
+    </w:p>
+    <w:p>
+      <w:pPr>
+        <w:pStyle w:val="ListParagraph"/>
+        <w:numPr>
+          <w:ilvl w:val="0"/>
+          <w:numId w:val="1"/>
+        </w:numPr>
+        <w:spacing w:after="0" w:line="240" w:lineRule="auto"/>
+        <w:rPr>
+          <w:rFonts w:eastAsia="Times New Roman" w:cstheme="minorHAnsi"/>
+          <w:b/>
+          <w:bCs/>
+          <w:color w:val="000000"/>
+          <w:kern w:val="0"/>
+          <w:sz w:val="28"/>
+          <w:szCs w:val="28"/>
+          <w:lang w:eastAsia="en-IN"/>
+          <w14:ligatures w14:val="none"/>
+        </w:rPr>
+      </w:pPr>
+      <w:r>
+        <w:rPr>
+          <w:rFonts w:eastAsia="Times New Roman" w:cstheme="minorHAnsi"/>
+          <w:b/>
+          <w:bCs/>
+          <w:color w:val="000000"/>
+          <w:kern w:val="0"/>
+          <w:sz w:val="28"/>
+          <w:szCs w:val="28"/>
+          <w:lang w:eastAsia="en-IN"/>
+          <w14:ligatures w14:val="none"/>
+        </w:rPr>
+        <w:t>Create a report which consist all classical reports events and debug it 25 times?</w:t>
+      </w:r>
+    </w:p>
+    <w:p>
+      <w:pPr>
+        <w:pStyle w:val="ListParagraph"/>
+        <w:numPr>
+          <w:ilvl w:val="0"/>
+          <w:numId w:val="3"/>
+        </w:numPr>
+        <w:spacing w:after="0" w:line="240" w:lineRule="auto"/>
+        <w:rPr>
+          <w:rFonts w:eastAsia="Times New Roman" w:cstheme="minorHAnsi"/>
+          <w:color w:val="000000"/>
+          <w:kern w:val="0"/>
+          <w:sz w:val="28"/>
+          <w:szCs w:val="28"/>
+          <w:lang w:eastAsia="en-IN"/>
+          <w14:ligatures w14:val="none"/>
+        </w:rPr>
+      </w:pPr>
+    </w:p>
+    <w:p>
+      <w:pPr>
+        <w:spacing w:after="0" w:line="240" w:lineRule="auto"/>
+        <w:rPr>
+          <w:rFonts w:eastAsia="Times New Roman" w:cstheme="minorHAnsi"/>
+          <w:color w:val="000000"/>
+          <w:kern w:val="0"/>
+          <w:sz w:val="28"/>
+          <w:szCs w:val="28"/>
+          <w:lang w:eastAsia="en-IN"/>
+          <w14:ligatures w14:val="none"/>
+        </w:rPr>
+      </w:pPr>
+    </w:p>
+    <w:p>
+      <w:pPr>
+        <w:spacing w:after="0" w:line="240" w:lineRule="auto"/>
+        <w:rPr>
+          <w:rFonts w:eastAsia="Times New Roman" w:cstheme="minorHAnsi"/>
+          <w:color w:val="000000"/>
+          <w:kern w:val="0"/>
+          <w:sz w:val="28"/>
+          <w:szCs w:val="28"/>
+          <w:lang w:eastAsia="en-IN"/>
+          <w14:ligatures w14:val="none"/>
+        </w:rPr>
+      </w:pPr>
+    </w:p>
+    <w:p>
+      <w:pPr>
+        <w:spacing w:after="0" w:line="240" w:lineRule="auto"/>
+        <w:rPr>
+          <w:rFonts w:eastAsia="Times New Roman" w:cstheme="minorHAnsi"/>
+          <w:color w:val="000000"/>
+          <w:kern w:val="0"/>
+          <w:sz w:val="28"/>
+          <w:szCs w:val="28"/>
+          <w:lang w:eastAsia="en-IN"/>
+          <w14:ligatures w14:val="none"/>
+        </w:rPr>
+      </w:pPr>
+    </w:p>
+    <w:p>
+      <w:pPr>
+        <w:pStyle w:val="ListParagraph"/>
+        <w:numPr>
+          <w:ilvl w:val="0"/>
+          <w:numId w:val="1"/>
+        </w:numPr>
+        <w:spacing w:after="0" w:line="240" w:lineRule="auto"/>
+        <w:rPr>
+          <w:rFonts w:eastAsia="Times New Roman" w:cstheme="minorHAnsi"/>
+          <w:b/>
+          <w:bCs/>
+          <w:color w:val="000000"/>
+          <w:kern w:val="0"/>
+          <w:sz w:val="28"/>
+          <w:szCs w:val="28"/>
+          <w:lang w:eastAsia="en-IN"/>
+          <w14:ligatures w14:val="none"/>
+        </w:rPr>
+      </w:pPr>
+      <w:r>
+        <w:rPr>
+          <w:rFonts w:eastAsia="Times New Roman" w:cstheme="minorHAnsi"/>
+          <w:b/>
+          <w:bCs/>
+          <w:color w:val="000000"/>
+          <w:kern w:val="0"/>
+          <w:sz w:val="28"/>
+          <w:szCs w:val="28"/>
+          <w:lang w:eastAsia="en-IN"/>
+          <w14:ligatures w14:val="none"/>
+        </w:rPr>
+        <w:t>What is the triggering sequence of classical report events?</w:t>
+      </w:r>
+    </w:p>
+    <w:p>
+      <w:pPr>
+        <w:pStyle w:val="ListParagraph"/>
+        <w:numPr>
+          <w:ilvl w:val="0"/>
+          <w:numId w:val="3"/>
+        </w:numPr>
+        <w:spacing w:after="0" w:line="240" w:lineRule="auto"/>
+        <w:rPr>
+          <w:rFonts w:eastAsia="Times New Roman" w:cstheme="minorHAnsi"/>
+          <w:color w:val="000000"/>
+          <w:kern w:val="0"/>
+          <w:sz w:val="28"/>
+          <w:szCs w:val="28"/>
+          <w:lang w:eastAsia="en-IN"/>
+          <w14:ligatures w14:val="none"/>
+        </w:rPr>
+      </w:pPr>
+      <w:r>
+        <w:rPr>
+          <w:rFonts w:eastAsia="Times New Roman" w:cstheme="minorHAnsi"/>
+          <w:color w:val="000000"/>
+          <w:kern w:val="0"/>
+          <w:sz w:val="28"/>
+          <w:szCs w:val="28"/>
+          <w:lang w:eastAsia="en-IN"/>
+          <w14:ligatures w14:val="none"/>
+        </w:rPr>
+        <w:t xml:space="preserve"> </w:t>
+      </w:r>
+    </w:p>
+    <w:p>
+      <w:pPr>
+        <w:pStyle w:val="ListParagraph"/>
+        <w:spacing w:after="0" w:line="240" w:lineRule="auto"/>
+        <w:ind w:left="360"/>
+        <w:rPr>
+          <w:rFonts w:eastAsia="Times New Roman" w:cstheme="minorHAnsi"/>
+          <w:color w:val="000000"/>
+          <w:kern w:val="0"/>
+          <w:sz w:val="28"/>
+          <w:szCs w:val="28"/>
+          <w:lang w:eastAsia="en-IN"/>
+          <w14:ligatures w14:val="none"/>
+        </w:rPr>
+      </w:pPr>
+      <w:r>
+        <w:rPr>
+          <w:rFonts w:eastAsia="Times New Roman" w:cstheme="minorHAnsi"/>
+          <w:color w:val="000000"/>
+          <w:kern w:val="0"/>
+          <w:sz w:val="28"/>
+          <w:szCs w:val="28"/>
+          <w:lang w:eastAsia="en-IN"/>
+          <w14:ligatures w14:val="none"/>
+        </w:rPr>
+        <w:t>LOAD-OF-PROGRAM</w:t>
+      </w:r>
+    </w:p>
+    <w:p>
+      <w:pPr>
+        <w:pStyle w:val="ListParagraph"/>
+        <w:spacing w:after="0" w:line="240" w:lineRule="auto"/>
+        <w:ind w:left="360"/>
+        <w:rPr>
+          <w:rFonts w:eastAsia="Times New Roman" w:cstheme="minorHAnsi"/>
+          <w:color w:val="000000"/>
+          <w:kern w:val="0"/>
+          <w:sz w:val="28"/>
+          <w:szCs w:val="28"/>
+          <w:lang w:eastAsia="en-IN"/>
+          <w14:ligatures w14:val="none"/>
+        </w:rPr>
+      </w:pPr>
+      <w:r>
+        <w:rPr>
+          <w:rFonts w:eastAsia="Times New Roman" w:cstheme="minorHAnsi"/>
+          <w:color w:val="000000"/>
+          <w:kern w:val="0"/>
+          <w:sz w:val="28"/>
+          <w:szCs w:val="28"/>
+          <w:lang w:eastAsia="en-IN"/>
+          <w14:ligatures w14:val="none"/>
+        </w:rPr>
+        <w:t xml:space="preserve">        ↓</w:t>
+      </w:r>
+    </w:p>
+    <w:p>
+      <w:pPr>
+        <w:pStyle w:val="ListParagraph"/>
+        <w:spacing w:after="0" w:line="240" w:lineRule="auto"/>
+        <w:ind w:left="360"/>
+        <w:rPr>
+          <w:rFonts w:eastAsia="Times New Roman" w:cstheme="minorHAnsi"/>
+          <w:color w:val="000000"/>
+          <w:kern w:val="0"/>
+          <w:sz w:val="28"/>
+          <w:szCs w:val="28"/>
+          <w:lang w:eastAsia="en-IN"/>
+          <w14:ligatures w14:val="none"/>
+        </w:rPr>
+      </w:pPr>
+      <w:r>
+        <w:rPr>
+          <w:rFonts w:eastAsia="Times New Roman" w:cstheme="minorHAnsi"/>
+          <w:color w:val="000000"/>
+          <w:kern w:val="0"/>
+          <w:sz w:val="28"/>
+          <w:szCs w:val="28"/>
+          <w:lang w:eastAsia="en-IN"/>
+          <w14:ligatures w14:val="none"/>
+        </w:rPr>
+        <w:t>INITIALIZATION</w:t>
+      </w:r>
+    </w:p>
+    <w:p>
+      <w:pPr>
+        <w:pStyle w:val="ListParagraph"/>
+        <w:spacing w:after="0" w:line="240" w:lineRule="auto"/>
+        <w:ind w:left="360"/>
+        <w:rPr>
+          <w:rFonts w:eastAsia="Times New Roman" w:cstheme="minorHAnsi"/>
+          <w:color w:val="000000"/>
+          <w:kern w:val="0"/>
+          <w:sz w:val="28"/>
+          <w:szCs w:val="28"/>
+          <w:lang w:eastAsia="en-IN"/>
+          <w14:ligatures w14:val="none"/>
+        </w:rPr>
+      </w:pPr>
+      <w:r>
+        <w:rPr>
+          <w:rFonts w:eastAsia="Times New Roman" w:cstheme="minorHAnsi"/>
+          <w:color w:val="000000"/>
+          <w:kern w:val="0"/>
+          <w:sz w:val="28"/>
+          <w:szCs w:val="28"/>
+          <w:lang w:eastAsia="en-IN"/>
+          <w14:ligatures w14:val="none"/>
+        </w:rPr>
+        <w:t xml:space="preserve">        ↓</w:t>
+      </w:r>
+    </w:p>
+    <w:p>
+      <w:pPr>
+        <w:pStyle w:val="ListParagraph"/>
+        <w:spacing w:after="0" w:line="240" w:lineRule="auto"/>
+        <w:ind w:left="360"/>
+        <w:rPr>
+          <w:rFonts w:eastAsia="Times New Roman" w:cstheme="minorHAnsi"/>
+          <w:color w:val="000000"/>
+          <w:kern w:val="0"/>
+          <w:sz w:val="28"/>
+          <w:szCs w:val="28"/>
+          <w:lang w:eastAsia="en-IN"/>
+          <w14:ligatures w14:val="none"/>
+        </w:rPr>
+      </w:pPr>
+      <w:r>
+        <w:rPr>
+          <w:rFonts w:eastAsia="Times New Roman" w:cstheme="minorHAnsi"/>
+          <w:color w:val="000000"/>
+          <w:kern w:val="0"/>
+          <w:sz w:val="28"/>
+          <w:szCs w:val="28"/>
+          <w:lang w:eastAsia="en-IN"/>
+          <w14:ligatures w14:val="none"/>
+        </w:rPr>
+        <w:t>AT SELECTION-SCREEN OUTPUT</w:t>
+      </w:r>
+    </w:p>
+    <w:p>
+      <w:pPr>
+        <w:pStyle w:val="ListParagraph"/>
+        <w:spacing w:after="0" w:line="240" w:lineRule="auto"/>
+        <w:ind w:left="360"/>
+        <w:rPr>
+          <w:rFonts w:eastAsia="Times New Roman" w:cstheme="minorHAnsi"/>
+          <w:color w:val="000000"/>
+          <w:kern w:val="0"/>
+          <w:sz w:val="28"/>
+          <w:szCs w:val="28"/>
+          <w:lang w:eastAsia="en-IN"/>
+          <w14:ligatures w14:val="none"/>
+        </w:rPr>
+      </w:pPr>
+      <w:r>
+        <w:rPr>
+          <w:rFonts w:eastAsia="Times New Roman" w:cstheme="minorHAnsi"/>
+          <w:color w:val="000000"/>
+          <w:kern w:val="0"/>
+          <w:sz w:val="28"/>
+          <w:szCs w:val="28"/>
+          <w:lang w:eastAsia="en-IN"/>
+          <w14:ligatures w14:val="none"/>
+        </w:rPr>
+        <w:t xml:space="preserve">        ↓</w:t>
+      </w:r>
+    </w:p>
+    <w:p>
+      <w:pPr>
+        <w:pStyle w:val="ListParagraph"/>
+        <w:spacing w:after="0" w:line="240" w:lineRule="auto"/>
+        <w:ind w:left="360"/>
+        <w:rPr>
+          <w:rFonts w:eastAsia="Times New Roman" w:cstheme="minorHAnsi"/>
+          <w:color w:val="000000"/>
+          <w:kern w:val="0"/>
+          <w:sz w:val="28"/>
+          <w:szCs w:val="28"/>
+          <w:lang w:eastAsia="en-IN"/>
+          <w14:ligatures w14:val="none"/>
+        </w:rPr>
+      </w:pPr>
+      <w:r>
+        <w:rPr>
+          <w:rFonts w:eastAsia="Times New Roman" w:cstheme="minorHAnsi"/>
+          <w:color w:val="000000"/>
+          <w:kern w:val="0"/>
+          <w:sz w:val="28"/>
+          <w:szCs w:val="28"/>
+          <w:lang w:eastAsia="en-IN"/>
+          <w14:ligatures w14:val="none"/>
+        </w:rPr>
+        <w:t>Selection Screen Displayed</w:t>
+      </w:r>
+    </w:p>
+    <w:p>
+      <w:pPr>
+        <w:pStyle w:val="ListParagraph"/>
+        <w:spacing w:after="0" w:line="240" w:lineRule="auto"/>
+        <w:ind w:left="360"/>
+        <w:rPr>
+          <w:rFonts w:eastAsia="Times New Roman" w:cstheme="minorHAnsi"/>
+          <w:color w:val="000000"/>
+          <w:kern w:val="0"/>
+          <w:sz w:val="28"/>
+          <w:szCs w:val="28"/>
+          <w:lang w:eastAsia="en-IN"/>
+          <w14:ligatures w14:val="none"/>
+        </w:rPr>
+      </w:pPr>
+      <w:r>
+        <w:rPr>
+          <w:rFonts w:eastAsia="Times New Roman" w:cstheme="minorHAnsi"/>
+          <w:color w:val="000000"/>
+          <w:kern w:val="0"/>
+          <w:sz w:val="28"/>
+          <w:szCs w:val="28"/>
+          <w:lang w:eastAsia="en-IN"/>
+          <w14:ligatures w14:val="none"/>
+        </w:rPr>
+        <w:t xml:space="preserve">        ↓</w:t>
+      </w:r>
+    </w:p>
+    <w:p>
+      <w:pPr>
+        <w:pStyle w:val="ListParagraph"/>
+        <w:spacing w:after="0" w:line="240" w:lineRule="auto"/>
+        <w:ind w:left="360"/>
+        <w:rPr>
+          <w:rFonts w:eastAsia="Times New Roman" w:cstheme="minorHAnsi"/>
+          <w:color w:val="000000"/>
+          <w:kern w:val="0"/>
+          <w:sz w:val="28"/>
+          <w:szCs w:val="28"/>
+          <w:lang w:eastAsia="en-IN"/>
+          <w14:ligatures w14:val="none"/>
+        </w:rPr>
+      </w:pPr>
+      <w:r>
+        <w:rPr>
+          <w:rFonts w:eastAsia="Times New Roman" w:cstheme="minorHAnsi"/>
+          <w:color w:val="000000"/>
+          <w:kern w:val="0"/>
+          <w:sz w:val="28"/>
+          <w:szCs w:val="28"/>
+          <w:lang w:eastAsia="en-IN"/>
+          <w14:ligatures w14:val="none"/>
+        </w:rPr>
+        <w:t>AT SELECTION-SCREEN</w:t>
+      </w:r>
+    </w:p>
+    <w:p>
+      <w:pPr>
+        <w:pStyle w:val="ListParagraph"/>
+        <w:spacing w:after="0" w:line="240" w:lineRule="auto"/>
+        <w:ind w:left="360"/>
+        <w:rPr>
+          <w:rFonts w:eastAsia="Times New Roman" w:cstheme="minorHAnsi"/>
+          <w:color w:val="000000"/>
+          <w:kern w:val="0"/>
+          <w:sz w:val="28"/>
+          <w:szCs w:val="28"/>
+          <w:lang w:eastAsia="en-IN"/>
+          <w14:ligatures w14:val="none"/>
+        </w:rPr>
+      </w:pPr>
+      <w:r>
+        <w:rPr>
+          <w:rFonts w:eastAsia="Times New Roman" w:cstheme="minorHAnsi"/>
+          <w:color w:val="000000"/>
+          <w:kern w:val="0"/>
+          <w:sz w:val="28"/>
+          <w:szCs w:val="28"/>
+          <w:lang w:eastAsia="en-IN"/>
+          <w14:ligatures w14:val="none"/>
+        </w:rPr>
+        <w:t xml:space="preserve">        ↓</w:t>
+      </w:r>
+    </w:p>
+    <w:p>
+      <w:pPr>
+        <w:pStyle w:val="ListParagraph"/>
+        <w:spacing w:after="0" w:line="240" w:lineRule="auto"/>
+        <w:ind w:left="360"/>
+        <w:rPr>
+          <w:rFonts w:eastAsia="Times New Roman" w:cstheme="minorHAnsi"/>
+          <w:color w:val="000000"/>
+          <w:kern w:val="0"/>
+          <w:sz w:val="28"/>
+          <w:szCs w:val="28"/>
+          <w:lang w:eastAsia="en-IN"/>
+          <w14:ligatures w14:val="none"/>
+        </w:rPr>
+      </w:pPr>
+      <w:r>
+        <w:rPr>
+          <w:rFonts w:eastAsia="Times New Roman" w:cstheme="minorHAnsi"/>
+          <w:color w:val="000000"/>
+          <w:kern w:val="0"/>
+          <w:sz w:val="28"/>
+          <w:szCs w:val="28"/>
+          <w:lang w:eastAsia="en-IN"/>
+          <w14:ligatures w14:val="none"/>
+        </w:rPr>
+        <w:t>START-OF-SELECTION</w:t>
+      </w:r>
+    </w:p>
+    <w:p>
+      <w:pPr>
+        <w:pStyle w:val="ListParagraph"/>
+        <w:spacing w:after="0" w:line="240" w:lineRule="auto"/>
+        <w:ind w:left="360"/>
+        <w:rPr>
+          <w:rFonts w:eastAsia="Times New Roman" w:cstheme="minorHAnsi"/>
+          <w:color w:val="000000"/>
+          <w:kern w:val="0"/>
+          <w:sz w:val="28"/>
+          <w:szCs w:val="28"/>
+          <w:lang w:eastAsia="en-IN"/>
+          <w14:ligatures w14:val="none"/>
+        </w:rPr>
+      </w:pPr>
+      <w:r>
+        <w:rPr>
+          <w:rFonts w:eastAsia="Times New Roman" w:cstheme="minorHAnsi"/>
+          <w:color w:val="000000"/>
+          <w:kern w:val="0"/>
+          <w:sz w:val="28"/>
+          <w:szCs w:val="28"/>
+          <w:lang w:eastAsia="en-IN"/>
+          <w14:ligatures w14:val="none"/>
+        </w:rPr>
+        <w:t xml:space="preserve">        ↓</w:t>
+      </w:r>
+    </w:p>
+    <w:p>
+      <w:pPr>
+        <w:pStyle w:val="ListParagraph"/>
+        <w:spacing w:after="0" w:line="240" w:lineRule="auto"/>
+        <w:ind w:left="360"/>
+        <w:rPr>
+          <w:rFonts w:eastAsia="Times New Roman" w:cstheme="minorHAnsi"/>
+          <w:color w:val="000000"/>
+          <w:kern w:val="0"/>
+          <w:sz w:val="28"/>
+          <w:szCs w:val="28"/>
+          <w:lang w:eastAsia="en-IN"/>
+          <w14:ligatures w14:val="none"/>
+        </w:rPr>
+      </w:pPr>
+      <w:r>
+        <w:rPr>
+          <w:rFonts w:eastAsia="Times New Roman" w:cstheme="minorHAnsi"/>
+          <w:color w:val="000000"/>
+          <w:kern w:val="0"/>
+          <w:sz w:val="28"/>
+          <w:szCs w:val="28"/>
+          <w:lang w:eastAsia="en-IN"/>
+          <w14:ligatures w14:val="none"/>
+        </w:rPr>
+        <w:t>END-OF-SELECTION</w:t>
+      </w:r>
+    </w:p>
+    <w:p>
+      <w:pPr>
+        <w:pStyle w:val="ListParagraph"/>
+        <w:spacing w:after="0" w:line="240" w:lineRule="auto"/>
+        <w:ind w:left="360"/>
+        <w:rPr>
+          <w:rFonts w:eastAsia="Times New Roman" w:cstheme="minorHAnsi"/>
+          <w:color w:val="000000"/>
+          <w:kern w:val="0"/>
+          <w:sz w:val="28"/>
+          <w:szCs w:val="28"/>
+          <w:lang w:eastAsia="en-IN"/>
+          <w14:ligatures w14:val="none"/>
+        </w:rPr>
+      </w:pPr>
+      <w:r>
+        <w:rPr>
+          <w:rFonts w:eastAsia="Times New Roman" w:cstheme="minorHAnsi"/>
+          <w:color w:val="000000"/>
+          <w:kern w:val="0"/>
+          <w:sz w:val="28"/>
+          <w:szCs w:val="28"/>
+          <w:lang w:eastAsia="en-IN"/>
+          <w14:ligatures w14:val="none"/>
+        </w:rPr>
+        <w:t xml:space="preserve">        ↓</w:t>
+      </w:r>
+    </w:p>
+    <w:p>
+      <w:pPr>
+        <w:pStyle w:val="ListParagraph"/>
+        <w:spacing w:after="0" w:line="240" w:lineRule="auto"/>
+        <w:ind w:left="360"/>
+        <w:rPr>
+          <w:rFonts w:eastAsia="Times New Roman" w:cstheme="minorHAnsi"/>
+          <w:color w:val="000000"/>
+          <w:kern w:val="0"/>
+          <w:sz w:val="28"/>
+          <w:szCs w:val="28"/>
+          <w:lang w:eastAsia="en-IN"/>
+          <w14:ligatures w14:val="none"/>
+        </w:rPr>
+      </w:pPr>
+      <w:r>
+        <w:rPr>
+          <w:rFonts w:eastAsia="Times New Roman" w:cstheme="minorHAnsi"/>
+          <w:color w:val="000000"/>
+          <w:kern w:val="0"/>
+          <w:sz w:val="28"/>
+          <w:szCs w:val="28"/>
+          <w:lang w:eastAsia="en-IN"/>
+          <w14:ligatures w14:val="none"/>
+        </w:rPr>
+        <w:lastRenderedPageBreak/>
+        <w:t>TOP-OF-PAGE</w:t>
+      </w:r>
+    </w:p>
+    <w:p>
+      <w:pPr>
+        <w:pStyle w:val="ListParagraph"/>
+        <w:spacing w:after="0" w:line="240" w:lineRule="auto"/>
+        <w:ind w:left="360"/>
+        <w:rPr>
+          <w:rFonts w:eastAsia="Times New Roman" w:cstheme="minorHAnsi"/>
+          <w:color w:val="000000"/>
+          <w:kern w:val="0"/>
+          <w:sz w:val="28"/>
+          <w:szCs w:val="28"/>
+          <w:lang w:eastAsia="en-IN"/>
+          <w14:ligatures w14:val="none"/>
+        </w:rPr>
+      </w:pPr>
+      <w:r>
+        <w:rPr>
+          <w:rFonts w:eastAsia="Times New Roman" w:cstheme="minorHAnsi"/>
+          <w:color w:val="000000"/>
+          <w:kern w:val="0"/>
+          <w:sz w:val="28"/>
+          <w:szCs w:val="28"/>
+          <w:lang w:eastAsia="en-IN"/>
+          <w14:ligatures w14:val="none"/>
+        </w:rPr>
+        <w:t xml:space="preserve">        ↓</w:t>
+      </w:r>
+    </w:p>
+    <w:p>
+      <w:pPr>
+        <w:pStyle w:val="ListParagraph"/>
+        <w:spacing w:after="0" w:line="240" w:lineRule="auto"/>
+        <w:ind w:left="360"/>
+        <w:rPr>
+          <w:rFonts w:eastAsia="Times New Roman" w:cstheme="minorHAnsi"/>
+          <w:color w:val="000000"/>
+          <w:kern w:val="0"/>
+          <w:sz w:val="28"/>
+          <w:szCs w:val="28"/>
+          <w:lang w:eastAsia="en-IN"/>
+          <w14:ligatures w14:val="none"/>
+        </w:rPr>
+      </w:pPr>
+      <w:r>
+        <w:rPr>
+          <w:rFonts w:eastAsia="Times New Roman" w:cstheme="minorHAnsi"/>
+          <w:color w:val="000000"/>
+          <w:kern w:val="0"/>
+          <w:sz w:val="28"/>
+          <w:szCs w:val="28"/>
+          <w:lang w:eastAsia="en-IN"/>
+          <w14:ligatures w14:val="none"/>
+        </w:rPr>
+        <w:t>END-OF-PAGE</w:t>
+      </w:r>
     </w:p>
     <w:sectPr>
       <w:pgSz w:w="11906" w:h="16838"/>
@@ -735,16 +4863,165 @@
 <file path=word/numbering.xml><?xml version="1.0" encoding="utf-8"?>
 <w:numbering xmlns:wpc="http://schemas.microsoft.com/office/word/2010/wordprocessingCanvas" xmlns:cx="http://schemas.microsoft.com/office/drawing/2014/chartex" xmlns:cx1="http://schemas.microsoft.com/office/drawing/2015/9/8/chartex" xmlns:cx2="http://schemas.microsoft.com/office/drawing/2015/10/21/chartex" xmlns:cx3="http://schemas.microsoft.com/office/drawing/2016/5/9/chartex" xmlns:cx4="http://schemas.microsoft.com/office/drawing/2016/5/10/chartex" xmlns:cx5="http://schemas.microsoft.com/office/drawing/2016/5/11/chartex" xmlns:cx6="http://schemas.microsoft.com/office/drawing/2016/5/12/chartex" xmlns:cx7="http://schemas.microsoft.com/office/drawing/2016/5/13/chartex" xmlns:cx8="http://schemas.microsoft.com/office/drawing/2016/5/14/chartex" xmlns:mc="http://schemas.openxmlformats.org/markup-compatibility/2006" xmlns:aink="http://schemas.microsoft.com/office/drawing/2016/ink" xmlns:am3d="http://schemas.microsoft.com/office/drawing/2017/model3d" xmlns:o="urn:schemas-microsoft-com:office:office" xmlns:oel="http://schemas.microsoft.com/office/2019/extlst" xmlns:r="http://schemas.openxmlformats.org/officeDocument/2006/relationships" xmlns:m="http://schemas.openxmlformats.org/officeDocument/2006/math" xmlns:v="urn:schemas-microsoft-com:vml" xmlns:wp14="http://schemas.microsoft.com/office/word/2010/wordprocessingDrawing" xmlns:wp="http://schemas.openxmlformats.org/drawingml/2006/wordprocessingDrawing" xmlns:w10="urn:schemas-microsoft-com:office:word" xmlns:w="http://schemas.openxmlformats.org/wordprocessingml/2006/main" xmlns:w14="http://schemas.microsoft.com/office/word/2010/wordml" xmlns:w15="http://schemas.microsoft.com/office/word/2012/wordml" xmlns:w16cex="http://schemas.microsoft.com/office/word/2018/wordml/cex" xmlns:w16cid="http://schemas.microsoft.com/office/word/2016/wordml/cid" xmlns:w16="http://schemas.microsoft.com/office/word/2018/wordml" xmlns:w16du="http://schemas.microsoft.com/office/word/2023/wordml/word16du" xmlns:w16sdtdh="http://schemas.microsoft.com/office/word/2020/wordml/sdtdatahash" xmlns:w16sdtfl="http://schemas.microsoft.com/office/word/2024/wordml/sdtformatlock" xmlns:w16se="http://schemas.microsoft.com/office/word/2015/wordml/symex" xmlns:wpg="http://schemas.microsoft.com/office/word/2010/wordprocessingGroup" xmlns:wpi="http://schemas.microsoft.com/office/word/2010/wordprocessingInk" xmlns:wne="http://schemas.microsoft.com/office/word/2006/wordml" xmlns:wps="http://schemas.microsoft.com/office/word/2010/wordprocessingShape" mc:Ignorable="w14 w15 w16se w16cid w16 w16cex w16sdtdh w16sdtfl w16du wp14">
   <w:abstractNum w:abstractNumId="0" w15:restartNumberingAfterBreak="0">
+    <w:nsid w:val="0D2D2663"/>
+    <w:multiLevelType w:val="multilevel"/>
+    <w:tmpl w:val="BA5CD1C8"/>
+    <w:lvl w:ilvl="0">
+      <w:start w:val="1"/>
+      <w:numFmt w:val="bullet"/>
+      <w:lvlText w:val=""/>
+      <w:lvlJc w:val="left"/>
+      <w:pPr>
+        <w:tabs>
+          <w:tab w:val="num" w:pos="720"/>
+        </w:tabs>
+        <w:ind w:left="720" w:hanging="360"/>
+      </w:pPr>
+      <w:rPr>
+        <w:rFonts w:ascii="Symbol" w:hAnsi="Symbol" w:hint="default"/>
+        <w:sz w:val="20"/>
+      </w:rPr>
+    </w:lvl>
+    <w:lvl w:ilvl="1" w:tentative="1">
+      <w:start w:val="1"/>
+      <w:numFmt w:val="bullet"/>
+      <w:lvlText w:val="o"/>
+      <w:lvlJc w:val="left"/>
+      <w:pPr>
+        <w:tabs>
+          <w:tab w:val="num" w:pos="1440"/>
+        </w:tabs>
+        <w:ind w:left="1440" w:hanging="360"/>
+      </w:pPr>
+      <w:rPr>
+        <w:rFonts w:ascii="Courier New" w:hAnsi="Courier New" w:hint="default"/>
+        <w:sz w:val="20"/>
+      </w:rPr>
+    </w:lvl>
+    <w:lvl w:ilvl="2" w:tentative="1">
+      <w:start w:val="1"/>
+      <w:numFmt w:val="bullet"/>
+      <w:lvlText w:val=""/>
+      <w:lvlJc w:val="left"/>
+      <w:pPr>
+        <w:tabs>
+          <w:tab w:val="num" w:pos="2160"/>
+        </w:tabs>
+        <w:ind w:left="2160" w:hanging="360"/>
+      </w:pPr>
+      <w:rPr>
+        <w:rFonts w:ascii="Wingdings" w:hAnsi="Wingdings" w:hint="default"/>
+        <w:sz w:val="20"/>
+      </w:rPr>
+    </w:lvl>
+    <w:lvl w:ilvl="3" w:tentative="1">
+      <w:start w:val="1"/>
+      <w:numFmt w:val="bullet"/>
+      <w:lvlText w:val=""/>
+      <w:lvlJc w:val="left"/>
+      <w:pPr>
+        <w:tabs>
+          <w:tab w:val="num" w:pos="2880"/>
+        </w:tabs>
+        <w:ind w:left="2880" w:hanging="360"/>
+      </w:pPr>
+      <w:rPr>
+        <w:rFonts w:ascii="Wingdings" w:hAnsi="Wingdings" w:hint="default"/>
+        <w:sz w:val="20"/>
+      </w:rPr>
+    </w:lvl>
+    <w:lvl w:ilvl="4" w:tentative="1">
+      <w:start w:val="1"/>
+      <w:numFmt w:val="bullet"/>
+      <w:lvlText w:val=""/>
+      <w:lvlJc w:val="left"/>
+      <w:pPr>
+        <w:tabs>
+          <w:tab w:val="num" w:pos="3600"/>
+        </w:tabs>
+        <w:ind w:left="3600" w:hanging="360"/>
+      </w:pPr>
+      <w:rPr>
+        <w:rFonts w:ascii="Wingdings" w:hAnsi="Wingdings" w:hint="default"/>
+        <w:sz w:val="20"/>
+      </w:rPr>
+    </w:lvl>
+    <w:lvl w:ilvl="5" w:tentative="1">
+      <w:start w:val="1"/>
+      <w:numFmt w:val="bullet"/>
+      <w:lvlText w:val=""/>
+      <w:lvlJc w:val="left"/>
+      <w:pPr>
+        <w:tabs>
+          <w:tab w:val="num" w:pos="4320"/>
+        </w:tabs>
+        <w:ind w:left="4320" w:hanging="360"/>
+      </w:pPr>
+      <w:rPr>
+        <w:rFonts w:ascii="Wingdings" w:hAnsi="Wingdings" w:hint="default"/>
+        <w:sz w:val="20"/>
+      </w:rPr>
+    </w:lvl>
+    <w:lvl w:ilvl="6" w:tentative="1">
+      <w:start w:val="1"/>
+      <w:numFmt w:val="bullet"/>
+      <w:lvlText w:val=""/>
+      <w:lvlJc w:val="left"/>
+      <w:pPr>
+        <w:tabs>
+          <w:tab w:val="num" w:pos="5040"/>
+        </w:tabs>
+        <w:ind w:left="5040" w:hanging="360"/>
+      </w:pPr>
+      <w:rPr>
+        <w:rFonts w:ascii="Wingdings" w:hAnsi="Wingdings" w:hint="default"/>
+        <w:sz w:val="20"/>
+      </w:rPr>
+    </w:lvl>
+    <w:lvl w:ilvl="7" w:tentative="1">
+      <w:start w:val="1"/>
+      <w:numFmt w:val="bullet"/>
+      <w:lvlText w:val=""/>
+      <w:lvlJc w:val="left"/>
+      <w:pPr>
+        <w:tabs>
+          <w:tab w:val="num" w:pos="5760"/>
+        </w:tabs>
+        <w:ind w:left="5760" w:hanging="360"/>
+      </w:pPr>
+      <w:rPr>
+        <w:rFonts w:ascii="Wingdings" w:hAnsi="Wingdings" w:hint="default"/>
+        <w:sz w:val="20"/>
+      </w:rPr>
+    </w:lvl>
+    <w:lvl w:ilvl="8" w:tentative="1">
+      <w:start w:val="1"/>
+      <w:numFmt w:val="bullet"/>
+      <w:lvlText w:val=""/>
+      <w:lvlJc w:val="left"/>
+      <w:pPr>
+        <w:tabs>
+          <w:tab w:val="num" w:pos="6480"/>
+        </w:tabs>
+        <w:ind w:left="6480" w:hanging="360"/>
+      </w:pPr>
+      <w:rPr>
+        <w:rFonts w:ascii="Wingdings" w:hAnsi="Wingdings" w:hint="default"/>
+        <w:sz w:val="20"/>
+      </w:rPr>
+    </w:lvl>
+  </w:abstractNum>
+  <w:abstractNum w:abstractNumId="1" w15:restartNumberingAfterBreak="0">
     <w:nsid w:val="15131FF1"/>
     <w:multiLevelType w:val="hybridMultilevel"/>
-    <w:tmpl w:val="2536E362"/>
+    <w:tmpl w:val="55AC3642"/>
     <w:lvl w:ilvl="0" w:tplc="FB8CB36A">
       <w:start w:val="1"/>
       <w:numFmt w:val="bullet"/>
       <w:lvlText w:val=""/>
       <w:lvlJc w:val="left"/>
       <w:pPr>
-        <w:ind w:left="720" w:hanging="360"/>
+        <w:ind w:left="360" w:hanging="360"/>
       </w:pPr>
       <w:rPr>
         <w:rFonts w:ascii="Wingdings" w:eastAsiaTheme="minorHAnsi" w:hAnsi="Wingdings" w:cstheme="minorHAnsi" w:hint="default"/>
@@ -847,7 +5124,7 @@
       </w:rPr>
     </w:lvl>
   </w:abstractNum>
-  <w:abstractNum w:abstractNumId="1" w15:restartNumberingAfterBreak="0">
+  <w:abstractNum w:abstractNumId="2" w15:restartNumberingAfterBreak="0">
     <w:nsid w:val="216726B4"/>
     <w:multiLevelType w:val="hybridMultilevel"/>
     <w:tmpl w:val="308CC306"/>
@@ -857,7 +5134,7 @@
       <w:lvlText w:val="%1."/>
       <w:lvlJc w:val="left"/>
       <w:pPr>
-        <w:ind w:left="720" w:hanging="360"/>
+        <w:ind w:left="360" w:hanging="360"/>
       </w:pPr>
       <w:rPr>
         <w:rFonts w:hint="default"/>
@@ -938,7 +5215,644 @@
       </w:pPr>
     </w:lvl>
   </w:abstractNum>
-  <w:abstractNum w:abstractNumId="2" w15:restartNumberingAfterBreak="0">
+  <w:abstractNum w:abstractNumId="3" w15:restartNumberingAfterBreak="0">
+    <w:nsid w:val="22EA3479"/>
+    <w:multiLevelType w:val="hybridMultilevel"/>
+    <w:tmpl w:val="C936CE92"/>
+    <w:lvl w:ilvl="0" w:tplc="40090001">
+      <w:start w:val="1"/>
+      <w:numFmt w:val="bullet"/>
+      <w:lvlText w:val=""/>
+      <w:lvlJc w:val="left"/>
+      <w:pPr>
+        <w:ind w:left="720" w:hanging="360"/>
+      </w:pPr>
+      <w:rPr>
+        <w:rFonts w:ascii="Symbol" w:hAnsi="Symbol" w:hint="default"/>
+      </w:rPr>
+    </w:lvl>
+    <w:lvl w:ilvl="1" w:tplc="FFFFFFFF" w:tentative="1">
+      <w:start w:val="1"/>
+      <w:numFmt w:val="bullet"/>
+      <w:lvlText w:val="o"/>
+      <w:lvlJc w:val="left"/>
+      <w:pPr>
+        <w:ind w:left="1440" w:hanging="360"/>
+      </w:pPr>
+      <w:rPr>
+        <w:rFonts w:ascii="Courier New" w:hAnsi="Courier New" w:cs="Courier New" w:hint="default"/>
+      </w:rPr>
+    </w:lvl>
+    <w:lvl w:ilvl="2" w:tplc="FFFFFFFF" w:tentative="1">
+      <w:start w:val="1"/>
+      <w:numFmt w:val="bullet"/>
+      <w:lvlText w:val=""/>
+      <w:lvlJc w:val="left"/>
+      <w:pPr>
+        <w:ind w:left="2160" w:hanging="360"/>
+      </w:pPr>
+      <w:rPr>
+        <w:rFonts w:ascii="Wingdings" w:hAnsi="Wingdings" w:hint="default"/>
+      </w:rPr>
+    </w:lvl>
+    <w:lvl w:ilvl="3" w:tplc="FFFFFFFF" w:tentative="1">
+      <w:start w:val="1"/>
+      <w:numFmt w:val="bullet"/>
+      <w:lvlText w:val=""/>
+      <w:lvlJc w:val="left"/>
+      <w:pPr>
+        <w:ind w:left="2880" w:hanging="360"/>
+      </w:pPr>
+      <w:rPr>
+        <w:rFonts w:ascii="Symbol" w:hAnsi="Symbol" w:hint="default"/>
+      </w:rPr>
+    </w:lvl>
+    <w:lvl w:ilvl="4" w:tplc="FFFFFFFF" w:tentative="1">
+      <w:start w:val="1"/>
+      <w:numFmt w:val="bullet"/>
+      <w:lvlText w:val="o"/>
+      <w:lvlJc w:val="left"/>
+      <w:pPr>
+        <w:ind w:left="3600" w:hanging="360"/>
+      </w:pPr>
+      <w:rPr>
+        <w:rFonts w:ascii="Courier New" w:hAnsi="Courier New" w:cs="Courier New" w:hint="default"/>
+      </w:rPr>
+    </w:lvl>
+    <w:lvl w:ilvl="5" w:tplc="FFFFFFFF" w:tentative="1">
+      <w:start w:val="1"/>
+      <w:numFmt w:val="bullet"/>
+      <w:lvlText w:val=""/>
+      <w:lvlJc w:val="left"/>
+      <w:pPr>
+        <w:ind w:left="4320" w:hanging="360"/>
+      </w:pPr>
+      <w:rPr>
+        <w:rFonts w:ascii="Wingdings" w:hAnsi="Wingdings" w:hint="default"/>
+      </w:rPr>
+    </w:lvl>
+    <w:lvl w:ilvl="6" w:tplc="FFFFFFFF" w:tentative="1">
+      <w:start w:val="1"/>
+      <w:numFmt w:val="bullet"/>
+      <w:lvlText w:val=""/>
+      <w:lvlJc w:val="left"/>
+      <w:pPr>
+        <w:ind w:left="5040" w:hanging="360"/>
+      </w:pPr>
+      <w:rPr>
+        <w:rFonts w:ascii="Symbol" w:hAnsi="Symbol" w:hint="default"/>
+      </w:rPr>
+    </w:lvl>
+    <w:lvl w:ilvl="7" w:tplc="FFFFFFFF" w:tentative="1">
+      <w:start w:val="1"/>
+      <w:numFmt w:val="bullet"/>
+      <w:lvlText w:val="o"/>
+      <w:lvlJc w:val="left"/>
+      <w:pPr>
+        <w:ind w:left="5760" w:hanging="360"/>
+      </w:pPr>
+      <w:rPr>
+        <w:rFonts w:ascii="Courier New" w:hAnsi="Courier New" w:cs="Courier New" w:hint="default"/>
+      </w:rPr>
+    </w:lvl>
+    <w:lvl w:ilvl="8" w:tplc="FFFFFFFF" w:tentative="1">
+      <w:start w:val="1"/>
+      <w:numFmt w:val="bullet"/>
+      <w:lvlText w:val=""/>
+      <w:lvlJc w:val="left"/>
+      <w:pPr>
+        <w:ind w:left="6480" w:hanging="360"/>
+      </w:pPr>
+      <w:rPr>
+        <w:rFonts w:ascii="Wingdings" w:hAnsi="Wingdings" w:hint="default"/>
+      </w:rPr>
+    </w:lvl>
+  </w:abstractNum>
+  <w:abstractNum w:abstractNumId="4" w15:restartNumberingAfterBreak="0">
+    <w:nsid w:val="2B1804D7"/>
+    <w:multiLevelType w:val="multilevel"/>
+    <w:tmpl w:val="A0DCC20E"/>
+    <w:lvl w:ilvl="0">
+      <w:start w:val="1"/>
+      <w:numFmt w:val="bullet"/>
+      <w:lvlText w:val=""/>
+      <w:lvlJc w:val="left"/>
+      <w:pPr>
+        <w:tabs>
+          <w:tab w:val="num" w:pos="720"/>
+        </w:tabs>
+        <w:ind w:left="720" w:hanging="360"/>
+      </w:pPr>
+      <w:rPr>
+        <w:rFonts w:ascii="Symbol" w:hAnsi="Symbol" w:hint="default"/>
+        <w:sz w:val="20"/>
+      </w:rPr>
+    </w:lvl>
+    <w:lvl w:ilvl="1" w:tentative="1">
+      <w:start w:val="1"/>
+      <w:numFmt w:val="bullet"/>
+      <w:lvlText w:val="o"/>
+      <w:lvlJc w:val="left"/>
+      <w:pPr>
+        <w:tabs>
+          <w:tab w:val="num" w:pos="1440"/>
+        </w:tabs>
+        <w:ind w:left="1440" w:hanging="360"/>
+      </w:pPr>
+      <w:rPr>
+        <w:rFonts w:ascii="Courier New" w:hAnsi="Courier New" w:hint="default"/>
+        <w:sz w:val="20"/>
+      </w:rPr>
+    </w:lvl>
+    <w:lvl w:ilvl="2" w:tentative="1">
+      <w:start w:val="1"/>
+      <w:numFmt w:val="bullet"/>
+      <w:lvlText w:val=""/>
+      <w:lvlJc w:val="left"/>
+      <w:pPr>
+        <w:tabs>
+          <w:tab w:val="num" w:pos="2160"/>
+        </w:tabs>
+        <w:ind w:left="2160" w:hanging="360"/>
+      </w:pPr>
+      <w:rPr>
+        <w:rFonts w:ascii="Wingdings" w:hAnsi="Wingdings" w:hint="default"/>
+        <w:sz w:val="20"/>
+      </w:rPr>
+    </w:lvl>
+    <w:lvl w:ilvl="3" w:tentative="1">
+      <w:start w:val="1"/>
+      <w:numFmt w:val="bullet"/>
+      <w:lvlText w:val=""/>
+      <w:lvlJc w:val="left"/>
+      <w:pPr>
+        <w:tabs>
+          <w:tab w:val="num" w:pos="2880"/>
+        </w:tabs>
+        <w:ind w:left="2880" w:hanging="360"/>
+      </w:pPr>
+      <w:rPr>
+        <w:rFonts w:ascii="Wingdings" w:hAnsi="Wingdings" w:hint="default"/>
+        <w:sz w:val="20"/>
+      </w:rPr>
+    </w:lvl>
+    <w:lvl w:ilvl="4" w:tentative="1">
+      <w:start w:val="1"/>
+      <w:numFmt w:val="bullet"/>
+      <w:lvlText w:val=""/>
+      <w:lvlJc w:val="left"/>
+      <w:pPr>
+        <w:tabs>
+          <w:tab w:val="num" w:pos="3600"/>
+        </w:tabs>
+        <w:ind w:left="3600" w:hanging="360"/>
+      </w:pPr>
+      <w:rPr>
+        <w:rFonts w:ascii="Wingdings" w:hAnsi="Wingdings" w:hint="default"/>
+        <w:sz w:val="20"/>
+      </w:rPr>
+    </w:lvl>
+    <w:lvl w:ilvl="5" w:tentative="1">
+      <w:start w:val="1"/>
+      <w:numFmt w:val="bullet"/>
+      <w:lvlText w:val=""/>
+      <w:lvlJc w:val="left"/>
+      <w:pPr>
+        <w:tabs>
+          <w:tab w:val="num" w:pos="4320"/>
+        </w:tabs>
+        <w:ind w:left="4320" w:hanging="360"/>
+      </w:pPr>
+      <w:rPr>
+        <w:rFonts w:ascii="Wingdings" w:hAnsi="Wingdings" w:hint="default"/>
+        <w:sz w:val="20"/>
+      </w:rPr>
+    </w:lvl>
+    <w:lvl w:ilvl="6" w:tentative="1">
+      <w:start w:val="1"/>
+      <w:numFmt w:val="bullet"/>
+      <w:lvlText w:val=""/>
+      <w:lvlJc w:val="left"/>
+      <w:pPr>
+        <w:tabs>
+          <w:tab w:val="num" w:pos="5040"/>
+        </w:tabs>
+        <w:ind w:left="5040" w:hanging="360"/>
+      </w:pPr>
+      <w:rPr>
+        <w:rFonts w:ascii="Wingdings" w:hAnsi="Wingdings" w:hint="default"/>
+        <w:sz w:val="20"/>
+      </w:rPr>
+    </w:lvl>
+    <w:lvl w:ilvl="7" w:tentative="1">
+      <w:start w:val="1"/>
+      <w:numFmt w:val="bullet"/>
+      <w:lvlText w:val=""/>
+      <w:lvlJc w:val="left"/>
+      <w:pPr>
+        <w:tabs>
+          <w:tab w:val="num" w:pos="5760"/>
+        </w:tabs>
+        <w:ind w:left="5760" w:hanging="360"/>
+      </w:pPr>
+      <w:rPr>
+        <w:rFonts w:ascii="Wingdings" w:hAnsi="Wingdings" w:hint="default"/>
+        <w:sz w:val="20"/>
+      </w:rPr>
+    </w:lvl>
+    <w:lvl w:ilvl="8" w:tentative="1">
+      <w:start w:val="1"/>
+      <w:numFmt w:val="bullet"/>
+      <w:lvlText w:val=""/>
+      <w:lvlJc w:val="left"/>
+      <w:pPr>
+        <w:tabs>
+          <w:tab w:val="num" w:pos="6480"/>
+        </w:tabs>
+        <w:ind w:left="6480" w:hanging="360"/>
+      </w:pPr>
+      <w:rPr>
+        <w:rFonts w:ascii="Wingdings" w:hAnsi="Wingdings" w:hint="default"/>
+        <w:sz w:val="20"/>
+      </w:rPr>
+    </w:lvl>
+  </w:abstractNum>
+  <w:abstractNum w:abstractNumId="5" w15:restartNumberingAfterBreak="0">
+    <w:nsid w:val="2DA36F96"/>
+    <w:multiLevelType w:val="hybridMultilevel"/>
+    <w:tmpl w:val="3CDC38CC"/>
+    <w:lvl w:ilvl="0" w:tplc="40090001">
+      <w:start w:val="1"/>
+      <w:numFmt w:val="bullet"/>
+      <w:lvlText w:val=""/>
+      <w:lvlJc w:val="left"/>
+      <w:pPr>
+        <w:ind w:left="720" w:hanging="360"/>
+      </w:pPr>
+      <w:rPr>
+        <w:rFonts w:ascii="Symbol" w:hAnsi="Symbol" w:hint="default"/>
+      </w:rPr>
+    </w:lvl>
+    <w:lvl w:ilvl="1" w:tplc="FFFFFFFF" w:tentative="1">
+      <w:start w:val="1"/>
+      <w:numFmt w:val="bullet"/>
+      <w:lvlText w:val="o"/>
+      <w:lvlJc w:val="left"/>
+      <w:pPr>
+        <w:ind w:left="1440" w:hanging="360"/>
+      </w:pPr>
+      <w:rPr>
+        <w:rFonts w:ascii="Courier New" w:hAnsi="Courier New" w:cs="Courier New" w:hint="default"/>
+      </w:rPr>
+    </w:lvl>
+    <w:lvl w:ilvl="2" w:tplc="FFFFFFFF" w:tentative="1">
+      <w:start w:val="1"/>
+      <w:numFmt w:val="bullet"/>
+      <w:lvlText w:val=""/>
+      <w:lvlJc w:val="left"/>
+      <w:pPr>
+        <w:ind w:left="2160" w:hanging="360"/>
+      </w:pPr>
+      <w:rPr>
+        <w:rFonts w:ascii="Wingdings" w:hAnsi="Wingdings" w:hint="default"/>
+      </w:rPr>
+    </w:lvl>
+    <w:lvl w:ilvl="3" w:tplc="FFFFFFFF" w:tentative="1">
+      <w:start w:val="1"/>
+      <w:numFmt w:val="bullet"/>
+      <w:lvlText w:val=""/>
+      <w:lvlJc w:val="left"/>
+      <w:pPr>
+        <w:ind w:left="2880" w:hanging="360"/>
+      </w:pPr>
+      <w:rPr>
+        <w:rFonts w:ascii="Symbol" w:hAnsi="Symbol" w:hint="default"/>
+      </w:rPr>
+    </w:lvl>
+    <w:lvl w:ilvl="4" w:tplc="FFFFFFFF" w:tentative="1">
+      <w:start w:val="1"/>
+      <w:numFmt w:val="bullet"/>
+      <w:lvlText w:val="o"/>
+      <w:lvlJc w:val="left"/>
+      <w:pPr>
+        <w:ind w:left="3600" w:hanging="360"/>
+      </w:pPr>
+      <w:rPr>
+        <w:rFonts w:ascii="Courier New" w:hAnsi="Courier New" w:cs="Courier New" w:hint="default"/>
+      </w:rPr>
+    </w:lvl>
+    <w:lvl w:ilvl="5" w:tplc="FFFFFFFF" w:tentative="1">
+      <w:start w:val="1"/>
+      <w:numFmt w:val="bullet"/>
+      <w:lvlText w:val=""/>
+      <w:lvlJc w:val="left"/>
+      <w:pPr>
+        <w:ind w:left="4320" w:hanging="360"/>
+      </w:pPr>
+      <w:rPr>
+        <w:rFonts w:ascii="Wingdings" w:hAnsi="Wingdings" w:hint="default"/>
+      </w:rPr>
+    </w:lvl>
+    <w:lvl w:ilvl="6" w:tplc="FFFFFFFF" w:tentative="1">
+      <w:start w:val="1"/>
+      <w:numFmt w:val="bullet"/>
+      <w:lvlText w:val=""/>
+      <w:lvlJc w:val="left"/>
+      <w:pPr>
+        <w:ind w:left="5040" w:hanging="360"/>
+      </w:pPr>
+      <w:rPr>
+        <w:rFonts w:ascii="Symbol" w:hAnsi="Symbol" w:hint="default"/>
+      </w:rPr>
+    </w:lvl>
+    <w:lvl w:ilvl="7" w:tplc="FFFFFFFF" w:tentative="1">
+      <w:start w:val="1"/>
+      <w:numFmt w:val="bullet"/>
+      <w:lvlText w:val="o"/>
+      <w:lvlJc w:val="left"/>
+      <w:pPr>
+        <w:ind w:left="5760" w:hanging="360"/>
+      </w:pPr>
+      <w:rPr>
+        <w:rFonts w:ascii="Courier New" w:hAnsi="Courier New" w:cs="Courier New" w:hint="default"/>
+      </w:rPr>
+    </w:lvl>
+    <w:lvl w:ilvl="8" w:tplc="FFFFFFFF" w:tentative="1">
+      <w:start w:val="1"/>
+      <w:numFmt w:val="bullet"/>
+      <w:lvlText w:val=""/>
+      <w:lvlJc w:val="left"/>
+      <w:pPr>
+        <w:ind w:left="6480" w:hanging="360"/>
+      </w:pPr>
+      <w:rPr>
+        <w:rFonts w:ascii="Wingdings" w:hAnsi="Wingdings" w:hint="default"/>
+      </w:rPr>
+    </w:lvl>
+  </w:abstractNum>
+  <w:abstractNum w:abstractNumId="6" w15:restartNumberingAfterBreak="0">
+    <w:nsid w:val="456E5917"/>
+    <w:multiLevelType w:val="hybridMultilevel"/>
+    <w:tmpl w:val="317476D4"/>
+    <w:lvl w:ilvl="0" w:tplc="40090001">
+      <w:start w:val="1"/>
+      <w:numFmt w:val="bullet"/>
+      <w:lvlText w:val=""/>
+      <w:lvlJc w:val="left"/>
+      <w:pPr>
+        <w:ind w:left="720" w:hanging="360"/>
+      </w:pPr>
+      <w:rPr>
+        <w:rFonts w:ascii="Symbol" w:hAnsi="Symbol" w:hint="default"/>
+      </w:rPr>
+    </w:lvl>
+    <w:lvl w:ilvl="1" w:tplc="FFFFFFFF" w:tentative="1">
+      <w:start w:val="1"/>
+      <w:numFmt w:val="bullet"/>
+      <w:lvlText w:val="o"/>
+      <w:lvlJc w:val="left"/>
+      <w:pPr>
+        <w:ind w:left="1440" w:hanging="360"/>
+      </w:pPr>
+      <w:rPr>
+        <w:rFonts w:ascii="Courier New" w:hAnsi="Courier New" w:cs="Courier New" w:hint="default"/>
+      </w:rPr>
+    </w:lvl>
+    <w:lvl w:ilvl="2" w:tplc="FFFFFFFF" w:tentative="1">
+      <w:start w:val="1"/>
+      <w:numFmt w:val="bullet"/>
+      <w:lvlText w:val=""/>
+      <w:lvlJc w:val="left"/>
+      <w:pPr>
+        <w:ind w:left="2160" w:hanging="360"/>
+      </w:pPr>
+      <w:rPr>
+        <w:rFonts w:ascii="Wingdings" w:hAnsi="Wingdings" w:hint="default"/>
+      </w:rPr>
+    </w:lvl>
+    <w:lvl w:ilvl="3" w:tplc="FFFFFFFF" w:tentative="1">
+      <w:start w:val="1"/>
+      <w:numFmt w:val="bullet"/>
+      <w:lvlText w:val=""/>
+      <w:lvlJc w:val="left"/>
+      <w:pPr>
+        <w:ind w:left="2880" w:hanging="360"/>
+      </w:pPr>
+      <w:rPr>
+        <w:rFonts w:ascii="Symbol" w:hAnsi="Symbol" w:hint="default"/>
+      </w:rPr>
+    </w:lvl>
+    <w:lvl w:ilvl="4" w:tplc="FFFFFFFF" w:tentative="1">
+      <w:start w:val="1"/>
+      <w:numFmt w:val="bullet"/>
+      <w:lvlText w:val="o"/>
+      <w:lvlJc w:val="left"/>
+      <w:pPr>
+        <w:ind w:left="3600" w:hanging="360"/>
+      </w:pPr>
+      <w:rPr>
+        <w:rFonts w:ascii="Courier New" w:hAnsi="Courier New" w:cs="Courier New" w:hint="default"/>
+      </w:rPr>
+    </w:lvl>
+    <w:lvl w:ilvl="5" w:tplc="FFFFFFFF" w:tentative="1">
+      <w:start w:val="1"/>
+      <w:numFmt w:val="bullet"/>
+      <w:lvlText w:val=""/>
+      <w:lvlJc w:val="left"/>
+      <w:pPr>
+        <w:ind w:left="4320" w:hanging="360"/>
+      </w:pPr>
+      <w:rPr>
+        <w:rFonts w:ascii="Wingdings" w:hAnsi="Wingdings" w:hint="default"/>
+      </w:rPr>
+    </w:lvl>
+    <w:lvl w:ilvl="6" w:tplc="FFFFFFFF" w:tentative="1">
+      <w:start w:val="1"/>
+      <w:numFmt w:val="bullet"/>
+      <w:lvlText w:val=""/>
+      <w:lvlJc w:val="left"/>
+      <w:pPr>
+        <w:ind w:left="5040" w:hanging="360"/>
+      </w:pPr>
+      <w:rPr>
+        <w:rFonts w:ascii="Symbol" w:hAnsi="Symbol" w:hint="default"/>
+      </w:rPr>
+    </w:lvl>
+    <w:lvl w:ilvl="7" w:tplc="FFFFFFFF" w:tentative="1">
+      <w:start w:val="1"/>
+      <w:numFmt w:val="bullet"/>
+      <w:lvlText w:val="o"/>
+      <w:lvlJc w:val="left"/>
+      <w:pPr>
+        <w:ind w:left="5760" w:hanging="360"/>
+      </w:pPr>
+      <w:rPr>
+        <w:rFonts w:ascii="Courier New" w:hAnsi="Courier New" w:cs="Courier New" w:hint="default"/>
+      </w:rPr>
+    </w:lvl>
+    <w:lvl w:ilvl="8" w:tplc="FFFFFFFF" w:tentative="1">
+      <w:start w:val="1"/>
+      <w:numFmt w:val="bullet"/>
+      <w:lvlText w:val=""/>
+      <w:lvlJc w:val="left"/>
+      <w:pPr>
+        <w:ind w:left="6480" w:hanging="360"/>
+      </w:pPr>
+      <w:rPr>
+        <w:rFonts w:ascii="Wingdings" w:hAnsi="Wingdings" w:hint="default"/>
+      </w:rPr>
+    </w:lvl>
+  </w:abstractNum>
+  <w:abstractNum w:abstractNumId="7" w15:restartNumberingAfterBreak="0">
+    <w:nsid w:val="70E420C3"/>
+    <w:multiLevelType w:val="multilevel"/>
+    <w:tmpl w:val="43AC7F44"/>
+    <w:lvl w:ilvl="0">
+      <w:start w:val="1"/>
+      <w:numFmt w:val="bullet"/>
+      <w:lvlText w:val=""/>
+      <w:lvlJc w:val="left"/>
+      <w:pPr>
+        <w:tabs>
+          <w:tab w:val="num" w:pos="720"/>
+        </w:tabs>
+        <w:ind w:left="720" w:hanging="360"/>
+      </w:pPr>
+      <w:rPr>
+        <w:rFonts w:ascii="Symbol" w:hAnsi="Symbol" w:hint="default"/>
+        <w:sz w:val="20"/>
+      </w:rPr>
+    </w:lvl>
+    <w:lvl w:ilvl="1" w:tentative="1">
+      <w:start w:val="1"/>
+      <w:numFmt w:val="bullet"/>
+      <w:lvlText w:val="o"/>
+      <w:lvlJc w:val="left"/>
+      <w:pPr>
+        <w:tabs>
+          <w:tab w:val="num" w:pos="1440"/>
+        </w:tabs>
+        <w:ind w:left="1440" w:hanging="360"/>
+      </w:pPr>
+      <w:rPr>
+        <w:rFonts w:ascii="Courier New" w:hAnsi="Courier New" w:hint="default"/>
+        <w:sz w:val="20"/>
+      </w:rPr>
+    </w:lvl>
+    <w:lvl w:ilvl="2" w:tentative="1">
+      <w:start w:val="1"/>
+      <w:numFmt w:val="bullet"/>
+      <w:lvlText w:val=""/>
+      <w:lvlJc w:val="left"/>
+      <w:pPr>
+        <w:tabs>
+          <w:tab w:val="num" w:pos="2160"/>
+        </w:tabs>
+        <w:ind w:left="2160" w:hanging="360"/>
+      </w:pPr>
+      <w:rPr>
+        <w:rFonts w:ascii="Wingdings" w:hAnsi="Wingdings" w:hint="default"/>
+        <w:sz w:val="20"/>
+      </w:rPr>
+    </w:lvl>
+    <w:lvl w:ilvl="3" w:tentative="1">
+      <w:start w:val="1"/>
+      <w:numFmt w:val="bullet"/>
+      <w:lvlText w:val=""/>
+      <w:lvlJc w:val="left"/>
+      <w:pPr>
+        <w:tabs>
+          <w:tab w:val="num" w:pos="2880"/>
+        </w:tabs>
+        <w:ind w:left="2880" w:hanging="360"/>
+      </w:pPr>
+      <w:rPr>
+        <w:rFonts w:ascii="Wingdings" w:hAnsi="Wingdings" w:hint="default"/>
+        <w:sz w:val="20"/>
+      </w:rPr>
+    </w:lvl>
+    <w:lvl w:ilvl="4" w:tentative="1">
+      <w:start w:val="1"/>
+      <w:numFmt w:val="bullet"/>
+      <w:lvlText w:val=""/>
+      <w:lvlJc w:val="left"/>
+      <w:pPr>
+        <w:tabs>
+          <w:tab w:val="num" w:pos="3600"/>
+        </w:tabs>
+        <w:ind w:left="3600" w:hanging="360"/>
+      </w:pPr>
+      <w:rPr>
+        <w:rFonts w:ascii="Wingdings" w:hAnsi="Wingdings" w:hint="default"/>
+        <w:sz w:val="20"/>
+      </w:rPr>
+    </w:lvl>
+    <w:lvl w:ilvl="5" w:tentative="1">
+      <w:start w:val="1"/>
+      <w:numFmt w:val="bullet"/>
+      <w:lvlText w:val=""/>
+      <w:lvlJc w:val="left"/>
+      <w:pPr>
+        <w:tabs>
+          <w:tab w:val="num" w:pos="4320"/>
+        </w:tabs>
+        <w:ind w:left="4320" w:hanging="360"/>
+      </w:pPr>
+      <w:rPr>
+        <w:rFonts w:ascii="Wingdings" w:hAnsi="Wingdings" w:hint="default"/>
+        <w:sz w:val="20"/>
+      </w:rPr>
+    </w:lvl>
+    <w:lvl w:ilvl="6" w:tentative="1">
+      <w:start w:val="1"/>
+      <w:numFmt w:val="bullet"/>
+      <w:lvlText w:val=""/>
+      <w:lvlJc w:val="left"/>
+      <w:pPr>
+        <w:tabs>
+          <w:tab w:val="num" w:pos="5040"/>
+        </w:tabs>
+        <w:ind w:left="5040" w:hanging="360"/>
+      </w:pPr>
+      <w:rPr>
+        <w:rFonts w:ascii="Wingdings" w:hAnsi="Wingdings" w:hint="default"/>
+        <w:sz w:val="20"/>
+      </w:rPr>
+    </w:lvl>
+    <w:lvl w:ilvl="7" w:tentative="1">
+      <w:start w:val="1"/>
+      <w:numFmt w:val="bullet"/>
+      <w:lvlText w:val=""/>
+      <w:lvlJc w:val="left"/>
+      <w:pPr>
+        <w:tabs>
+          <w:tab w:val="num" w:pos="5760"/>
+        </w:tabs>
+        <w:ind w:left="5760" w:hanging="360"/>
+      </w:pPr>
+      <w:rPr>
+        <w:rFonts w:ascii="Wingdings" w:hAnsi="Wingdings" w:hint="default"/>
+        <w:sz w:val="20"/>
+      </w:rPr>
+    </w:lvl>
+    <w:lvl w:ilvl="8" w:tentative="1">
+      <w:start w:val="1"/>
+      <w:numFmt w:val="bullet"/>
+      <w:lvlText w:val=""/>
+      <w:lvlJc w:val="left"/>
+      <w:pPr>
+        <w:tabs>
+          <w:tab w:val="num" w:pos="6480"/>
+        </w:tabs>
+        <w:ind w:left="6480" w:hanging="360"/>
+      </w:pPr>
+      <w:rPr>
+        <w:rFonts w:ascii="Wingdings" w:hAnsi="Wingdings" w:hint="default"/>
+        <w:sz w:val="20"/>
+      </w:rPr>
+    </w:lvl>
+  </w:abstractNum>
+  <w:abstractNum w:abstractNumId="8" w15:restartNumberingAfterBreak="0">
     <w:nsid w:val="7A0279B9"/>
     <w:multiLevelType w:val="hybridMultilevel"/>
     <w:tmpl w:val="97B8ED2A"/>
@@ -1052,13 +5966,31 @@
     </w:lvl>
   </w:abstractNum>
   <w:num w:numId="1" w16cid:durableId="1423911299">
+    <w:abstractNumId w:val="2"/>
+  </w:num>
+  <w:num w:numId="2" w16cid:durableId="484594416">
+    <w:abstractNumId w:val="8"/>
+  </w:num>
+  <w:num w:numId="3" w16cid:durableId="175654676">
     <w:abstractNumId w:val="1"/>
   </w:num>
-  <w:num w:numId="2" w16cid:durableId="484594416">
-    <w:abstractNumId w:val="2"/>
+  <w:num w:numId="4" w16cid:durableId="977102469">
+    <w:abstractNumId w:val="0"/>
   </w:num>
-  <w:num w:numId="3" w16cid:durableId="175654676">
-    <w:abstractNumId w:val="0"/>
+  <w:num w:numId="5" w16cid:durableId="334848200">
+    <w:abstractNumId w:val="5"/>
+  </w:num>
+  <w:num w:numId="6" w16cid:durableId="659774637">
+    <w:abstractNumId w:val="4"/>
+  </w:num>
+  <w:num w:numId="7" w16cid:durableId="1782333929">
+    <w:abstractNumId w:val="7"/>
+  </w:num>
+  <w:num w:numId="8" w16cid:durableId="1302998411">
+    <w:abstractNumId w:val="3"/>
+  </w:num>
+  <w:num w:numId="9" w16cid:durableId="303894098">
+    <w:abstractNumId w:val="6"/>
   </w:num>
 </w:numbering>
 </file>
@@ -1979,6 +6911,49 @@
       <w:spacing w:val="5"/>
     </w:rPr>
   </w:style>
+  <w:style w:type="character" w:styleId="Strong">
+    <w:name w:val="Strong"/>
+    <w:basedOn w:val="DefaultParagraphFont"/>
+    <w:uiPriority w:val="22"/>
+    <w:qFormat/>
+    <w:rsid w:val="008507D8"/>
+    <w:rPr>
+      <w:b/>
+      <w:bCs/>
+    </w:rPr>
+  </w:style>
+  <w:style w:type="character" w:styleId="HTMLCode">
+    <w:name w:val="HTML Code"/>
+    <w:basedOn w:val="DefaultParagraphFont"/>
+    <w:uiPriority w:val="99"/>
+    <w:semiHidden/>
+    <w:unhideWhenUsed/>
+    <w:rsid w:val="008507D8"/>
+    <w:rPr>
+      <w:rFonts w:ascii="Courier New" w:eastAsia="Times New Roman" w:hAnsi="Courier New" w:cs="Courier New"/>
+      <w:sz w:val="20"/>
+      <w:szCs w:val="20"/>
+    </w:rPr>
+  </w:style>
+  <w:style w:type="table" w:styleId="TableGrid">
+    <w:name w:val="Table Grid"/>
+    <w:basedOn w:val="TableNormal"/>
+    <w:uiPriority w:val="39"/>
+    <w:rsid w:val="00134D67"/>
+    <w:pPr>
+      <w:spacing w:after="0" w:line="240" w:lineRule="auto"/>
+    </w:pPr>
+    <w:tblPr>
+      <w:tblBorders>
+        <w:top w:val="single" w:sz="4" w:space="0" w:color="auto"/>
+        <w:left w:val="single" w:sz="4" w:space="0" w:color="auto"/>
+        <w:bottom w:val="single" w:sz="4" w:space="0" w:color="auto"/>
+        <w:right w:val="single" w:sz="4" w:space="0" w:color="auto"/>
+        <w:insideH w:val="single" w:sz="4" w:space="0" w:color="auto"/>
+        <w:insideV w:val="single" w:sz="4" w:space="0" w:color="auto"/>
+      </w:tblBorders>
+    </w:tblPr>
+  </w:style>
 </w:styles>
 </file>
 

--- a/Assignment 30.docx
+++ b/Assignment 30.docx
@@ -221,19 +221,17 @@
           <w:szCs w:val="28"/>
           <w:lang w:val="en-US"/>
         </w:rPr>
-        <w:t>2. INITIALIZATION           ← set default values</w:t>
-      </w:r>
-    </w:p>
-    <w:p>
-      <w:pPr>
-        <w:pStyle w:val="ListParagraph"/>
+        <w:t xml:space="preserve">2. INITIALIZATION          </w:t>
+      </w:r>
+      <w:r>
         <w:rPr>
           <w:rFonts w:cstheme="minorHAnsi"/>
           <w:sz w:val="28"/>
           <w:szCs w:val="28"/>
           <w:lang w:val="en-US"/>
         </w:rPr>
-      </w:pPr>
+        <w:t xml:space="preserve">       </w:t>
+      </w:r>
       <w:r>
         <w:rPr>
           <w:rFonts w:cstheme="minorHAnsi"/>
@@ -241,6 +239,26 @@
           <w:szCs w:val="28"/>
           <w:lang w:val="en-US"/>
         </w:rPr>
+        <w:t xml:space="preserve"> ← set default values</w:t>
+      </w:r>
+    </w:p>
+    <w:p>
+      <w:pPr>
+        <w:pStyle w:val="ListParagraph"/>
+        <w:rPr>
+          <w:rFonts w:cstheme="minorHAnsi"/>
+          <w:sz w:val="28"/>
+          <w:szCs w:val="28"/>
+          <w:lang w:val="en-US"/>
+        </w:rPr>
+      </w:pPr>
+      <w:r>
+        <w:rPr>
+          <w:rFonts w:cstheme="minorHAnsi"/>
+          <w:sz w:val="28"/>
+          <w:szCs w:val="28"/>
+          <w:lang w:val="en-US"/>
+        </w:rPr>
         <w:t xml:space="preserve">        ↓</w:t>
       </w:r>
     </w:p>
@@ -261,19 +279,17 @@
           <w:szCs w:val="28"/>
           <w:lang w:val="en-US"/>
         </w:rPr>
-        <w:t>3. AT SELECTION-SCREEN OUTPUT  ← modify selection screen</w:t>
-      </w:r>
-    </w:p>
-    <w:p>
-      <w:pPr>
-        <w:pStyle w:val="ListParagraph"/>
+        <w:t xml:space="preserve">3. AT SELECTION-SCREEN OUTPUT  </w:t>
+      </w:r>
+      <w:r>
         <w:rPr>
           <w:rFonts w:cstheme="minorHAnsi"/>
           <w:sz w:val="28"/>
           <w:szCs w:val="28"/>
           <w:lang w:val="en-US"/>
         </w:rPr>
-      </w:pPr>
+        <w:t xml:space="preserve"> </w:t>
+      </w:r>
       <w:r>
         <w:rPr>
           <w:rFonts w:cstheme="minorHAnsi"/>
@@ -281,6 +297,26 @@
           <w:szCs w:val="28"/>
           <w:lang w:val="en-US"/>
         </w:rPr>
+        <w:t>← modify selection screen</w:t>
+      </w:r>
+    </w:p>
+    <w:p>
+      <w:pPr>
+        <w:pStyle w:val="ListParagraph"/>
+        <w:rPr>
+          <w:rFonts w:cstheme="minorHAnsi"/>
+          <w:sz w:val="28"/>
+          <w:szCs w:val="28"/>
+          <w:lang w:val="en-US"/>
+        </w:rPr>
+      </w:pPr>
+      <w:r>
+        <w:rPr>
+          <w:rFonts w:cstheme="minorHAnsi"/>
+          <w:sz w:val="28"/>
+          <w:szCs w:val="28"/>
+          <w:lang w:val="en-US"/>
+        </w:rPr>
         <w:t xml:space="preserve">        ↓</w:t>
       </w:r>
     </w:p>
@@ -341,19 +377,17 @@
           <w:szCs w:val="28"/>
           <w:lang w:val="en-US"/>
         </w:rPr>
-        <w:t>5. START-OF-SELECTION       ← fetch data (DEFAULT event)</w:t>
-      </w:r>
-    </w:p>
-    <w:p>
-      <w:pPr>
-        <w:pStyle w:val="ListParagraph"/>
+        <w:t xml:space="preserve">5. START-OF-SELECTION     </w:t>
+      </w:r>
+      <w:r>
         <w:rPr>
           <w:rFonts w:cstheme="minorHAnsi"/>
           <w:sz w:val="28"/>
           <w:szCs w:val="28"/>
           <w:lang w:val="en-US"/>
         </w:rPr>
-      </w:pPr>
+        <w:t xml:space="preserve"> </w:t>
+      </w:r>
       <w:r>
         <w:rPr>
           <w:rFonts w:cstheme="minorHAnsi"/>
@@ -361,6 +395,26 @@
           <w:szCs w:val="28"/>
           <w:lang w:val="en-US"/>
         </w:rPr>
+        <w:t xml:space="preserve">  ← fetch data (DEFAULT event)</w:t>
+      </w:r>
+    </w:p>
+    <w:p>
+      <w:pPr>
+        <w:pStyle w:val="ListParagraph"/>
+        <w:rPr>
+          <w:rFonts w:cstheme="minorHAnsi"/>
+          <w:sz w:val="28"/>
+          <w:szCs w:val="28"/>
+          <w:lang w:val="en-US"/>
+        </w:rPr>
+      </w:pPr>
+      <w:r>
+        <w:rPr>
+          <w:rFonts w:cstheme="minorHAnsi"/>
+          <w:sz w:val="28"/>
+          <w:szCs w:val="28"/>
+          <w:lang w:val="en-US"/>
+        </w:rPr>
         <w:t xml:space="preserve">        ↓</w:t>
       </w:r>
     </w:p>
@@ -381,19 +435,17 @@
           <w:szCs w:val="28"/>
           <w:lang w:val="en-US"/>
         </w:rPr>
-        <w:t>6. END-OF-SELECTION         ← display output</w:t>
-      </w:r>
-    </w:p>
-    <w:p>
-      <w:pPr>
-        <w:pStyle w:val="ListParagraph"/>
+        <w:t xml:space="preserve">6. END-OF-SELECTION        </w:t>
+      </w:r>
+      <w:r>
         <w:rPr>
           <w:rFonts w:cstheme="minorHAnsi"/>
           <w:sz w:val="28"/>
           <w:szCs w:val="28"/>
           <w:lang w:val="en-US"/>
         </w:rPr>
-      </w:pPr>
+        <w:t xml:space="preserve">  </w:t>
+      </w:r>
       <w:r>
         <w:rPr>
           <w:rFonts w:cstheme="minorHAnsi"/>
@@ -401,6 +453,26 @@
           <w:szCs w:val="28"/>
           <w:lang w:val="en-US"/>
         </w:rPr>
+        <w:t xml:space="preserve"> ← display output</w:t>
+      </w:r>
+    </w:p>
+    <w:p>
+      <w:pPr>
+        <w:pStyle w:val="ListParagraph"/>
+        <w:rPr>
+          <w:rFonts w:cstheme="minorHAnsi"/>
+          <w:sz w:val="28"/>
+          <w:szCs w:val="28"/>
+          <w:lang w:val="en-US"/>
+        </w:rPr>
+      </w:pPr>
+      <w:r>
+        <w:rPr>
+          <w:rFonts w:cstheme="minorHAnsi"/>
+          <w:sz w:val="28"/>
+          <w:szCs w:val="28"/>
+          <w:lang w:val="en-US"/>
+        </w:rPr>
         <w:t xml:space="preserve">        ↓</w:t>
       </w:r>
     </w:p>
@@ -421,19 +493,17 @@
           <w:szCs w:val="28"/>
           <w:lang w:val="en-US"/>
         </w:rPr>
-        <w:t>7. TOP-OF-PAGE              ← header on each page</w:t>
-      </w:r>
-    </w:p>
-    <w:p>
-      <w:pPr>
-        <w:pStyle w:val="ListParagraph"/>
+        <w:t xml:space="preserve">7. TOP-OF-PAGE          </w:t>
+      </w:r>
+      <w:r>
         <w:rPr>
           <w:rFonts w:cstheme="minorHAnsi"/>
           <w:sz w:val="28"/>
           <w:szCs w:val="28"/>
           <w:lang w:val="en-US"/>
         </w:rPr>
-      </w:pPr>
+        <w:t xml:space="preserve">        </w:t>
+      </w:r>
       <w:r>
         <w:rPr>
           <w:rFonts w:cstheme="minorHAnsi"/>
@@ -441,6 +511,26 @@
           <w:szCs w:val="28"/>
           <w:lang w:val="en-US"/>
         </w:rPr>
+        <w:t xml:space="preserve">    ← header on each page</w:t>
+      </w:r>
+    </w:p>
+    <w:p>
+      <w:pPr>
+        <w:pStyle w:val="ListParagraph"/>
+        <w:rPr>
+          <w:rFonts w:cstheme="minorHAnsi"/>
+          <w:sz w:val="28"/>
+          <w:szCs w:val="28"/>
+          <w:lang w:val="en-US"/>
+        </w:rPr>
+      </w:pPr>
+      <w:r>
+        <w:rPr>
+          <w:rFonts w:cstheme="minorHAnsi"/>
+          <w:sz w:val="28"/>
+          <w:szCs w:val="28"/>
+          <w:lang w:val="en-US"/>
+        </w:rPr>
         <w:t xml:space="preserve">        ↓</w:t>
       </w:r>
     </w:p>
@@ -461,7 +551,25 @@
           <w:szCs w:val="28"/>
           <w:lang w:val="en-US"/>
         </w:rPr>
-        <w:t>8. END-OF-PAGE              ← footer on each page</w:t>
+        <w:t xml:space="preserve">8. END-OF-PAGE              </w:t>
+      </w:r>
+      <w:r>
+        <w:rPr>
+          <w:rFonts w:cstheme="minorHAnsi"/>
+          <w:sz w:val="28"/>
+          <w:szCs w:val="28"/>
+          <w:lang w:val="en-US"/>
+        </w:rPr>
+        <w:t xml:space="preserve">        </w:t>
+      </w:r>
+      <w:r>
+        <w:rPr>
+          <w:rFonts w:cstheme="minorHAnsi"/>
+          <w:sz w:val="28"/>
+          <w:szCs w:val="28"/>
+          <w:lang w:val="en-US"/>
+        </w:rPr>
+        <w:t>← footer on each page</w:t>
       </w:r>
     </w:p>
     <w:p>
@@ -2630,20 +2738,9 @@
           <w:lang w:eastAsia="en-IN"/>
           <w14:ligatures w14:val="none"/>
         </w:rPr>
-        <w:t>AT SELECTION-SCREEN-OUTPUT</w:t>
-      </w:r>
-      <w:r>
-        <w:rPr>
-          <w:rFonts w:eastAsia="Times New Roman" w:cstheme="minorHAnsi"/>
-          <w:color w:val="000000"/>
-          <w:kern w:val="0"/>
-          <w:sz w:val="28"/>
-          <w:szCs w:val="28"/>
-          <w:lang w:eastAsia="en-IN"/>
-          <w14:ligatures w14:val="none"/>
-        </w:rPr>
-        <w:t xml:space="preserve"> </w:t>
-      </w:r>
+        <w:t>AT SELECTION-SCREEN-</w:t>
+      </w:r>
+      <w:proofErr w:type="gramStart"/>
       <w:r>
         <w:rPr>
           <w:rFonts w:eastAsia="Times New Roman" w:cstheme="minorHAnsi"/>
@@ -2656,8 +2753,35 @@
           <w:lang w:eastAsia="en-IN"/>
           <w14:ligatures w14:val="none"/>
         </w:rPr>
+        <w:t>OUTPUT</w:t>
+      </w:r>
+      <w:r>
+        <w:rPr>
+          <w:rFonts w:eastAsia="Times New Roman" w:cstheme="minorHAnsi"/>
+          <w:color w:val="000000"/>
+          <w:kern w:val="0"/>
+          <w:sz w:val="28"/>
+          <w:szCs w:val="28"/>
+          <w:lang w:eastAsia="en-IN"/>
+          <w14:ligatures w14:val="none"/>
+        </w:rPr>
+        <w:t xml:space="preserve"> </w:t>
+      </w:r>
+      <w:r>
+        <w:rPr>
+          <w:rFonts w:eastAsia="Times New Roman" w:cstheme="minorHAnsi"/>
+          <w:b/>
+          <w:bCs/>
+          <w:color w:val="000000"/>
+          <w:kern w:val="0"/>
+          <w:sz w:val="28"/>
+          <w:szCs w:val="28"/>
+          <w:lang w:eastAsia="en-IN"/>
+          <w14:ligatures w14:val="none"/>
+        </w:rPr>
         <w:t>:</w:t>
       </w:r>
+      <w:proofErr w:type="gramEnd"/>
     </w:p>
     <w:p>
       <w:pPr>
@@ -3453,7 +3577,67 @@
           <w14:ligatures w14:val="none"/>
         </w:rPr>
         <w:lastRenderedPageBreak/>
-        <w:t>Difference between At selection screen and At selection screen output?</w:t>
+        <w:t xml:space="preserve">Difference between </w:t>
+      </w:r>
+      <w:proofErr w:type="gramStart"/>
+      <w:r>
+        <w:rPr>
+          <w:rFonts w:eastAsia="Times New Roman" w:cstheme="minorHAnsi"/>
+          <w:b/>
+          <w:bCs/>
+          <w:color w:val="000000"/>
+          <w:kern w:val="0"/>
+          <w:sz w:val="28"/>
+          <w:szCs w:val="28"/>
+          <w:lang w:eastAsia="en-IN"/>
+          <w14:ligatures w14:val="none"/>
+        </w:rPr>
+        <w:t>At</w:t>
+      </w:r>
+      <w:proofErr w:type="gramEnd"/>
+      <w:r>
+        <w:rPr>
+          <w:rFonts w:eastAsia="Times New Roman" w:cstheme="minorHAnsi"/>
+          <w:b/>
+          <w:bCs/>
+          <w:color w:val="000000"/>
+          <w:kern w:val="0"/>
+          <w:sz w:val="28"/>
+          <w:szCs w:val="28"/>
+          <w:lang w:eastAsia="en-IN"/>
+          <w14:ligatures w14:val="none"/>
+        </w:rPr>
+        <w:t xml:space="preserve"> selection screen and </w:t>
+      </w:r>
+      <w:proofErr w:type="gramStart"/>
+      <w:r>
+        <w:rPr>
+          <w:rFonts w:eastAsia="Times New Roman" w:cstheme="minorHAnsi"/>
+          <w:b/>
+          <w:bCs/>
+          <w:color w:val="000000"/>
+          <w:kern w:val="0"/>
+          <w:sz w:val="28"/>
+          <w:szCs w:val="28"/>
+          <w:lang w:eastAsia="en-IN"/>
+          <w14:ligatures w14:val="none"/>
+        </w:rPr>
+        <w:t>At</w:t>
+      </w:r>
+      <w:proofErr w:type="gramEnd"/>
+      <w:r>
+        <w:rPr>
+          <w:rFonts w:eastAsia="Times New Roman" w:cstheme="minorHAnsi"/>
+          <w:b/>
+          <w:bCs/>
+          <w:color w:val="000000"/>
+          <w:kern w:val="0"/>
+          <w:sz w:val="28"/>
+          <w:szCs w:val="28"/>
+          <w:lang w:eastAsia="en-IN"/>
+          <w14:ligatures w14:val="none"/>
+        </w:rPr>
+        <w:t xml:space="preserve"> selection screen output?</w:t>
       </w:r>
     </w:p>
     <w:p>
@@ -6598,6 +6782,7 @@
   <w:style w:type="character" w:default="1" w:styleId="DefaultParagraphFont">
     <w:name w:val="Default Paragraph Font"/>
     <w:uiPriority w:val="1"/>
+    <w:semiHidden/>
     <w:unhideWhenUsed/>
   </w:style>
   <w:style w:type="table" w:default="1" w:styleId="TableNormal">
